--- a/final report.docx
+++ b/final report.docx
@@ -39,7 +39,7 @@
           <w:szCs w:val="21"/>
           <w:rtl w:val="0"/>
         </w:rPr>
-        <w:t xml:space="preserve">Comprehensive Quality Assurance Testing Repor</w:t>
+        <w:t xml:space="preserve">Comprehensive Quality Assurance Testing Report</w:t>
       </w:r>
     </w:p>
     <w:p>
@@ -303,53 +303,30 @@
           <w:szCs w:val="21"/>
           <w:rtl w:val="0"/>
         </w:rPr>
-        <w:t xml:space="preserve">8. Quality Metrics and Statistics</w:t>
-      </w:r>
-    </w:p>
-    <w:p>
-      <w:pPr>
-        <w:ind w:left="-708.6614173228347" w:firstLine="0"/>
-        <w:rPr>
-          <w:rFonts w:ascii="Roboto" w:cs="Roboto" w:eastAsia="Roboto" w:hAnsi="Roboto"/>
-          <w:b w:val="1"/>
-          <w:bCs w:val="1"/>
-          <w:sz w:val="21"/>
-          <w:szCs w:val="21"/>
-        </w:rPr>
-      </w:pPr>
-      <w:r>
-        <w:rPr>
-          <w:rFonts w:ascii="Roboto" w:cs="Roboto" w:eastAsia="Roboto" w:hAnsi="Roboto"/>
-          <w:b w:val="1"/>
-          <w:bCs w:val="1"/>
-          <w:sz w:val="21"/>
-          <w:szCs w:val="21"/>
-          <w:rtl w:val="0"/>
-        </w:rPr>
-        <w:t xml:space="preserve">9. Risk Assessment</w:t>
-      </w:r>
-    </w:p>
-    <w:p>
-      <w:pPr>
-        <w:ind w:left="-708.6614173228347" w:firstLine="0"/>
-        <w:rPr>
-          <w:rFonts w:ascii="Roboto" w:cs="Roboto" w:eastAsia="Roboto" w:hAnsi="Roboto"/>
-          <w:b w:val="1"/>
-          <w:bCs w:val="1"/>
-          <w:sz w:val="21"/>
-          <w:szCs w:val="21"/>
-        </w:rPr>
-      </w:pPr>
-      <w:r>
-        <w:rPr>
-          <w:rFonts w:ascii="Roboto" w:cs="Roboto" w:eastAsia="Roboto" w:hAnsi="Roboto"/>
-          <w:b w:val="1"/>
-          <w:bCs w:val="1"/>
-          <w:sz w:val="21"/>
-          <w:szCs w:val="21"/>
-          <w:rtl w:val="0"/>
-        </w:rPr>
-        <w:t xml:space="preserve">10. Conclusions</w:t>
+        <w:t xml:space="preserve">8. Risk Assessment</w:t>
+      </w:r>
+    </w:p>
+    <w:p>
+      <w:pPr>
+        <w:ind w:left="-708.6614173228347" w:firstLine="0"/>
+        <w:rPr>
+          <w:rFonts w:ascii="Roboto" w:cs="Roboto" w:eastAsia="Roboto" w:hAnsi="Roboto"/>
+          <w:b w:val="1"/>
+          <w:bCs w:val="1"/>
+          <w:sz w:val="21"/>
+          <w:szCs w:val="21"/>
+        </w:rPr>
+      </w:pPr>
+      <w:r>
+        <w:rPr>
+          <w:rFonts w:ascii="Roboto" w:cs="Roboto" w:eastAsia="Roboto" w:hAnsi="Roboto"/>
+          <w:b w:val="1"/>
+          <w:bCs w:val="1"/>
+          <w:sz w:val="21"/>
+          <w:szCs w:val="21"/>
+          <w:rtl w:val="0"/>
+        </w:rPr>
+        <w:t xml:space="preserve">9. Conclusions</w:t>
       </w:r>
     </w:p>
     <w:p>
@@ -4372,7 +4349,7 @@
           <w:szCs w:val="21"/>
           <w:rtl w:val="0"/>
         </w:rPr>
-        <w:t xml:space="preserve">Status: Complete checkout flow reliable and accurate</w:t>
+        <w:t xml:space="preserve">Status: Complete checkout flow is reliable and accurate</w:t>
       </w:r>
     </w:p>
     <w:p>
@@ -6334,7 +6311,7 @@
           <w:szCs w:val="21"/>
           <w:rtl w:val="0"/>
         </w:rPr>
-        <w:t xml:space="preserve"> TC_EDGE_002  </w:t>
+        <w:t xml:space="preserve"> T602</w:t>
       </w:r>
     </w:p>
     <w:p>
@@ -6599,6 +6576,681 @@
           <w:szCs w:val="21"/>
           <w:rtl w:val="0"/>
         </w:rPr>
+        <w:t xml:space="preserve">1. Log out and clear the session</w:t>
+      </w:r>
+    </w:p>
+    <w:p>
+      <w:pPr>
+        <w:ind w:left="-708.6614173228347" w:firstLine="0"/>
+        <w:rPr>
+          <w:rFonts w:ascii="Roboto" w:cs="Roboto" w:eastAsia="Roboto" w:hAnsi="Roboto"/>
+          <w:b w:val="1"/>
+          <w:bCs w:val="1"/>
+          <w:sz w:val="21"/>
+          <w:szCs w:val="21"/>
+        </w:rPr>
+      </w:pPr>
+      <w:r>
+        <w:rPr>
+          <w:rFonts w:ascii="Roboto" w:cs="Roboto" w:eastAsia="Roboto" w:hAnsi="Roboto"/>
+          <w:b w:val="1"/>
+          <w:bCs w:val="1"/>
+          <w:sz w:val="21"/>
+          <w:szCs w:val="21"/>
+          <w:rtl w:val="0"/>
+        </w:rPr>
+        <w:t xml:space="preserve">2. Type https://www.saucedemo.com/cart.html in the address bar</w:t>
+      </w:r>
+    </w:p>
+    <w:p>
+      <w:pPr>
+        <w:ind w:left="-708.6614173228347" w:firstLine="0"/>
+        <w:rPr>
+          <w:rFonts w:ascii="Roboto" w:cs="Roboto" w:eastAsia="Roboto" w:hAnsi="Roboto"/>
+          <w:b w:val="1"/>
+          <w:bCs w:val="1"/>
+          <w:sz w:val="21"/>
+          <w:szCs w:val="21"/>
+        </w:rPr>
+      </w:pPr>
+      <w:r>
+        <w:rPr>
+          <w:rFonts w:ascii="Roboto" w:cs="Roboto" w:eastAsia="Roboto" w:hAnsi="Roboto"/>
+          <w:b w:val="1"/>
+          <w:bCs w:val="1"/>
+          <w:sz w:val="21"/>
+          <w:szCs w:val="21"/>
+          <w:rtl w:val="0"/>
+        </w:rPr>
+        <w:t xml:space="preserve">3. Press Enter</w:t>
+      </w:r>
+    </w:p>
+    <w:p>
+      <w:pPr>
+        <w:ind w:left="-708.6614173228347" w:firstLine="0"/>
+        <w:rPr>
+          <w:rFonts w:ascii="Roboto" w:cs="Roboto" w:eastAsia="Roboto" w:hAnsi="Roboto"/>
+          <w:b w:val="1"/>
+          <w:bCs w:val="1"/>
+          <w:sz w:val="21"/>
+          <w:szCs w:val="21"/>
+        </w:rPr>
+      </w:pPr>
+      <w:r>
+        <w:rPr>
+          <w:rFonts w:ascii="Roboto" w:cs="Roboto" w:eastAsia="Roboto" w:hAnsi="Roboto"/>
+          <w:b w:val="1"/>
+          <w:bCs w:val="1"/>
+          <w:sz w:val="21"/>
+          <w:szCs w:val="21"/>
+          <w:rtl w:val="0"/>
+        </w:rPr>
+        <w:t xml:space="preserve">4. Observe that the cart page loads without logging in</w:t>
+      </w:r>
+    </w:p>
+    <w:p>
+      <w:pPr>
+        <w:ind w:left="-708.6614173228347" w:firstLine="0"/>
+        <w:rPr>
+          <w:rFonts w:ascii="Roboto" w:cs="Roboto" w:eastAsia="Roboto" w:hAnsi="Roboto"/>
+          <w:b w:val="1"/>
+          <w:bCs w:val="1"/>
+          <w:sz w:val="21"/>
+          <w:szCs w:val="21"/>
+        </w:rPr>
+      </w:pPr>
+      <w:r>
+        <w:rPr>
+          <w:rtl w:val="0"/>
+        </w:rPr>
+      </w:r>
+    </w:p>
+    <w:p>
+      <w:pPr>
+        <w:ind w:left="-708.6614173228347" w:firstLine="0"/>
+        <w:rPr>
+          <w:rFonts w:ascii="Roboto" w:cs="Roboto" w:eastAsia="Roboto" w:hAnsi="Roboto"/>
+          <w:b w:val="1"/>
+          <w:bCs w:val="1"/>
+          <w:sz w:val="21"/>
+          <w:szCs w:val="21"/>
+          <w:u w:val="single"/>
+        </w:rPr>
+      </w:pPr>
+      <w:r>
+        <w:rPr>
+          <w:rFonts w:ascii="Roboto" w:cs="Roboto" w:eastAsia="Roboto" w:hAnsi="Roboto"/>
+          <w:b w:val="1"/>
+          <w:bCs w:val="1"/>
+          <w:sz w:val="21"/>
+          <w:szCs w:val="21"/>
+          <w:u w:val="single"/>
+          <w:rtl w:val="0"/>
+        </w:rPr>
+        <w:t xml:space="preserve">Impact Assessment:</w:t>
+      </w:r>
+    </w:p>
+    <w:p>
+      <w:pPr>
+        <w:ind w:left="-708.6614173228347" w:firstLine="0"/>
+        <w:rPr>
+          <w:rFonts w:ascii="Roboto" w:cs="Roboto" w:eastAsia="Roboto" w:hAnsi="Roboto"/>
+          <w:b w:val="1"/>
+          <w:bCs w:val="1"/>
+          <w:sz w:val="21"/>
+          <w:szCs w:val="21"/>
+        </w:rPr>
+      </w:pPr>
+      <w:r>
+        <w:rPr>
+          <w:rFonts w:ascii="Roboto" w:cs="Roboto" w:eastAsia="Roboto" w:hAnsi="Roboto"/>
+          <w:b w:val="1"/>
+          <w:bCs w:val="1"/>
+          <w:sz w:val="21"/>
+          <w:szCs w:val="21"/>
+          <w:rtl w:val="0"/>
+        </w:rPr>
+        <w:t xml:space="preserve">- Security Risk: HIGH - Unauthorized access to checkout interface</w:t>
+      </w:r>
+    </w:p>
+    <w:p>
+      <w:pPr>
+        <w:ind w:left="-708.6614173228347" w:firstLine="0"/>
+        <w:rPr>
+          <w:rFonts w:ascii="Roboto" w:cs="Roboto" w:eastAsia="Roboto" w:hAnsi="Roboto"/>
+          <w:b w:val="1"/>
+          <w:bCs w:val="1"/>
+          <w:sz w:val="21"/>
+          <w:szCs w:val="21"/>
+        </w:rPr>
+      </w:pPr>
+      <w:r>
+        <w:rPr>
+          <w:rFonts w:ascii="Roboto" w:cs="Roboto" w:eastAsia="Roboto" w:hAnsi="Roboto"/>
+          <w:b w:val="1"/>
+          <w:bCs w:val="1"/>
+          <w:sz w:val="21"/>
+          <w:szCs w:val="21"/>
+          <w:rtl w:val="0"/>
+        </w:rPr>
+        <w:t xml:space="preserve">- Business Impact: MEDIUM - Potential data exposure</w:t>
+      </w:r>
+    </w:p>
+    <w:p>
+      <w:pPr>
+        <w:ind w:left="-708.6614173228347" w:firstLine="0"/>
+        <w:rPr>
+          <w:rFonts w:ascii="Roboto" w:cs="Roboto" w:eastAsia="Roboto" w:hAnsi="Roboto"/>
+          <w:b w:val="1"/>
+          <w:bCs w:val="1"/>
+          <w:sz w:val="21"/>
+          <w:szCs w:val="21"/>
+        </w:rPr>
+      </w:pPr>
+      <w:r>
+        <w:rPr>
+          <w:rFonts w:ascii="Roboto" w:cs="Roboto" w:eastAsia="Roboto" w:hAnsi="Roboto"/>
+          <w:b w:val="1"/>
+          <w:bCs w:val="1"/>
+          <w:sz w:val="21"/>
+          <w:szCs w:val="21"/>
+          <w:rtl w:val="0"/>
+        </w:rPr>
+        <w:t xml:space="preserve">- User Impact: LOW (demo app) to HIGH (production)</w:t>
+      </w:r>
+    </w:p>
+    <w:p>
+      <w:pPr>
+        <w:ind w:left="-708.6614173228347" w:firstLine="0"/>
+        <w:rPr>
+          <w:rFonts w:ascii="Roboto" w:cs="Roboto" w:eastAsia="Roboto" w:hAnsi="Roboto"/>
+          <w:b w:val="1"/>
+          <w:bCs w:val="1"/>
+          <w:sz w:val="21"/>
+          <w:szCs w:val="21"/>
+        </w:rPr>
+      </w:pPr>
+      <w:r>
+        <w:rPr>
+          <w:rtl w:val="0"/>
+        </w:rPr>
+      </w:r>
+    </w:p>
+    <w:p>
+      <w:pPr>
+        <w:ind w:left="-708.6614173228347" w:firstLine="0"/>
+        <w:rPr>
+          <w:rFonts w:ascii="Roboto" w:cs="Roboto" w:eastAsia="Roboto" w:hAnsi="Roboto"/>
+          <w:b w:val="1"/>
+          <w:bCs w:val="1"/>
+          <w:sz w:val="21"/>
+          <w:szCs w:val="21"/>
+        </w:rPr>
+      </w:pPr>
+      <w:r>
+        <w:rPr>
+          <w:rFonts w:ascii="Roboto" w:cs="Roboto" w:eastAsia="Roboto" w:hAnsi="Roboto"/>
+          <w:b w:val="1"/>
+          <w:bCs w:val="1"/>
+          <w:sz w:val="21"/>
+          <w:szCs w:val="21"/>
+          <w:rtl w:val="0"/>
+        </w:rPr>
+        <w:t xml:space="preserve">🔴 DEF_002: Unauthorized Access to Checkout Pages</w:t>
+      </w:r>
+    </w:p>
+    <w:p>
+      <w:pPr>
+        <w:ind w:left="-708.6614173228347" w:firstLine="0"/>
+        <w:rPr>
+          <w:rFonts w:ascii="Roboto" w:cs="Roboto" w:eastAsia="Roboto" w:hAnsi="Roboto"/>
+          <w:b w:val="1"/>
+          <w:bCs w:val="1"/>
+          <w:sz w:val="21"/>
+          <w:szCs w:val="21"/>
+        </w:rPr>
+      </w:pPr>
+      <w:r>
+        <w:rPr>
+          <w:rtl w:val="0"/>
+        </w:rPr>
+      </w:r>
+    </w:p>
+    <w:p>
+      <w:pPr>
+        <w:ind w:left="-708.6614173228347" w:firstLine="0"/>
+        <w:rPr>
+          <w:rFonts w:ascii="Roboto" w:cs="Roboto" w:eastAsia="Roboto" w:hAnsi="Roboto"/>
+          <w:b w:val="1"/>
+          <w:bCs w:val="1"/>
+          <w:sz w:val="21"/>
+          <w:szCs w:val="21"/>
+        </w:rPr>
+      </w:pPr>
+      <w:r>
+        <w:rPr>
+          <w:rFonts w:ascii="Roboto" w:cs="Roboto" w:eastAsia="Roboto" w:hAnsi="Roboto"/>
+          <w:b w:val="1"/>
+          <w:bCs w:val="1"/>
+          <w:sz w:val="21"/>
+          <w:szCs w:val="21"/>
+          <w:u w:val="single"/>
+          <w:rtl w:val="0"/>
+        </w:rPr>
+        <w:t xml:space="preserve">Severity: </w:t>
+      </w:r>
+      <w:r>
+        <w:rPr>
+          <w:rFonts w:ascii="Roboto" w:cs="Roboto" w:eastAsia="Roboto" w:hAnsi="Roboto"/>
+          <w:b w:val="1"/>
+          <w:bCs w:val="1"/>
+          <w:sz w:val="21"/>
+          <w:szCs w:val="21"/>
+          <w:rtl w:val="0"/>
+        </w:rPr>
+        <w:t xml:space="preserve">CRITICAL 🔴  </w:t>
+      </w:r>
+    </w:p>
+    <w:p>
+      <w:pPr>
+        <w:ind w:left="-708.6614173228347" w:firstLine="0"/>
+        <w:rPr>
+          <w:rFonts w:ascii="Roboto" w:cs="Roboto" w:eastAsia="Roboto" w:hAnsi="Roboto"/>
+          <w:b w:val="1"/>
+          <w:bCs w:val="1"/>
+          <w:sz w:val="21"/>
+          <w:szCs w:val="21"/>
+        </w:rPr>
+      </w:pPr>
+      <w:r>
+        <w:rPr>
+          <w:rFonts w:ascii="Roboto" w:cs="Roboto" w:eastAsia="Roboto" w:hAnsi="Roboto"/>
+          <w:b w:val="1"/>
+          <w:bCs w:val="1"/>
+          <w:sz w:val="21"/>
+          <w:szCs w:val="21"/>
+          <w:u w:val="single"/>
+          <w:rtl w:val="0"/>
+        </w:rPr>
+        <w:t xml:space="preserve">Status:</w:t>
+      </w:r>
+      <w:r>
+        <w:rPr>
+          <w:rFonts w:ascii="Roboto" w:cs="Roboto" w:eastAsia="Roboto" w:hAnsi="Roboto"/>
+          <w:b w:val="1"/>
+          <w:bCs w:val="1"/>
+          <w:sz w:val="21"/>
+          <w:szCs w:val="21"/>
+          <w:rtl w:val="0"/>
+        </w:rPr>
+        <w:t xml:space="preserve"> OPEN  </w:t>
+      </w:r>
+    </w:p>
+    <w:p>
+      <w:pPr>
+        <w:ind w:left="-708.6614173228347" w:firstLine="0"/>
+        <w:rPr>
+          <w:rFonts w:ascii="Roboto" w:cs="Roboto" w:eastAsia="Roboto" w:hAnsi="Roboto"/>
+          <w:b w:val="1"/>
+          <w:bCs w:val="1"/>
+          <w:sz w:val="21"/>
+          <w:szCs w:val="21"/>
+        </w:rPr>
+      </w:pPr>
+      <w:r>
+        <w:rPr>
+          <w:rFonts w:ascii="Roboto" w:cs="Roboto" w:eastAsia="Roboto" w:hAnsi="Roboto"/>
+          <w:b w:val="1"/>
+          <w:bCs w:val="1"/>
+          <w:sz w:val="21"/>
+          <w:szCs w:val="21"/>
+          <w:u w:val="single"/>
+          <w:rtl w:val="0"/>
+        </w:rPr>
+        <w:t xml:space="preserve">Test Case</w:t>
+      </w:r>
+      <w:r>
+        <w:rPr>
+          <w:rFonts w:ascii="Roboto" w:cs="Roboto" w:eastAsia="Roboto" w:hAnsi="Roboto"/>
+          <w:b w:val="1"/>
+          <w:bCs w:val="1"/>
+          <w:sz w:val="21"/>
+          <w:szCs w:val="21"/>
+          <w:rtl w:val="0"/>
+        </w:rPr>
+        <w:t xml:space="preserve">: T603 </w:t>
+      </w:r>
+    </w:p>
+    <w:p>
+      <w:pPr>
+        <w:ind w:left="-708.6614173228347" w:firstLine="0"/>
+        <w:rPr>
+          <w:rFonts w:ascii="Roboto" w:cs="Roboto" w:eastAsia="Roboto" w:hAnsi="Roboto"/>
+          <w:b w:val="1"/>
+          <w:bCs w:val="1"/>
+          <w:sz w:val="21"/>
+          <w:szCs w:val="21"/>
+        </w:rPr>
+      </w:pPr>
+      <w:r>
+        <w:rPr>
+          <w:rtl w:val="0"/>
+        </w:rPr>
+      </w:r>
+    </w:p>
+    <w:p>
+      <w:pPr>
+        <w:ind w:left="-708.6614173228347" w:firstLine="0"/>
+        <w:rPr>
+          <w:rFonts w:ascii="Roboto" w:cs="Roboto" w:eastAsia="Roboto" w:hAnsi="Roboto"/>
+          <w:b w:val="1"/>
+          <w:bCs w:val="1"/>
+          <w:sz w:val="21"/>
+          <w:szCs w:val="21"/>
+          <w:u w:val="single"/>
+        </w:rPr>
+      </w:pPr>
+      <w:r>
+        <w:rPr>
+          <w:rFonts w:ascii="Roboto" w:cs="Roboto" w:eastAsia="Roboto" w:hAnsi="Roboto"/>
+          <w:b w:val="1"/>
+          <w:bCs w:val="1"/>
+          <w:sz w:val="21"/>
+          <w:szCs w:val="21"/>
+          <w:u w:val="single"/>
+          <w:rtl w:val="0"/>
+        </w:rPr>
+        <w:t xml:space="preserve">Description:</w:t>
+      </w:r>
+    </w:p>
+    <w:p>
+      <w:pPr>
+        <w:ind w:left="-708.6614173228347" w:firstLine="0"/>
+        <w:rPr>
+          <w:rFonts w:ascii="Roboto" w:cs="Roboto" w:eastAsia="Roboto" w:hAnsi="Roboto"/>
+          <w:b w:val="1"/>
+          <w:bCs w:val="1"/>
+          <w:sz w:val="21"/>
+          <w:szCs w:val="21"/>
+        </w:rPr>
+      </w:pPr>
+      <w:r>
+        <w:rPr>
+          <w:rFonts w:ascii="Roboto" w:cs="Roboto" w:eastAsia="Roboto" w:hAnsi="Roboto"/>
+          <w:b w:val="1"/>
+          <w:bCs w:val="1"/>
+          <w:sz w:val="21"/>
+          <w:szCs w:val="21"/>
+          <w:rtl w:val="0"/>
+        </w:rPr>
+        <w:t xml:space="preserve">Unauthenticated users can access checkout step pages directly via URL without authentication. This extends the security vulnerability to the payment/checkout workflow.</w:t>
+      </w:r>
+    </w:p>
+    <w:p>
+      <w:pPr>
+        <w:ind w:left="-708.6614173228347" w:firstLine="0"/>
+        <w:rPr>
+          <w:rFonts w:ascii="Roboto" w:cs="Roboto" w:eastAsia="Roboto" w:hAnsi="Roboto"/>
+          <w:b w:val="1"/>
+          <w:bCs w:val="1"/>
+          <w:sz w:val="21"/>
+          <w:szCs w:val="21"/>
+        </w:rPr>
+      </w:pPr>
+      <w:r>
+        <w:rPr>
+          <w:rtl w:val="0"/>
+        </w:rPr>
+      </w:r>
+    </w:p>
+    <w:p>
+      <w:pPr>
+        <w:ind w:left="-708.6614173228347" w:firstLine="0"/>
+        <w:rPr>
+          <w:rFonts w:ascii="Roboto" w:cs="Roboto" w:eastAsia="Roboto" w:hAnsi="Roboto"/>
+          <w:b w:val="1"/>
+          <w:bCs w:val="1"/>
+          <w:sz w:val="21"/>
+          <w:szCs w:val="21"/>
+          <w:u w:val="single"/>
+        </w:rPr>
+      </w:pPr>
+      <w:r>
+        <w:rPr>
+          <w:rFonts w:ascii="Roboto" w:cs="Roboto" w:eastAsia="Roboto" w:hAnsi="Roboto"/>
+          <w:b w:val="1"/>
+          <w:bCs w:val="1"/>
+          <w:sz w:val="21"/>
+          <w:szCs w:val="21"/>
+          <w:u w:val="single"/>
+          <w:rtl w:val="0"/>
+        </w:rPr>
+        <w:t xml:space="preserve">Technical Details:</w:t>
+      </w:r>
+    </w:p>
+    <w:p>
+      <w:pPr>
+        <w:ind w:left="-708.6614173228347" w:firstLine="0"/>
+        <w:rPr>
+          <w:rFonts w:ascii="Roboto" w:cs="Roboto" w:eastAsia="Roboto" w:hAnsi="Roboto"/>
+          <w:b w:val="1"/>
+          <w:bCs w:val="1"/>
+          <w:sz w:val="21"/>
+          <w:szCs w:val="21"/>
+        </w:rPr>
+      </w:pPr>
+      <w:r>
+        <w:rPr>
+          <w:rFonts w:ascii="Roboto" w:cs="Roboto" w:eastAsia="Roboto" w:hAnsi="Roboto"/>
+          <w:b w:val="1"/>
+          <w:bCs w:val="1"/>
+          <w:sz w:val="21"/>
+          <w:szCs w:val="21"/>
+          <w:rtl w:val="0"/>
+        </w:rPr>
+        <w:t xml:space="preserve">- Affected URLs: </w:t>
+      </w:r>
+    </w:p>
+    <w:p>
+      <w:pPr>
+        <w:ind w:left="-708.6614173228347" w:firstLine="0"/>
+        <w:rPr>
+          <w:rFonts w:ascii="Roboto" w:cs="Roboto" w:eastAsia="Roboto" w:hAnsi="Roboto"/>
+          <w:b w:val="1"/>
+          <w:bCs w:val="1"/>
+          <w:sz w:val="21"/>
+          <w:szCs w:val="21"/>
+        </w:rPr>
+      </w:pPr>
+      <w:r>
+        <w:rPr>
+          <w:rFonts w:ascii="Roboto" w:cs="Roboto" w:eastAsia="Roboto" w:hAnsi="Roboto"/>
+          <w:b w:val="1"/>
+          <w:bCs w:val="1"/>
+          <w:sz w:val="21"/>
+          <w:szCs w:val="21"/>
+          <w:rtl w:val="0"/>
+        </w:rPr>
+        <w:t xml:space="preserve">  - https://www.saucedemo.com/checkout-step-one.html (Information form)</w:t>
+      </w:r>
+    </w:p>
+    <w:p>
+      <w:pPr>
+        <w:ind w:left="-708.6614173228347" w:firstLine="0"/>
+        <w:rPr>
+          <w:rFonts w:ascii="Roboto" w:cs="Roboto" w:eastAsia="Roboto" w:hAnsi="Roboto"/>
+          <w:b w:val="1"/>
+          <w:bCs w:val="1"/>
+          <w:sz w:val="21"/>
+          <w:szCs w:val="21"/>
+        </w:rPr>
+      </w:pPr>
+      <w:r>
+        <w:rPr>
+          <w:rFonts w:ascii="Roboto" w:cs="Roboto" w:eastAsia="Roboto" w:hAnsi="Roboto"/>
+          <w:b w:val="1"/>
+          <w:bCs w:val="1"/>
+          <w:sz w:val="21"/>
+          <w:szCs w:val="21"/>
+          <w:rtl w:val="0"/>
+        </w:rPr>
+        <w:t xml:space="preserve">  - https://www.saucedemo.com/checkout-step-two.html (Order review)</w:t>
+      </w:r>
+    </w:p>
+    <w:p>
+      <w:pPr>
+        <w:ind w:left="-708.6614173228347" w:firstLine="0"/>
+        <w:rPr>
+          <w:rFonts w:ascii="Roboto" w:cs="Roboto" w:eastAsia="Roboto" w:hAnsi="Roboto"/>
+          <w:b w:val="1"/>
+          <w:bCs w:val="1"/>
+          <w:sz w:val="21"/>
+          <w:szCs w:val="21"/>
+        </w:rPr>
+      </w:pPr>
+      <w:r>
+        <w:rPr>
+          <w:rFonts w:ascii="Roboto" w:cs="Roboto" w:eastAsia="Roboto" w:hAnsi="Roboto"/>
+          <w:b w:val="1"/>
+          <w:bCs w:val="1"/>
+          <w:sz w:val="21"/>
+          <w:szCs w:val="21"/>
+          <w:rtl w:val="0"/>
+        </w:rPr>
+        <w:t xml:space="preserve">  - https://www.saucedemo.com/checkout-complete.html (Confirmation)</w:t>
+      </w:r>
+    </w:p>
+    <w:p>
+      <w:pPr>
+        <w:ind w:left="-708.6614173228347" w:firstLine="0"/>
+        <w:rPr>
+          <w:rFonts w:ascii="Roboto" w:cs="Roboto" w:eastAsia="Roboto" w:hAnsi="Roboto"/>
+          <w:b w:val="1"/>
+          <w:bCs w:val="1"/>
+          <w:sz w:val="21"/>
+          <w:szCs w:val="21"/>
+        </w:rPr>
+      </w:pPr>
+      <w:r>
+        <w:rPr>
+          <w:rFonts w:ascii="Roboto" w:cs="Roboto" w:eastAsia="Roboto" w:hAnsi="Roboto"/>
+          <w:b w:val="1"/>
+          <w:bCs w:val="1"/>
+          <w:sz w:val="21"/>
+          <w:szCs w:val="21"/>
+          <w:rtl w:val="0"/>
+        </w:rPr>
+        <w:t xml:space="preserve">- Expected Behavior: Require authentication before checkout access</w:t>
+      </w:r>
+    </w:p>
+    <w:p>
+      <w:pPr>
+        <w:ind w:left="-708.6614173228347" w:firstLine="0"/>
+        <w:rPr>
+          <w:rFonts w:ascii="Roboto" w:cs="Roboto" w:eastAsia="Roboto" w:hAnsi="Roboto"/>
+          <w:b w:val="1"/>
+          <w:bCs w:val="1"/>
+          <w:sz w:val="21"/>
+          <w:szCs w:val="21"/>
+        </w:rPr>
+      </w:pPr>
+      <w:r>
+        <w:rPr>
+          <w:rFonts w:ascii="Roboto" w:cs="Roboto" w:eastAsia="Roboto" w:hAnsi="Roboto"/>
+          <w:b w:val="1"/>
+          <w:bCs w:val="1"/>
+          <w:sz w:val="21"/>
+          <w:szCs w:val="21"/>
+          <w:rtl w:val="0"/>
+        </w:rPr>
+        <w:t xml:space="preserve">- Actual Behavior: Checkout pages accessible and partially functional without login</w:t>
+      </w:r>
+    </w:p>
+    <w:p>
+      <w:pPr>
+        <w:ind w:left="-708.6614173228347" w:firstLine="0"/>
+        <w:rPr>
+          <w:rFonts w:ascii="Roboto" w:cs="Roboto" w:eastAsia="Roboto" w:hAnsi="Roboto"/>
+          <w:b w:val="1"/>
+          <w:bCs w:val="1"/>
+          <w:sz w:val="21"/>
+          <w:szCs w:val="21"/>
+        </w:rPr>
+      </w:pPr>
+      <w:r>
+        <w:rPr>
+          <w:rFonts w:ascii="Roboto" w:cs="Roboto" w:eastAsia="Roboto" w:hAnsi="Roboto"/>
+          <w:b w:val="1"/>
+          <w:bCs w:val="1"/>
+          <w:sz w:val="21"/>
+          <w:szCs w:val="21"/>
+          <w:rtl w:val="0"/>
+        </w:rPr>
+        <w:t xml:space="preserve">- Root Cause: Missing authentication checks on frontend routes</w:t>
+      </w:r>
+    </w:p>
+    <w:p>
+      <w:pPr>
+        <w:ind w:left="-708.6614173228347" w:firstLine="0"/>
+        <w:rPr>
+          <w:rFonts w:ascii="Roboto" w:cs="Roboto" w:eastAsia="Roboto" w:hAnsi="Roboto"/>
+          <w:b w:val="1"/>
+          <w:bCs w:val="1"/>
+          <w:sz w:val="21"/>
+          <w:szCs w:val="21"/>
+        </w:rPr>
+      </w:pPr>
+      <w:r>
+        <w:rPr>
+          <w:rtl w:val="0"/>
+        </w:rPr>
+      </w:r>
+    </w:p>
+    <w:p>
+      <w:pPr>
+        <w:ind w:left="-708.6614173228347" w:firstLine="0"/>
+        <w:rPr>
+          <w:rFonts w:ascii="Roboto" w:cs="Roboto" w:eastAsia="Roboto" w:hAnsi="Roboto"/>
+          <w:b w:val="1"/>
+          <w:bCs w:val="1"/>
+          <w:sz w:val="21"/>
+          <w:szCs w:val="21"/>
+          <w:u w:val="single"/>
+        </w:rPr>
+      </w:pPr>
+      <w:r>
+        <w:rPr>
+          <w:rFonts w:ascii="Roboto" w:cs="Roboto" w:eastAsia="Roboto" w:hAnsi="Roboto"/>
+          <w:b w:val="1"/>
+          <w:bCs w:val="1"/>
+          <w:sz w:val="21"/>
+          <w:szCs w:val="21"/>
+          <w:u w:val="single"/>
+          <w:rtl w:val="0"/>
+        </w:rPr>
+        <w:t xml:space="preserve">Steps to Reproduce:</w:t>
+      </w:r>
+    </w:p>
+    <w:p>
+      <w:pPr>
+        <w:ind w:left="-708.6614173228347" w:firstLine="0"/>
+        <w:rPr>
+          <w:rFonts w:ascii="Roboto" w:cs="Roboto" w:eastAsia="Roboto" w:hAnsi="Roboto"/>
+          <w:b w:val="1"/>
+          <w:bCs w:val="1"/>
+          <w:sz w:val="21"/>
+          <w:szCs w:val="21"/>
+        </w:rPr>
+      </w:pPr>
+      <w:r>
+        <w:rPr>
+          <w:rFonts w:ascii="Roboto" w:cs="Roboto" w:eastAsia="Roboto" w:hAnsi="Roboto"/>
+          <w:b w:val="1"/>
+          <w:bCs w:val="1"/>
+          <w:sz w:val="21"/>
+          <w:szCs w:val="21"/>
+          <w:rtl w:val="0"/>
+        </w:rPr>
         <w:t xml:space="preserve">1. Log out and clear session</w:t>
       </w:r>
     </w:p>
@@ -6622,7 +7274,7 @@
           <w:szCs w:val="21"/>
           <w:rtl w:val="0"/>
         </w:rPr>
-        <w:t xml:space="preserve">2. Type https://www.saucedemo.com/cart.html in address bar</w:t>
+        <w:t xml:space="preserve">2. Type https://www.saucedemo.com/checkout-step-one.html in address bar</w:t>
       </w:r>
     </w:p>
     <w:p>
@@ -6668,7 +7320,7 @@
           <w:szCs w:val="21"/>
           <w:rtl w:val="0"/>
         </w:rPr>
-        <w:t xml:space="preserve">4. Observe that cart page loads without login</w:t>
+        <w:t xml:space="preserve">4. Observe checkout form displays without login requirement</w:t>
       </w:r>
     </w:p>
     <w:p>
@@ -6733,93 +7385,136 @@
           <w:szCs w:val="21"/>
           <w:rtl w:val="0"/>
         </w:rPr>
-        <w:t xml:space="preserve">- Security Risk: HIGH - Unauthorized access to checkout interface</w:t>
-      </w:r>
-    </w:p>
-    <w:p>
-      <w:pPr>
-        <w:ind w:left="-708.6614173228347" w:firstLine="0"/>
-        <w:rPr>
-          <w:rFonts w:ascii="Roboto" w:cs="Roboto" w:eastAsia="Roboto" w:hAnsi="Roboto"/>
-          <w:b w:val="1"/>
-          <w:bCs w:val="1"/>
-          <w:sz w:val="21"/>
-          <w:szCs w:val="21"/>
-        </w:rPr>
-      </w:pPr>
-      <w:r>
-        <w:rPr>
-          <w:rFonts w:ascii="Roboto" w:cs="Roboto" w:eastAsia="Roboto" w:hAnsi="Roboto"/>
-          <w:b w:val="1"/>
-          <w:bCs w:val="1"/>
-          <w:sz w:val="21"/>
-          <w:szCs w:val="21"/>
-          <w:rtl w:val="0"/>
-        </w:rPr>
-        <w:t xml:space="preserve">- Business Impact: MEDIUM - Potential data exposure</w:t>
-      </w:r>
-    </w:p>
-    <w:p>
-      <w:pPr>
-        <w:ind w:left="-708.6614173228347" w:firstLine="0"/>
-        <w:rPr>
-          <w:rFonts w:ascii="Roboto" w:cs="Roboto" w:eastAsia="Roboto" w:hAnsi="Roboto"/>
-          <w:b w:val="1"/>
-          <w:bCs w:val="1"/>
-          <w:sz w:val="21"/>
-          <w:szCs w:val="21"/>
-        </w:rPr>
-      </w:pPr>
-      <w:r>
-        <w:rPr>
-          <w:rFonts w:ascii="Roboto" w:cs="Roboto" w:eastAsia="Roboto" w:hAnsi="Roboto"/>
-          <w:b w:val="1"/>
-          <w:bCs w:val="1"/>
-          <w:sz w:val="21"/>
-          <w:szCs w:val="21"/>
-          <w:rtl w:val="0"/>
-        </w:rPr>
-        <w:t xml:space="preserve">- User Impact: LOW (demo app) to HIGH (production)</w:t>
-      </w:r>
-    </w:p>
-    <w:p>
-      <w:pPr>
-        <w:ind w:left="-708.6614173228347" w:firstLine="0"/>
-        <w:rPr>
-          <w:rFonts w:ascii="Roboto" w:cs="Roboto" w:eastAsia="Roboto" w:hAnsi="Roboto"/>
-          <w:b w:val="1"/>
-          <w:bCs w:val="1"/>
-          <w:sz w:val="21"/>
-          <w:szCs w:val="21"/>
-        </w:rPr>
-      </w:pPr>
-      <w:r>
-        <w:rPr>
-          <w:rtl w:val="0"/>
-        </w:rPr>
-      </w:r>
-    </w:p>
-    <w:p>
-      <w:pPr>
-        <w:ind w:left="-708.6614173228347" w:firstLine="0"/>
-        <w:rPr>
-          <w:rFonts w:ascii="Roboto" w:cs="Roboto" w:eastAsia="Roboto" w:hAnsi="Roboto"/>
-          <w:b w:val="1"/>
-          <w:bCs w:val="1"/>
-          <w:sz w:val="21"/>
-          <w:szCs w:val="21"/>
-        </w:rPr>
-      </w:pPr>
-      <w:r>
-        <w:rPr>
-          <w:rFonts w:ascii="Roboto" w:cs="Roboto" w:eastAsia="Roboto" w:hAnsi="Roboto"/>
-          <w:b w:val="1"/>
-          <w:bCs w:val="1"/>
-          <w:sz w:val="21"/>
-          <w:szCs w:val="21"/>
-          <w:rtl w:val="0"/>
-        </w:rPr>
-        <w:t xml:space="preserve">🔴 DEF_002: Unauthorized Access to Checkout Pages</w:t>
+        <w:t xml:space="preserve">- Security Risk: CRITICAL - Direct access to payment flow without authentication</w:t>
+      </w:r>
+    </w:p>
+    <w:p>
+      <w:pPr>
+        <w:ind w:left="-708.6614173228347" w:firstLine="0"/>
+        <w:rPr>
+          <w:rFonts w:ascii="Roboto" w:cs="Roboto" w:eastAsia="Roboto" w:hAnsi="Roboto"/>
+          <w:b w:val="1"/>
+          <w:bCs w:val="1"/>
+          <w:sz w:val="21"/>
+          <w:szCs w:val="21"/>
+        </w:rPr>
+      </w:pPr>
+      <w:r>
+        <w:rPr>
+          <w:rFonts w:ascii="Roboto" w:cs="Roboto" w:eastAsia="Roboto" w:hAnsi="Roboto"/>
+          <w:b w:val="1"/>
+          <w:bCs w:val="1"/>
+          <w:sz w:val="21"/>
+          <w:szCs w:val="21"/>
+          <w:rtl w:val="0"/>
+        </w:rPr>
+        <w:t xml:space="preserve">- Business Impact: HIGH - Major security compliance violation</w:t>
+      </w:r>
+    </w:p>
+    <w:p>
+      <w:pPr>
+        <w:ind w:left="-708.6614173228347" w:firstLine="0"/>
+        <w:rPr>
+          <w:rFonts w:ascii="Roboto" w:cs="Roboto" w:eastAsia="Roboto" w:hAnsi="Roboto"/>
+          <w:b w:val="1"/>
+          <w:bCs w:val="1"/>
+          <w:sz w:val="21"/>
+          <w:szCs w:val="21"/>
+        </w:rPr>
+      </w:pPr>
+      <w:r>
+        <w:rPr>
+          <w:rFonts w:ascii="Roboto" w:cs="Roboto" w:eastAsia="Roboto" w:hAnsi="Roboto"/>
+          <w:b w:val="1"/>
+          <w:bCs w:val="1"/>
+          <w:sz w:val="21"/>
+          <w:szCs w:val="21"/>
+          <w:rtl w:val="0"/>
+        </w:rPr>
+        <w:t xml:space="preserve">- User Impact: HIGH - Potential fraud and unauthorized transactions</w:t>
+      </w:r>
+    </w:p>
+    <w:p>
+      <w:pPr>
+        <w:ind w:left="-708.6614173228347" w:firstLine="0"/>
+        <w:rPr>
+          <w:rFonts w:ascii="Roboto" w:cs="Roboto" w:eastAsia="Roboto" w:hAnsi="Roboto"/>
+          <w:b w:val="1"/>
+          <w:bCs w:val="1"/>
+          <w:sz w:val="21"/>
+          <w:szCs w:val="21"/>
+          <w:u w:val="single"/>
+        </w:rPr>
+      </w:pPr>
+      <w:r>
+        <w:rPr>
+          <w:rtl w:val="0"/>
+        </w:rPr>
+      </w:r>
+    </w:p>
+    <w:p>
+      <w:pPr>
+        <w:ind w:left="-708.6614173228347" w:firstLine="0"/>
+        <w:rPr>
+          <w:rFonts w:ascii="Roboto" w:cs="Roboto" w:eastAsia="Roboto" w:hAnsi="Roboto"/>
+          <w:b w:val="1"/>
+          <w:bCs w:val="1"/>
+          <w:sz w:val="21"/>
+          <w:szCs w:val="21"/>
+          <w:u w:val="single"/>
+        </w:rPr>
+      </w:pPr>
+      <w:r>
+        <w:rPr>
+          <w:rFonts w:ascii="Roboto" w:cs="Roboto" w:eastAsia="Roboto" w:hAnsi="Roboto"/>
+          <w:b w:val="1"/>
+          <w:bCs w:val="1"/>
+          <w:sz w:val="21"/>
+          <w:szCs w:val="21"/>
+          <w:u w:val="single"/>
+          <w:rtl w:val="0"/>
+        </w:rPr>
+        <w:t xml:space="preserve">Medium Priority Issues</w:t>
+      </w:r>
+    </w:p>
+    <w:p>
+      <w:pPr>
+        <w:ind w:left="-708.6614173228347" w:firstLine="0"/>
+        <w:rPr>
+          <w:rFonts w:ascii="Roboto" w:cs="Roboto" w:eastAsia="Roboto" w:hAnsi="Roboto"/>
+          <w:b w:val="1"/>
+          <w:bCs w:val="1"/>
+          <w:sz w:val="21"/>
+          <w:szCs w:val="21"/>
+        </w:rPr>
+      </w:pPr>
+      <w:r>
+        <w:rPr>
+          <w:rtl w:val="0"/>
+        </w:rPr>
+      </w:r>
+    </w:p>
+    <w:p>
+      <w:pPr>
+        <w:ind w:left="-708.6614173228347" w:firstLine="0"/>
+        <w:rPr>
+          <w:rFonts w:ascii="Roboto" w:cs="Roboto" w:eastAsia="Roboto" w:hAnsi="Roboto"/>
+          <w:b w:val="1"/>
+          <w:bCs w:val="1"/>
+          <w:sz w:val="21"/>
+          <w:szCs w:val="21"/>
+        </w:rPr>
+      </w:pPr>
+      <w:r>
+        <w:rPr>
+          <w:rFonts w:ascii="Roboto" w:cs="Roboto" w:eastAsia="Roboto" w:hAnsi="Roboto"/>
+          <w:b w:val="1"/>
+          <w:bCs w:val="1"/>
+          <w:sz w:val="21"/>
+          <w:szCs w:val="21"/>
+          <w:rtl w:val="0"/>
+        </w:rPr>
+        <w:t xml:space="preserve">⚠️ DEF_003: Cart Persistence After Logout</w:t>
       </w:r>
     </w:p>
     <w:p>
@@ -6871,7 +7566,7 @@
           <w:szCs w:val="21"/>
           <w:rtl w:val="0"/>
         </w:rPr>
-        <w:t xml:space="preserve">CRITICAL 🔴  </w:t>
+        <w:t xml:space="preserve">MEDIUM ⚠️  </w:t>
       </w:r>
     </w:p>
     <w:p>
@@ -6906,7 +7601,1242 @@
           <w:szCs w:val="21"/>
           <w:rtl w:val="0"/>
         </w:rPr>
-        <w:t xml:space="preserve"> OPEN  </w:t>
+        <w:t xml:space="preserve"> UNDER REVIEW  </w:t>
+      </w:r>
+    </w:p>
+    <w:p>
+      <w:pPr>
+        <w:ind w:left="-708.6614173228347" w:firstLine="0"/>
+        <w:rPr>
+          <w:rFonts w:ascii="Roboto" w:cs="Roboto" w:eastAsia="Roboto" w:hAnsi="Roboto"/>
+          <w:b w:val="1"/>
+          <w:bCs w:val="1"/>
+          <w:sz w:val="21"/>
+          <w:szCs w:val="21"/>
+        </w:rPr>
+      </w:pPr>
+      <w:r>
+        <w:rPr>
+          <w:rFonts w:ascii="Roboto" w:cs="Roboto" w:eastAsia="Roboto" w:hAnsi="Roboto"/>
+          <w:b w:val="1"/>
+          <w:bCs w:val="1"/>
+          <w:sz w:val="21"/>
+          <w:szCs w:val="21"/>
+          <w:u w:val="single"/>
+          <w:rtl w:val="0"/>
+        </w:rPr>
+        <w:t xml:space="preserve">Test Case: </w:t>
+      </w:r>
+      <w:r>
+        <w:rPr>
+          <w:rFonts w:ascii="Roboto" w:cs="Roboto" w:eastAsia="Roboto" w:hAnsi="Roboto"/>
+          <w:b w:val="1"/>
+          <w:bCs w:val="1"/>
+          <w:sz w:val="21"/>
+          <w:szCs w:val="21"/>
+          <w:rtl w:val="0"/>
+        </w:rPr>
+        <w:t xml:space="preserve">T306</w:t>
+      </w:r>
+    </w:p>
+    <w:p>
+      <w:pPr>
+        <w:ind w:left="-708.6614173228347" w:firstLine="0"/>
+        <w:rPr>
+          <w:rFonts w:ascii="Roboto" w:cs="Roboto" w:eastAsia="Roboto" w:hAnsi="Roboto"/>
+          <w:b w:val="1"/>
+          <w:bCs w:val="1"/>
+          <w:sz w:val="21"/>
+          <w:szCs w:val="21"/>
+        </w:rPr>
+      </w:pPr>
+      <w:r>
+        <w:rPr>
+          <w:rtl w:val="0"/>
+        </w:rPr>
+      </w:r>
+    </w:p>
+    <w:p>
+      <w:pPr>
+        <w:ind w:left="-708.6614173228347" w:firstLine="0"/>
+        <w:rPr>
+          <w:rFonts w:ascii="Roboto" w:cs="Roboto" w:eastAsia="Roboto" w:hAnsi="Roboto"/>
+          <w:b w:val="1"/>
+          <w:bCs w:val="1"/>
+          <w:sz w:val="21"/>
+          <w:szCs w:val="21"/>
+          <w:u w:val="single"/>
+        </w:rPr>
+      </w:pPr>
+      <w:r>
+        <w:rPr>
+          <w:rFonts w:ascii="Roboto" w:cs="Roboto" w:eastAsia="Roboto" w:hAnsi="Roboto"/>
+          <w:b w:val="1"/>
+          <w:bCs w:val="1"/>
+          <w:sz w:val="21"/>
+          <w:szCs w:val="21"/>
+          <w:u w:val="single"/>
+          <w:rtl w:val="0"/>
+        </w:rPr>
+        <w:t xml:space="preserve">Description:</w:t>
+      </w:r>
+    </w:p>
+    <w:p>
+      <w:pPr>
+        <w:ind w:left="-708.6614173228347" w:firstLine="0"/>
+        <w:rPr>
+          <w:rFonts w:ascii="Roboto" w:cs="Roboto" w:eastAsia="Roboto" w:hAnsi="Roboto"/>
+          <w:b w:val="1"/>
+          <w:bCs w:val="1"/>
+          <w:sz w:val="21"/>
+          <w:szCs w:val="21"/>
+        </w:rPr>
+      </w:pPr>
+      <w:r>
+        <w:rPr>
+          <w:rFonts w:ascii="Roboto" w:cs="Roboto" w:eastAsia="Roboto" w:hAnsi="Roboto"/>
+          <w:b w:val="1"/>
+          <w:bCs w:val="1"/>
+          <w:sz w:val="21"/>
+          <w:szCs w:val="21"/>
+          <w:rtl w:val="0"/>
+        </w:rPr>
+        <w:t xml:space="preserve">Cart contents persist in the shopping cart after user logout and re-login. This is unusual for e-commerce applications which typically clear cart on logout for security and UX reasons.</w:t>
+      </w:r>
+    </w:p>
+    <w:p>
+      <w:pPr>
+        <w:ind w:left="-708.6614173228347" w:firstLine="0"/>
+        <w:rPr>
+          <w:rFonts w:ascii="Roboto" w:cs="Roboto" w:eastAsia="Roboto" w:hAnsi="Roboto"/>
+          <w:b w:val="1"/>
+          <w:bCs w:val="1"/>
+          <w:sz w:val="21"/>
+          <w:szCs w:val="21"/>
+        </w:rPr>
+      </w:pPr>
+      <w:r>
+        <w:rPr>
+          <w:rtl w:val="0"/>
+        </w:rPr>
+      </w:r>
+    </w:p>
+    <w:p>
+      <w:pPr>
+        <w:ind w:left="-708.6614173228347" w:firstLine="0"/>
+        <w:rPr>
+          <w:rFonts w:ascii="Roboto" w:cs="Roboto" w:eastAsia="Roboto" w:hAnsi="Roboto"/>
+          <w:b w:val="1"/>
+          <w:bCs w:val="1"/>
+          <w:sz w:val="21"/>
+          <w:szCs w:val="21"/>
+          <w:u w:val="single"/>
+        </w:rPr>
+      </w:pPr>
+      <w:r>
+        <w:rPr>
+          <w:rFonts w:ascii="Roboto" w:cs="Roboto" w:eastAsia="Roboto" w:hAnsi="Roboto"/>
+          <w:b w:val="1"/>
+          <w:bCs w:val="1"/>
+          <w:sz w:val="21"/>
+          <w:szCs w:val="21"/>
+          <w:u w:val="single"/>
+          <w:rtl w:val="0"/>
+        </w:rPr>
+        <w:t xml:space="preserve">Observed Behavior:</w:t>
+      </w:r>
+    </w:p>
+    <w:p>
+      <w:pPr>
+        <w:ind w:left="-708.6614173228347" w:firstLine="0"/>
+        <w:rPr>
+          <w:rFonts w:ascii="Roboto" w:cs="Roboto" w:eastAsia="Roboto" w:hAnsi="Roboto"/>
+          <w:b w:val="1"/>
+          <w:bCs w:val="1"/>
+          <w:sz w:val="21"/>
+          <w:szCs w:val="21"/>
+        </w:rPr>
+      </w:pPr>
+      <w:r>
+        <w:rPr>
+          <w:rFonts w:ascii="Roboto" w:cs="Roboto" w:eastAsia="Roboto" w:hAnsi="Roboto"/>
+          <w:b w:val="1"/>
+          <w:bCs w:val="1"/>
+          <w:sz w:val="21"/>
+          <w:szCs w:val="21"/>
+          <w:rtl w:val="0"/>
+        </w:rPr>
+        <w:t xml:space="preserve">1. User logs in with standard_user</w:t>
+      </w:r>
+    </w:p>
+    <w:p>
+      <w:pPr>
+        <w:ind w:left="-708.6614173228347" w:firstLine="0"/>
+        <w:rPr>
+          <w:rFonts w:ascii="Roboto" w:cs="Roboto" w:eastAsia="Roboto" w:hAnsi="Roboto"/>
+          <w:b w:val="1"/>
+          <w:bCs w:val="1"/>
+          <w:sz w:val="21"/>
+          <w:szCs w:val="21"/>
+        </w:rPr>
+      </w:pPr>
+      <w:r>
+        <w:rPr>
+          <w:rFonts w:ascii="Roboto" w:cs="Roboto" w:eastAsia="Roboto" w:hAnsi="Roboto"/>
+          <w:b w:val="1"/>
+          <w:bCs w:val="1"/>
+          <w:sz w:val="21"/>
+          <w:szCs w:val="21"/>
+          <w:rtl w:val="0"/>
+        </w:rPr>
+        <w:t xml:space="preserve">2. Adds 2 products to cart (Backpack $29.99, Bike Light $9.99)</w:t>
+      </w:r>
+    </w:p>
+    <w:p>
+      <w:pPr>
+        <w:ind w:left="-708.6614173228347" w:firstLine="0"/>
+        <w:rPr>
+          <w:rFonts w:ascii="Roboto" w:cs="Roboto" w:eastAsia="Roboto" w:hAnsi="Roboto"/>
+          <w:b w:val="1"/>
+          <w:bCs w:val="1"/>
+          <w:sz w:val="21"/>
+          <w:szCs w:val="21"/>
+        </w:rPr>
+      </w:pPr>
+      <w:r>
+        <w:rPr>
+          <w:rFonts w:ascii="Roboto" w:cs="Roboto" w:eastAsia="Roboto" w:hAnsi="Roboto"/>
+          <w:b w:val="1"/>
+          <w:bCs w:val="1"/>
+          <w:sz w:val="21"/>
+          <w:szCs w:val="21"/>
+          <w:rtl w:val="0"/>
+        </w:rPr>
+        <w:t xml:space="preserve">3. Clicks logout</w:t>
+      </w:r>
+    </w:p>
+    <w:p>
+      <w:pPr>
+        <w:ind w:left="-708.6614173228347" w:firstLine="0"/>
+        <w:rPr>
+          <w:rFonts w:ascii="Roboto" w:cs="Roboto" w:eastAsia="Roboto" w:hAnsi="Roboto"/>
+          <w:b w:val="1"/>
+          <w:bCs w:val="1"/>
+          <w:sz w:val="21"/>
+          <w:szCs w:val="21"/>
+        </w:rPr>
+      </w:pPr>
+      <w:r>
+        <w:rPr>
+          <w:rFonts w:ascii="Roboto" w:cs="Roboto" w:eastAsia="Roboto" w:hAnsi="Roboto"/>
+          <w:b w:val="1"/>
+          <w:bCs w:val="1"/>
+          <w:sz w:val="21"/>
+          <w:szCs w:val="21"/>
+          <w:rtl w:val="0"/>
+        </w:rPr>
+        <w:t xml:space="preserve">4. Logs back in with same user</w:t>
+      </w:r>
+    </w:p>
+    <w:p>
+      <w:pPr>
+        <w:ind w:left="-708.6614173228347" w:firstLine="0"/>
+        <w:rPr>
+          <w:rFonts w:ascii="Roboto" w:cs="Roboto" w:eastAsia="Roboto" w:hAnsi="Roboto"/>
+          <w:b w:val="1"/>
+          <w:bCs w:val="1"/>
+          <w:sz w:val="21"/>
+          <w:szCs w:val="21"/>
+        </w:rPr>
+      </w:pPr>
+      <w:r>
+        <w:rPr>
+          <w:rFonts w:ascii="Roboto" w:cs="Roboto" w:eastAsia="Roboto" w:hAnsi="Roboto"/>
+          <w:b w:val="1"/>
+          <w:bCs w:val="1"/>
+          <w:sz w:val="21"/>
+          <w:szCs w:val="21"/>
+          <w:rtl w:val="0"/>
+        </w:rPr>
+        <w:t xml:space="preserve">5. Cart still contains both items with correct prices and quantities</w:t>
+      </w:r>
+    </w:p>
+    <w:p>
+      <w:pPr>
+        <w:ind w:left="-708.6614173228347" w:firstLine="0"/>
+        <w:rPr>
+          <w:rFonts w:ascii="Roboto" w:cs="Roboto" w:eastAsia="Roboto" w:hAnsi="Roboto"/>
+          <w:b w:val="1"/>
+          <w:bCs w:val="1"/>
+          <w:sz w:val="21"/>
+          <w:szCs w:val="21"/>
+        </w:rPr>
+      </w:pPr>
+      <w:r>
+        <w:rPr>
+          <w:rtl w:val="0"/>
+        </w:rPr>
+      </w:r>
+    </w:p>
+    <w:p>
+      <w:pPr>
+        <w:ind w:left="-708.6614173228347" w:firstLine="0"/>
+        <w:rPr>
+          <w:rFonts w:ascii="Roboto" w:cs="Roboto" w:eastAsia="Roboto" w:hAnsi="Roboto"/>
+          <w:b w:val="1"/>
+          <w:bCs w:val="1"/>
+          <w:sz w:val="21"/>
+          <w:szCs w:val="21"/>
+          <w:u w:val="single"/>
+        </w:rPr>
+      </w:pPr>
+      <w:r>
+        <w:rPr>
+          <w:rFonts w:ascii="Roboto" w:cs="Roboto" w:eastAsia="Roboto" w:hAnsi="Roboto"/>
+          <w:b w:val="1"/>
+          <w:bCs w:val="1"/>
+          <w:sz w:val="21"/>
+          <w:szCs w:val="21"/>
+          <w:u w:val="single"/>
+          <w:rtl w:val="0"/>
+        </w:rPr>
+        <w:t xml:space="preserve">Analysis:</w:t>
+      </w:r>
+    </w:p>
+    <w:p>
+      <w:pPr>
+        <w:ind w:left="-708.6614173228347" w:firstLine="0"/>
+        <w:rPr>
+          <w:rFonts w:ascii="Roboto" w:cs="Roboto" w:eastAsia="Roboto" w:hAnsi="Roboto"/>
+          <w:b w:val="1"/>
+          <w:bCs w:val="1"/>
+          <w:sz w:val="21"/>
+          <w:szCs w:val="21"/>
+        </w:rPr>
+      </w:pPr>
+      <w:r>
+        <w:rPr>
+          <w:rFonts w:ascii="Roboto" w:cs="Roboto" w:eastAsia="Roboto" w:hAnsi="Roboto"/>
+          <w:b w:val="1"/>
+          <w:bCs w:val="1"/>
+          <w:sz w:val="21"/>
+          <w:szCs w:val="21"/>
+          <w:rtl w:val="0"/>
+        </w:rPr>
+        <w:t xml:space="preserve">- Likely Cause: Cart data stored in browser localStorage</w:t>
+      </w:r>
+    </w:p>
+    <w:p>
+      <w:pPr>
+        <w:ind w:left="-708.6614173228347" w:firstLine="0"/>
+        <w:rPr>
+          <w:rFonts w:ascii="Roboto" w:cs="Roboto" w:eastAsia="Roboto" w:hAnsi="Roboto"/>
+          <w:b w:val="1"/>
+          <w:bCs w:val="1"/>
+          <w:sz w:val="21"/>
+          <w:szCs w:val="21"/>
+        </w:rPr>
+      </w:pPr>
+      <w:r>
+        <w:rPr>
+          <w:rFonts w:ascii="Roboto" w:cs="Roboto" w:eastAsia="Roboto" w:hAnsi="Roboto"/>
+          <w:b w:val="1"/>
+          <w:bCs w:val="1"/>
+          <w:sz w:val="21"/>
+          <w:szCs w:val="21"/>
+          <w:rtl w:val="0"/>
+        </w:rPr>
+        <w:t xml:space="preserve">- Persistence Method: localStorage persists across browser sessions</w:t>
+      </w:r>
+    </w:p>
+    <w:p>
+      <w:pPr>
+        <w:ind w:left="-708.6614173228347" w:firstLine="0"/>
+        <w:rPr>
+          <w:rFonts w:ascii="Roboto" w:cs="Roboto" w:eastAsia="Roboto" w:hAnsi="Roboto"/>
+          <w:b w:val="1"/>
+          <w:bCs w:val="1"/>
+          <w:sz w:val="21"/>
+          <w:szCs w:val="21"/>
+        </w:rPr>
+      </w:pPr>
+      <w:r>
+        <w:rPr>
+          <w:rFonts w:ascii="Roboto" w:cs="Roboto" w:eastAsia="Roboto" w:hAnsi="Roboto"/>
+          <w:b w:val="1"/>
+          <w:bCs w:val="1"/>
+          <w:sz w:val="21"/>
+          <w:szCs w:val="21"/>
+          <w:rtl w:val="0"/>
+        </w:rPr>
+        <w:t xml:space="preserve">- Session Independence: Cart state not tied to user session</w:t>
+      </w:r>
+    </w:p>
+    <w:p>
+      <w:pPr>
+        <w:ind w:left="-708.6614173228347" w:firstLine="0"/>
+        <w:rPr>
+          <w:rFonts w:ascii="Roboto" w:cs="Roboto" w:eastAsia="Roboto" w:hAnsi="Roboto"/>
+          <w:b w:val="1"/>
+          <w:bCs w:val="1"/>
+          <w:sz w:val="21"/>
+          <w:szCs w:val="21"/>
+          <w:u w:val="single"/>
+        </w:rPr>
+      </w:pPr>
+      <w:r>
+        <w:rPr>
+          <w:rtl w:val="0"/>
+        </w:rPr>
+      </w:r>
+    </w:p>
+    <w:p>
+      <w:pPr>
+        <w:ind w:left="-708.6614173228347" w:firstLine="0"/>
+        <w:rPr>
+          <w:rFonts w:ascii="Roboto" w:cs="Roboto" w:eastAsia="Roboto" w:hAnsi="Roboto"/>
+          <w:b w:val="1"/>
+          <w:bCs w:val="1"/>
+          <w:sz w:val="21"/>
+          <w:szCs w:val="21"/>
+          <w:u w:val="single"/>
+        </w:rPr>
+      </w:pPr>
+      <w:r>
+        <w:rPr>
+          <w:rFonts w:ascii="Roboto" w:cs="Roboto" w:eastAsia="Roboto" w:hAnsi="Roboto"/>
+          <w:b w:val="1"/>
+          <w:bCs w:val="1"/>
+          <w:sz w:val="21"/>
+          <w:szCs w:val="21"/>
+          <w:u w:val="single"/>
+          <w:rtl w:val="0"/>
+        </w:rPr>
+        <w:t xml:space="preserve">Business Implications:</w:t>
+      </w:r>
+    </w:p>
+    <w:p>
+      <w:pPr>
+        <w:ind w:left="-708.6614173228347" w:firstLine="0"/>
+        <w:rPr>
+          <w:rFonts w:ascii="Roboto" w:cs="Roboto" w:eastAsia="Roboto" w:hAnsi="Roboto"/>
+          <w:b w:val="1"/>
+          <w:bCs w:val="1"/>
+          <w:sz w:val="21"/>
+          <w:szCs w:val="21"/>
+        </w:rPr>
+      </w:pPr>
+      <w:r>
+        <w:rPr>
+          <w:rFonts w:ascii="Roboto" w:cs="Roboto" w:eastAsia="Roboto" w:hAnsi="Roboto"/>
+          <w:b w:val="1"/>
+          <w:bCs w:val="1"/>
+          <w:sz w:val="21"/>
+          <w:szCs w:val="21"/>
+          <w:rtl w:val="0"/>
+        </w:rPr>
+        <w:t xml:space="preserve">- Positive: User convenience (don't lose cart on accidental logout)</w:t>
+      </w:r>
+    </w:p>
+    <w:p>
+      <w:pPr>
+        <w:ind w:left="-708.6614173228347" w:firstLine="0"/>
+        <w:rPr>
+          <w:rFonts w:ascii="Roboto" w:cs="Roboto" w:eastAsia="Roboto" w:hAnsi="Roboto"/>
+          <w:b w:val="1"/>
+          <w:bCs w:val="1"/>
+          <w:sz w:val="21"/>
+          <w:szCs w:val="21"/>
+        </w:rPr>
+      </w:pPr>
+      <w:r>
+        <w:rPr>
+          <w:rFonts w:ascii="Roboto" w:cs="Roboto" w:eastAsia="Roboto" w:hAnsi="Roboto"/>
+          <w:b w:val="1"/>
+          <w:bCs w:val="1"/>
+          <w:sz w:val="21"/>
+          <w:szCs w:val="21"/>
+          <w:rtl w:val="0"/>
+        </w:rPr>
+        <w:t xml:space="preserve">- Negative: Security concern on shared devices; privacy issue</w:t>
+      </w:r>
+    </w:p>
+    <w:p>
+      <w:pPr>
+        <w:ind w:left="-708.6614173228347" w:firstLine="0"/>
+        <w:rPr>
+          <w:rFonts w:ascii="Roboto" w:cs="Roboto" w:eastAsia="Roboto" w:hAnsi="Roboto"/>
+          <w:b w:val="1"/>
+          <w:bCs w:val="1"/>
+          <w:sz w:val="21"/>
+          <w:szCs w:val="21"/>
+        </w:rPr>
+      </w:pPr>
+      <w:r>
+        <w:rPr>
+          <w:rtl w:val="0"/>
+        </w:rPr>
+      </w:r>
+    </w:p>
+    <w:p>
+      <w:pPr>
+        <w:ind w:left="-708.6614173228347" w:firstLine="0"/>
+        <w:rPr>
+          <w:rFonts w:ascii="Roboto" w:cs="Roboto" w:eastAsia="Roboto" w:hAnsi="Roboto"/>
+          <w:b w:val="1"/>
+          <w:bCs w:val="1"/>
+          <w:sz w:val="21"/>
+          <w:szCs w:val="21"/>
+        </w:rPr>
+      </w:pPr>
+      <w:r>
+        <w:rPr>
+          <w:rFonts w:ascii="Roboto" w:cs="Roboto" w:eastAsia="Roboto" w:hAnsi="Roboto"/>
+          <w:b w:val="1"/>
+          <w:bCs w:val="1"/>
+          <w:sz w:val="21"/>
+          <w:szCs w:val="21"/>
+          <w:rtl w:val="0"/>
+        </w:rPr>
+        <w:t xml:space="preserve">⚠️ DEF_004: No Session Timeout Configured</w:t>
+      </w:r>
+    </w:p>
+    <w:p>
+      <w:pPr>
+        <w:ind w:left="-708.6614173228347" w:firstLine="0"/>
+        <w:rPr>
+          <w:rFonts w:ascii="Roboto" w:cs="Roboto" w:eastAsia="Roboto" w:hAnsi="Roboto"/>
+          <w:b w:val="1"/>
+          <w:bCs w:val="1"/>
+          <w:sz w:val="21"/>
+          <w:szCs w:val="21"/>
+        </w:rPr>
+      </w:pPr>
+      <w:r>
+        <w:rPr>
+          <w:rtl w:val="0"/>
+        </w:rPr>
+      </w:r>
+    </w:p>
+    <w:p>
+      <w:pPr>
+        <w:ind w:left="-708.6614173228347" w:firstLine="0"/>
+        <w:rPr>
+          <w:rFonts w:ascii="Roboto" w:cs="Roboto" w:eastAsia="Roboto" w:hAnsi="Roboto"/>
+          <w:b w:val="1"/>
+          <w:bCs w:val="1"/>
+          <w:sz w:val="21"/>
+          <w:szCs w:val="21"/>
+        </w:rPr>
+      </w:pPr>
+      <w:r>
+        <w:rPr>
+          <w:rFonts w:ascii="Roboto" w:cs="Roboto" w:eastAsia="Roboto" w:hAnsi="Roboto"/>
+          <w:b w:val="1"/>
+          <w:bCs w:val="1"/>
+          <w:sz w:val="21"/>
+          <w:szCs w:val="21"/>
+          <w:u w:val="single"/>
+          <w:rtl w:val="0"/>
+        </w:rPr>
+        <w:t xml:space="preserve">Severity: </w:t>
+      </w:r>
+      <w:r>
+        <w:rPr>
+          <w:rFonts w:ascii="Roboto" w:cs="Roboto" w:eastAsia="Roboto" w:hAnsi="Roboto"/>
+          <w:b w:val="1"/>
+          <w:bCs w:val="1"/>
+          <w:sz w:val="21"/>
+          <w:szCs w:val="21"/>
+          <w:rtl w:val="0"/>
+        </w:rPr>
+        <w:t xml:space="preserve">MEDIUM ⚠️  </w:t>
+      </w:r>
+    </w:p>
+    <w:p>
+      <w:pPr>
+        <w:ind w:left="-708.6614173228347" w:firstLine="0"/>
+        <w:rPr>
+          <w:rFonts w:ascii="Roboto" w:cs="Roboto" w:eastAsia="Roboto" w:hAnsi="Roboto"/>
+          <w:b w:val="1"/>
+          <w:bCs w:val="1"/>
+          <w:sz w:val="21"/>
+          <w:szCs w:val="21"/>
+        </w:rPr>
+      </w:pPr>
+      <w:r>
+        <w:rPr>
+          <w:rFonts w:ascii="Roboto" w:cs="Roboto" w:eastAsia="Roboto" w:hAnsi="Roboto"/>
+          <w:b w:val="1"/>
+          <w:bCs w:val="1"/>
+          <w:sz w:val="21"/>
+          <w:szCs w:val="21"/>
+          <w:u w:val="single"/>
+          <w:rtl w:val="0"/>
+        </w:rPr>
+        <w:t xml:space="preserve">Status: </w:t>
+      </w:r>
+      <w:r>
+        <w:rPr>
+          <w:rFonts w:ascii="Roboto" w:cs="Roboto" w:eastAsia="Roboto" w:hAnsi="Roboto"/>
+          <w:b w:val="1"/>
+          <w:bCs w:val="1"/>
+          <w:sz w:val="21"/>
+          <w:szCs w:val="21"/>
+          <w:rtl w:val="0"/>
+        </w:rPr>
+        <w:t xml:space="preserve">UNDER REVIEW  </w:t>
+      </w:r>
+    </w:p>
+    <w:p>
+      <w:pPr>
+        <w:ind w:left="-708.6614173228347" w:firstLine="0"/>
+        <w:rPr>
+          <w:rFonts w:ascii="Roboto" w:cs="Roboto" w:eastAsia="Roboto" w:hAnsi="Roboto"/>
+          <w:b w:val="1"/>
+          <w:bCs w:val="1"/>
+          <w:sz w:val="21"/>
+          <w:szCs w:val="21"/>
+        </w:rPr>
+      </w:pPr>
+      <w:r>
+        <w:rPr>
+          <w:rFonts w:ascii="Roboto" w:cs="Roboto" w:eastAsia="Roboto" w:hAnsi="Roboto"/>
+          <w:b w:val="1"/>
+          <w:bCs w:val="1"/>
+          <w:sz w:val="21"/>
+          <w:szCs w:val="21"/>
+          <w:u w:val="single"/>
+          <w:rtl w:val="0"/>
+        </w:rPr>
+        <w:t xml:space="preserve">Test Case: </w:t>
+      </w:r>
+      <w:r>
+        <w:rPr>
+          <w:rFonts w:ascii="Roboto" w:cs="Roboto" w:eastAsia="Roboto" w:hAnsi="Roboto"/>
+          <w:b w:val="1"/>
+          <w:bCs w:val="1"/>
+          <w:sz w:val="21"/>
+          <w:szCs w:val="21"/>
+          <w:rtl w:val="0"/>
+        </w:rPr>
+        <w:t xml:space="preserve">T601</w:t>
+      </w:r>
+      <w:r>
+        <w:rPr>
+          <w:rtl w:val="0"/>
+        </w:rPr>
+      </w:r>
+    </w:p>
+    <w:p>
+      <w:pPr>
+        <w:ind w:left="-708.6614173228347" w:firstLine="0"/>
+        <w:rPr>
+          <w:rFonts w:ascii="Roboto" w:cs="Roboto" w:eastAsia="Roboto" w:hAnsi="Roboto"/>
+          <w:b w:val="1"/>
+          <w:bCs w:val="1"/>
+          <w:sz w:val="21"/>
+          <w:szCs w:val="21"/>
+        </w:rPr>
+      </w:pPr>
+      <w:r>
+        <w:rPr>
+          <w:rtl w:val="0"/>
+        </w:rPr>
+      </w:r>
+    </w:p>
+    <w:p>
+      <w:pPr>
+        <w:ind w:left="-708.6614173228347" w:firstLine="0"/>
+        <w:rPr>
+          <w:rFonts w:ascii="Roboto" w:cs="Roboto" w:eastAsia="Roboto" w:hAnsi="Roboto"/>
+          <w:b w:val="1"/>
+          <w:bCs w:val="1"/>
+          <w:sz w:val="21"/>
+          <w:szCs w:val="21"/>
+        </w:rPr>
+      </w:pPr>
+      <w:r>
+        <w:rPr>
+          <w:rFonts w:ascii="Roboto" w:cs="Roboto" w:eastAsia="Roboto" w:hAnsi="Roboto"/>
+          <w:b w:val="1"/>
+          <w:bCs w:val="1"/>
+          <w:sz w:val="21"/>
+          <w:szCs w:val="21"/>
+          <w:rtl w:val="0"/>
+        </w:rPr>
+        <w:t xml:space="preserve">Description:</w:t>
+      </w:r>
+    </w:p>
+    <w:p>
+      <w:pPr>
+        <w:ind w:left="-708.6614173228347" w:firstLine="0"/>
+        <w:rPr>
+          <w:rFonts w:ascii="Roboto" w:cs="Roboto" w:eastAsia="Roboto" w:hAnsi="Roboto"/>
+          <w:b w:val="1"/>
+          <w:bCs w:val="1"/>
+          <w:sz w:val="21"/>
+          <w:szCs w:val="21"/>
+        </w:rPr>
+      </w:pPr>
+      <w:r>
+        <w:rPr>
+          <w:rFonts w:ascii="Roboto" w:cs="Roboto" w:eastAsia="Roboto" w:hAnsi="Roboto"/>
+          <w:b w:val="1"/>
+          <w:bCs w:val="1"/>
+          <w:sz w:val="21"/>
+          <w:szCs w:val="21"/>
+          <w:rtl w:val="0"/>
+        </w:rPr>
+        <w:t xml:space="preserve">User sessions remain active indefinitely without inactivity timeout. Sessions continue functioning after 15+ minutes of user inactivity without logout or timeout warning.</w:t>
+      </w:r>
+    </w:p>
+    <w:p>
+      <w:pPr>
+        <w:ind w:left="-708.6614173228347" w:firstLine="0"/>
+        <w:rPr>
+          <w:rFonts w:ascii="Roboto" w:cs="Roboto" w:eastAsia="Roboto" w:hAnsi="Roboto"/>
+          <w:b w:val="1"/>
+          <w:bCs w:val="1"/>
+          <w:sz w:val="21"/>
+          <w:szCs w:val="21"/>
+        </w:rPr>
+      </w:pPr>
+      <w:r>
+        <w:rPr>
+          <w:rtl w:val="0"/>
+        </w:rPr>
+      </w:r>
+    </w:p>
+    <w:p>
+      <w:pPr>
+        <w:ind w:left="-708.6614173228347" w:firstLine="0"/>
+        <w:rPr>
+          <w:rFonts w:ascii="Roboto" w:cs="Roboto" w:eastAsia="Roboto" w:hAnsi="Roboto"/>
+          <w:b w:val="1"/>
+          <w:bCs w:val="1"/>
+          <w:sz w:val="21"/>
+          <w:szCs w:val="21"/>
+          <w:u w:val="single"/>
+        </w:rPr>
+      </w:pPr>
+      <w:r>
+        <w:rPr>
+          <w:rFonts w:ascii="Roboto" w:cs="Roboto" w:eastAsia="Roboto" w:hAnsi="Roboto"/>
+          <w:b w:val="1"/>
+          <w:bCs w:val="1"/>
+          <w:sz w:val="21"/>
+          <w:szCs w:val="21"/>
+          <w:u w:val="single"/>
+          <w:rtl w:val="0"/>
+        </w:rPr>
+        <w:t xml:space="preserve">Observed Behavior:</w:t>
+      </w:r>
+    </w:p>
+    <w:p>
+      <w:pPr>
+        <w:ind w:left="-708.6614173228347" w:firstLine="0"/>
+        <w:rPr>
+          <w:rFonts w:ascii="Roboto" w:cs="Roboto" w:eastAsia="Roboto" w:hAnsi="Roboto"/>
+          <w:b w:val="1"/>
+          <w:bCs w:val="1"/>
+          <w:sz w:val="21"/>
+          <w:szCs w:val="21"/>
+        </w:rPr>
+      </w:pPr>
+      <w:r>
+        <w:rPr>
+          <w:rFonts w:ascii="Roboto" w:cs="Roboto" w:eastAsia="Roboto" w:hAnsi="Roboto"/>
+          <w:b w:val="1"/>
+          <w:bCs w:val="1"/>
+          <w:sz w:val="21"/>
+          <w:szCs w:val="21"/>
+          <w:rtl w:val="0"/>
+        </w:rPr>
+        <w:t xml:space="preserve">1. User successfully logs in</w:t>
+      </w:r>
+    </w:p>
+    <w:p>
+      <w:pPr>
+        <w:ind w:left="-708.6614173228347" w:firstLine="0"/>
+        <w:rPr>
+          <w:rFonts w:ascii="Roboto" w:cs="Roboto" w:eastAsia="Roboto" w:hAnsi="Roboto"/>
+          <w:b w:val="1"/>
+          <w:bCs w:val="1"/>
+          <w:sz w:val="21"/>
+          <w:szCs w:val="21"/>
+        </w:rPr>
+      </w:pPr>
+      <w:r>
+        <w:rPr>
+          <w:rFonts w:ascii="Roboto" w:cs="Roboto" w:eastAsia="Roboto" w:hAnsi="Roboto"/>
+          <w:b w:val="1"/>
+          <w:bCs w:val="1"/>
+          <w:sz w:val="21"/>
+          <w:szCs w:val="21"/>
+          <w:rtl w:val="0"/>
+        </w:rPr>
+        <w:t xml:space="preserve">2. Application left idle for 10+ minutes</w:t>
+      </w:r>
+    </w:p>
+    <w:p>
+      <w:pPr>
+        <w:ind w:left="-708.6614173228347" w:firstLine="0"/>
+        <w:rPr>
+          <w:rFonts w:ascii="Roboto" w:cs="Roboto" w:eastAsia="Roboto" w:hAnsi="Roboto"/>
+          <w:b w:val="1"/>
+          <w:bCs w:val="1"/>
+          <w:sz w:val="21"/>
+          <w:szCs w:val="21"/>
+        </w:rPr>
+      </w:pPr>
+      <w:r>
+        <w:rPr>
+          <w:rFonts w:ascii="Roboto" w:cs="Roboto" w:eastAsia="Roboto" w:hAnsi="Roboto"/>
+          <w:b w:val="1"/>
+          <w:bCs w:val="1"/>
+          <w:sz w:val="21"/>
+          <w:szCs w:val="21"/>
+          <w:rtl w:val="0"/>
+        </w:rPr>
+        <w:t xml:space="preserve">3. User attempts action (add to cart)</w:t>
+      </w:r>
+    </w:p>
+    <w:p>
+      <w:pPr>
+        <w:ind w:left="-708.6614173228347" w:firstLine="0"/>
+        <w:rPr>
+          <w:rFonts w:ascii="Roboto" w:cs="Roboto" w:eastAsia="Roboto" w:hAnsi="Roboto"/>
+          <w:b w:val="1"/>
+          <w:bCs w:val="1"/>
+          <w:sz w:val="21"/>
+          <w:szCs w:val="21"/>
+        </w:rPr>
+      </w:pPr>
+      <w:r>
+        <w:rPr>
+          <w:rFonts w:ascii="Roboto" w:cs="Roboto" w:eastAsia="Roboto" w:hAnsi="Roboto"/>
+          <w:b w:val="1"/>
+          <w:bCs w:val="1"/>
+          <w:sz w:val="21"/>
+          <w:szCs w:val="21"/>
+          <w:rtl w:val="0"/>
+        </w:rPr>
+        <w:t xml:space="preserve">4. Action completes without timeout or error</w:t>
+      </w:r>
+    </w:p>
+    <w:p>
+      <w:pPr>
+        <w:ind w:left="-708.6614173228347" w:firstLine="0"/>
+        <w:rPr>
+          <w:rFonts w:ascii="Roboto" w:cs="Roboto" w:eastAsia="Roboto" w:hAnsi="Roboto"/>
+          <w:b w:val="1"/>
+          <w:bCs w:val="1"/>
+          <w:sz w:val="21"/>
+          <w:szCs w:val="21"/>
+        </w:rPr>
+      </w:pPr>
+      <w:r>
+        <w:rPr>
+          <w:rFonts w:ascii="Roboto" w:cs="Roboto" w:eastAsia="Roboto" w:hAnsi="Roboto"/>
+          <w:b w:val="1"/>
+          <w:bCs w:val="1"/>
+          <w:sz w:val="21"/>
+          <w:szCs w:val="21"/>
+          <w:rtl w:val="0"/>
+        </w:rPr>
+        <w:t xml:space="preserve">5. No session expiration message displayed</w:t>
+      </w:r>
+    </w:p>
+    <w:p>
+      <w:pPr>
+        <w:ind w:left="-708.6614173228347" w:firstLine="0"/>
+        <w:rPr>
+          <w:rFonts w:ascii="Roboto" w:cs="Roboto" w:eastAsia="Roboto" w:hAnsi="Roboto"/>
+          <w:b w:val="1"/>
+          <w:bCs w:val="1"/>
+          <w:sz w:val="21"/>
+          <w:szCs w:val="21"/>
+        </w:rPr>
+      </w:pPr>
+      <w:r>
+        <w:rPr>
+          <w:rtl w:val="0"/>
+        </w:rPr>
+      </w:r>
+    </w:p>
+    <w:p>
+      <w:pPr>
+        <w:ind w:left="-708.6614173228347" w:firstLine="0"/>
+        <w:rPr>
+          <w:rFonts w:ascii="Roboto" w:cs="Roboto" w:eastAsia="Roboto" w:hAnsi="Roboto"/>
+          <w:b w:val="1"/>
+          <w:bCs w:val="1"/>
+          <w:sz w:val="21"/>
+          <w:szCs w:val="21"/>
+          <w:u w:val="single"/>
+        </w:rPr>
+      </w:pPr>
+      <w:r>
+        <w:rPr>
+          <w:rFonts w:ascii="Roboto" w:cs="Roboto" w:eastAsia="Roboto" w:hAnsi="Roboto"/>
+          <w:b w:val="1"/>
+          <w:bCs w:val="1"/>
+          <w:sz w:val="21"/>
+          <w:szCs w:val="21"/>
+          <w:u w:val="single"/>
+          <w:rtl w:val="0"/>
+        </w:rPr>
+        <w:t xml:space="preserve">Security Implications:</w:t>
+      </w:r>
+    </w:p>
+    <w:p>
+      <w:pPr>
+        <w:ind w:left="-708.6614173228347" w:firstLine="0"/>
+        <w:rPr>
+          <w:rFonts w:ascii="Roboto" w:cs="Roboto" w:eastAsia="Roboto" w:hAnsi="Roboto"/>
+          <w:b w:val="1"/>
+          <w:bCs w:val="1"/>
+          <w:sz w:val="21"/>
+          <w:szCs w:val="21"/>
+        </w:rPr>
+      </w:pPr>
+      <w:r>
+        <w:rPr>
+          <w:rFonts w:ascii="Roboto" w:cs="Roboto" w:eastAsia="Roboto" w:hAnsi="Roboto"/>
+          <w:b w:val="1"/>
+          <w:bCs w:val="1"/>
+          <w:sz w:val="21"/>
+          <w:szCs w:val="21"/>
+          <w:rtl w:val="0"/>
+        </w:rPr>
+        <w:t xml:space="preserve">- Risk Level: MEDIUM - Potential unauthorized access on shared devices</w:t>
+      </w:r>
+    </w:p>
+    <w:p>
+      <w:pPr>
+        <w:ind w:left="-708.6614173228347" w:firstLine="0"/>
+        <w:rPr>
+          <w:rFonts w:ascii="Roboto" w:cs="Roboto" w:eastAsia="Roboto" w:hAnsi="Roboto"/>
+          <w:b w:val="1"/>
+          <w:bCs w:val="1"/>
+          <w:sz w:val="21"/>
+          <w:szCs w:val="21"/>
+        </w:rPr>
+      </w:pPr>
+      <w:r>
+        <w:rPr>
+          <w:rFonts w:ascii="Roboto" w:cs="Roboto" w:eastAsia="Roboto" w:hAnsi="Roboto"/>
+          <w:b w:val="1"/>
+          <w:bCs w:val="1"/>
+          <w:sz w:val="21"/>
+          <w:szCs w:val="21"/>
+          <w:rtl w:val="0"/>
+        </w:rPr>
+        <w:t xml:space="preserve">- Compliance Issue: Most security frameworks require session timeouts</w:t>
+      </w:r>
+    </w:p>
+    <w:p>
+      <w:pPr>
+        <w:ind w:left="-708.6614173228347" w:firstLine="0"/>
+        <w:rPr>
+          <w:rFonts w:ascii="Roboto" w:cs="Roboto" w:eastAsia="Roboto" w:hAnsi="Roboto"/>
+          <w:b w:val="1"/>
+          <w:bCs w:val="1"/>
+          <w:sz w:val="21"/>
+          <w:szCs w:val="21"/>
+        </w:rPr>
+      </w:pPr>
+      <w:r>
+        <w:rPr>
+          <w:rFonts w:ascii="Roboto" w:cs="Roboto" w:eastAsia="Roboto" w:hAnsi="Roboto"/>
+          <w:b w:val="1"/>
+          <w:bCs w:val="1"/>
+          <w:sz w:val="21"/>
+          <w:szCs w:val="21"/>
+          <w:rtl w:val="0"/>
+        </w:rPr>
+        <w:t xml:space="preserve">- Attack Vector: Idle session hijacking possible if device compromised</w:t>
+      </w:r>
+    </w:p>
+    <w:p>
+      <w:pPr>
+        <w:ind w:left="-708.6614173228347" w:firstLine="0"/>
+        <w:rPr>
+          <w:rFonts w:ascii="Roboto" w:cs="Roboto" w:eastAsia="Roboto" w:hAnsi="Roboto"/>
+          <w:b w:val="1"/>
+          <w:bCs w:val="1"/>
+          <w:sz w:val="21"/>
+          <w:szCs w:val="21"/>
+        </w:rPr>
+      </w:pPr>
+      <w:r>
+        <w:rPr>
+          <w:rtl w:val="0"/>
+        </w:rPr>
+      </w:r>
+    </w:p>
+    <w:p>
+      <w:pPr>
+        <w:ind w:left="-708.6614173228347" w:firstLine="0"/>
+        <w:rPr>
+          <w:rFonts w:ascii="Roboto" w:cs="Roboto" w:eastAsia="Roboto" w:hAnsi="Roboto"/>
+          <w:b w:val="1"/>
+          <w:bCs w:val="1"/>
+          <w:sz w:val="21"/>
+          <w:szCs w:val="21"/>
+          <w:u w:val="single"/>
+        </w:rPr>
+      </w:pPr>
+      <w:r>
+        <w:rPr>
+          <w:rFonts w:ascii="Roboto" w:cs="Roboto" w:eastAsia="Roboto" w:hAnsi="Roboto"/>
+          <w:b w:val="1"/>
+          <w:bCs w:val="1"/>
+          <w:sz w:val="21"/>
+          <w:szCs w:val="21"/>
+          <w:u w:val="single"/>
+          <w:rtl w:val="0"/>
+        </w:rPr>
+        <w:t xml:space="preserve">Industry Standard:</w:t>
+      </w:r>
+    </w:p>
+    <w:p>
+      <w:pPr>
+        <w:ind w:left="-708.6614173228347" w:firstLine="0"/>
+        <w:rPr>
+          <w:rFonts w:ascii="Roboto" w:cs="Roboto" w:eastAsia="Roboto" w:hAnsi="Roboto"/>
+          <w:b w:val="1"/>
+          <w:bCs w:val="1"/>
+          <w:sz w:val="21"/>
+          <w:szCs w:val="21"/>
+        </w:rPr>
+      </w:pPr>
+      <w:r>
+        <w:rPr>
+          <w:rFonts w:ascii="Roboto" w:cs="Roboto" w:eastAsia="Roboto" w:hAnsi="Roboto"/>
+          <w:b w:val="1"/>
+          <w:bCs w:val="1"/>
+          <w:sz w:val="21"/>
+          <w:szCs w:val="21"/>
+          <w:rtl w:val="0"/>
+        </w:rPr>
+        <w:t xml:space="preserve">- Web applications: 15-30 minute timeout typical</w:t>
+      </w:r>
+    </w:p>
+    <w:p>
+      <w:pPr>
+        <w:ind w:left="-708.6614173228347" w:firstLine="0"/>
+        <w:rPr>
+          <w:rFonts w:ascii="Roboto" w:cs="Roboto" w:eastAsia="Roboto" w:hAnsi="Roboto"/>
+          <w:b w:val="1"/>
+          <w:bCs w:val="1"/>
+          <w:sz w:val="21"/>
+          <w:szCs w:val="21"/>
+        </w:rPr>
+      </w:pPr>
+      <w:r>
+        <w:rPr>
+          <w:rFonts w:ascii="Roboto" w:cs="Roboto" w:eastAsia="Roboto" w:hAnsi="Roboto"/>
+          <w:b w:val="1"/>
+          <w:bCs w:val="1"/>
+          <w:sz w:val="21"/>
+          <w:szCs w:val="21"/>
+          <w:rtl w:val="0"/>
+        </w:rPr>
+        <w:t xml:space="preserve">- Banking applications: 5-15 minute timeout</w:t>
+      </w:r>
+    </w:p>
+    <w:p>
+      <w:pPr>
+        <w:ind w:left="-708.6614173228347" w:firstLine="0"/>
+        <w:rPr>
+          <w:rFonts w:ascii="Roboto" w:cs="Roboto" w:eastAsia="Roboto" w:hAnsi="Roboto"/>
+          <w:b w:val="1"/>
+          <w:bCs w:val="1"/>
+          <w:sz w:val="21"/>
+          <w:szCs w:val="21"/>
+        </w:rPr>
+      </w:pPr>
+      <w:r>
+        <w:rPr>
+          <w:rFonts w:ascii="Roboto" w:cs="Roboto" w:eastAsia="Roboto" w:hAnsi="Roboto"/>
+          <w:b w:val="1"/>
+          <w:bCs w:val="1"/>
+          <w:sz w:val="21"/>
+          <w:szCs w:val="21"/>
+          <w:rtl w:val="0"/>
+        </w:rPr>
+        <w:t xml:space="preserve">- Public kiosk systems: 5 minute timeout</w:t>
+      </w:r>
+    </w:p>
+    <w:p>
+      <w:pPr>
+        <w:ind w:left="-708.6614173228347" w:firstLine="0"/>
+        <w:rPr>
+          <w:rFonts w:ascii="Roboto" w:cs="Roboto" w:eastAsia="Roboto" w:hAnsi="Roboto"/>
+          <w:b w:val="1"/>
+          <w:bCs w:val="1"/>
+          <w:sz w:val="21"/>
+          <w:szCs w:val="21"/>
+        </w:rPr>
+      </w:pPr>
+      <w:r>
+        <w:rPr>
+          <w:rtl w:val="0"/>
+        </w:rPr>
+      </w:r>
+    </w:p>
+    <w:p>
+      <w:pPr>
+        <w:ind w:left="-708.6614173228347" w:firstLine="0"/>
+        <w:rPr>
+          <w:rFonts w:ascii="Roboto" w:cs="Roboto" w:eastAsia="Roboto" w:hAnsi="Roboto"/>
+          <w:b w:val="1"/>
+          <w:bCs w:val="1"/>
+          <w:sz w:val="21"/>
+          <w:szCs w:val="21"/>
+          <w:u w:val="single"/>
+        </w:rPr>
+      </w:pPr>
+      <w:r>
+        <w:rPr>
+          <w:rFonts w:ascii="Roboto" w:cs="Roboto" w:eastAsia="Roboto" w:hAnsi="Roboto"/>
+          <w:b w:val="1"/>
+          <w:bCs w:val="1"/>
+          <w:sz w:val="21"/>
+          <w:szCs w:val="21"/>
+          <w:u w:val="single"/>
+          <w:rtl w:val="0"/>
+        </w:rPr>
+        <w:t xml:space="preserve">Low Priority Issues</w:t>
+      </w:r>
+    </w:p>
+    <w:p>
+      <w:pPr>
+        <w:ind w:left="-708.6614173228347" w:firstLine="0"/>
+        <w:rPr>
+          <w:rFonts w:ascii="Roboto" w:cs="Roboto" w:eastAsia="Roboto" w:hAnsi="Roboto"/>
+          <w:b w:val="1"/>
+          <w:bCs w:val="1"/>
+          <w:sz w:val="21"/>
+          <w:szCs w:val="21"/>
+        </w:rPr>
+      </w:pPr>
+      <w:r>
+        <w:rPr>
+          <w:rtl w:val="0"/>
+        </w:rPr>
+      </w:r>
+    </w:p>
+    <w:p>
+      <w:pPr>
+        <w:ind w:left="-708.6614173228347" w:firstLine="0"/>
+        <w:rPr>
+          <w:rFonts w:ascii="Roboto" w:cs="Roboto" w:eastAsia="Roboto" w:hAnsi="Roboto"/>
+          <w:b w:val="1"/>
+          <w:bCs w:val="1"/>
+          <w:sz w:val="21"/>
+          <w:szCs w:val="21"/>
+        </w:rPr>
+      </w:pPr>
+      <w:r>
+        <w:rPr>
+          <w:rFonts w:ascii="Arial Unicode MS" w:cs="Arial Unicode MS" w:eastAsia="Arial Unicode MS" w:hAnsi="Arial Unicode MS"/>
+          <w:b w:val="1"/>
+          <w:bCs w:val="1"/>
+          <w:sz w:val="21"/>
+          <w:szCs w:val="21"/>
+          <w:rtl w:val="0"/>
+        </w:rPr>
+        <w:t xml:space="preserve">✓ DEF_005: No Maximum Field Length Validation*</w:t>
+      </w:r>
+    </w:p>
+    <w:p>
+      <w:pPr>
+        <w:ind w:left="-708.6614173228347" w:firstLine="0"/>
+        <w:rPr>
+          <w:rFonts w:ascii="Roboto" w:cs="Roboto" w:eastAsia="Roboto" w:hAnsi="Roboto"/>
+          <w:b w:val="1"/>
+          <w:bCs w:val="1"/>
+          <w:sz w:val="21"/>
+          <w:szCs w:val="21"/>
+        </w:rPr>
+      </w:pPr>
+      <w:r>
+        <w:rPr>
+          <w:rtl w:val="0"/>
+        </w:rPr>
+      </w:r>
+    </w:p>
+    <w:p>
+      <w:pPr>
+        <w:ind w:left="-708.6614173228347" w:firstLine="0"/>
+        <w:rPr>
+          <w:rFonts w:ascii="Roboto" w:cs="Roboto" w:eastAsia="Roboto" w:hAnsi="Roboto"/>
+          <w:b w:val="1"/>
+          <w:bCs w:val="1"/>
+          <w:sz w:val="21"/>
+          <w:szCs w:val="21"/>
+        </w:rPr>
+      </w:pPr>
+      <w:r>
+        <w:rPr>
+          <w:rFonts w:ascii="Roboto" w:cs="Roboto" w:eastAsia="Roboto" w:hAnsi="Roboto"/>
+          <w:b w:val="1"/>
+          <w:bCs w:val="1"/>
+          <w:sz w:val="21"/>
+          <w:szCs w:val="21"/>
+          <w:u w:val="single"/>
+          <w:rtl w:val="0"/>
+        </w:rPr>
+        <w:t xml:space="preserve">Severity: </w:t>
+      </w:r>
+      <w:r>
+        <w:rPr>
+          <w:rFonts w:ascii="Arial Unicode MS" w:cs="Arial Unicode MS" w:eastAsia="Arial Unicode MS" w:hAnsi="Arial Unicode MS"/>
+          <w:b w:val="1"/>
+          <w:bCs w:val="1"/>
+          <w:sz w:val="21"/>
+          <w:szCs w:val="21"/>
+          <w:rtl w:val="0"/>
+        </w:rPr>
+        <w:t xml:space="preserve">LOW ✓  </w:t>
+      </w:r>
+    </w:p>
+    <w:p>
+      <w:pPr>
+        <w:ind w:left="-708.6614173228347" w:firstLine="0"/>
+        <w:rPr>
+          <w:rFonts w:ascii="Roboto" w:cs="Roboto" w:eastAsia="Roboto" w:hAnsi="Roboto"/>
+          <w:b w:val="1"/>
+          <w:bCs w:val="1"/>
+          <w:sz w:val="21"/>
+          <w:szCs w:val="21"/>
+        </w:rPr>
+      </w:pPr>
+      <w:r>
+        <w:rPr>
+          <w:rFonts w:ascii="Roboto" w:cs="Roboto" w:eastAsia="Roboto" w:hAnsi="Roboto"/>
+          <w:b w:val="1"/>
+          <w:bCs w:val="1"/>
+          <w:sz w:val="21"/>
+          <w:szCs w:val="21"/>
+          <w:u w:val="single"/>
+          <w:rtl w:val="0"/>
+        </w:rPr>
+        <w:t xml:space="preserve">Status:</w:t>
+      </w:r>
+      <w:r>
+        <w:rPr>
+          <w:rFonts w:ascii="Roboto" w:cs="Roboto" w:eastAsia="Roboto" w:hAnsi="Roboto"/>
+          <w:b w:val="1"/>
+          <w:bCs w:val="1"/>
+          <w:sz w:val="21"/>
+          <w:szCs w:val="21"/>
+          <w:rtl w:val="0"/>
+        </w:rPr>
+        <w:t xml:space="preserve"> ACKNOWLEDGED  </w:t>
       </w:r>
     </w:p>
     <w:p>
@@ -6941,7 +8871,7 @@
           <w:szCs w:val="21"/>
           <w:rtl w:val="0"/>
         </w:rPr>
-        <w:t xml:space="preserve">: TC_EDGE_003  </w:t>
+        <w:t xml:space="preserve">: TC_EDGE_008  </w:t>
       </w:r>
     </w:p>
     <w:p>
@@ -7006,344 +8936,164 @@
           <w:szCs w:val="21"/>
           <w:rtl w:val="0"/>
         </w:rPr>
-        <w:t xml:space="preserve">Unauthenticated users can access checkout step pages directly via URL without authentication. This extends the security vulnerability to the payment/checkout workflow.</w:t>
-      </w:r>
-    </w:p>
-    <w:p>
-      <w:pPr>
-        <w:ind w:left="-708.6614173228347" w:firstLine="0"/>
-        <w:rPr>
-          <w:rFonts w:ascii="Roboto" w:cs="Roboto" w:eastAsia="Roboto" w:hAnsi="Roboto"/>
-          <w:b w:val="1"/>
-          <w:bCs w:val="1"/>
-          <w:sz w:val="21"/>
-          <w:szCs w:val="21"/>
-        </w:rPr>
-      </w:pPr>
-      <w:r>
-        <w:rPr>
-          <w:rtl w:val="0"/>
-        </w:rPr>
-      </w:r>
-    </w:p>
-    <w:p>
-      <w:pPr>
-        <w:ind w:left="-708.6614173228347" w:firstLine="0"/>
-        <w:rPr>
-          <w:rFonts w:ascii="Roboto" w:cs="Roboto" w:eastAsia="Roboto" w:hAnsi="Roboto"/>
-          <w:b w:val="1"/>
-          <w:bCs w:val="1"/>
-          <w:sz w:val="21"/>
-          <w:szCs w:val="21"/>
-          <w:u w:val="single"/>
-        </w:rPr>
-      </w:pPr>
-      <w:r>
-        <w:rPr>
-          <w:rFonts w:ascii="Roboto" w:cs="Roboto" w:eastAsia="Roboto" w:hAnsi="Roboto"/>
-          <w:b w:val="1"/>
-          <w:bCs w:val="1"/>
-          <w:sz w:val="21"/>
-          <w:szCs w:val="21"/>
-          <w:u w:val="single"/>
-          <w:rtl w:val="0"/>
-        </w:rPr>
-        <w:t xml:space="preserve">Technical Details:</w:t>
-      </w:r>
-    </w:p>
-    <w:p>
-      <w:pPr>
-        <w:ind w:left="-708.6614173228347" w:firstLine="0"/>
-        <w:rPr>
-          <w:rFonts w:ascii="Roboto" w:cs="Roboto" w:eastAsia="Roboto" w:hAnsi="Roboto"/>
-          <w:b w:val="1"/>
-          <w:bCs w:val="1"/>
-          <w:sz w:val="21"/>
-          <w:szCs w:val="21"/>
-        </w:rPr>
-      </w:pPr>
-      <w:r>
-        <w:rPr>
-          <w:rFonts w:ascii="Roboto" w:cs="Roboto" w:eastAsia="Roboto" w:hAnsi="Roboto"/>
-          <w:b w:val="1"/>
-          <w:bCs w:val="1"/>
-          <w:sz w:val="21"/>
-          <w:szCs w:val="21"/>
-          <w:rtl w:val="0"/>
-        </w:rPr>
-        <w:t xml:space="preserve">- Affected URLs: </w:t>
-      </w:r>
-    </w:p>
-    <w:p>
-      <w:pPr>
-        <w:ind w:left="-708.6614173228347" w:firstLine="0"/>
-        <w:rPr>
-          <w:rFonts w:ascii="Roboto" w:cs="Roboto" w:eastAsia="Roboto" w:hAnsi="Roboto"/>
-          <w:b w:val="1"/>
-          <w:bCs w:val="1"/>
-          <w:sz w:val="21"/>
-          <w:szCs w:val="21"/>
-        </w:rPr>
-      </w:pPr>
-      <w:r>
-        <w:rPr>
-          <w:rFonts w:ascii="Roboto" w:cs="Roboto" w:eastAsia="Roboto" w:hAnsi="Roboto"/>
-          <w:b w:val="1"/>
-          <w:bCs w:val="1"/>
-          <w:sz w:val="21"/>
-          <w:szCs w:val="21"/>
-          <w:rtl w:val="0"/>
-        </w:rPr>
-        <w:t xml:space="preserve">  - https://www.saucedemo.com/checkout-step-one.html (Information form)</w:t>
-      </w:r>
-    </w:p>
-    <w:p>
-      <w:pPr>
-        <w:ind w:left="-708.6614173228347" w:firstLine="0"/>
-        <w:rPr>
-          <w:rFonts w:ascii="Roboto" w:cs="Roboto" w:eastAsia="Roboto" w:hAnsi="Roboto"/>
-          <w:b w:val="1"/>
-          <w:bCs w:val="1"/>
-          <w:sz w:val="21"/>
-          <w:szCs w:val="21"/>
-        </w:rPr>
-      </w:pPr>
-      <w:r>
-        <w:rPr>
-          <w:rFonts w:ascii="Roboto" w:cs="Roboto" w:eastAsia="Roboto" w:hAnsi="Roboto"/>
-          <w:b w:val="1"/>
-          <w:bCs w:val="1"/>
-          <w:sz w:val="21"/>
-          <w:szCs w:val="21"/>
-          <w:rtl w:val="0"/>
-        </w:rPr>
-        <w:t xml:space="preserve">  - https://www.saucedemo.com/checkout-step-two.html (Order review)</w:t>
-      </w:r>
-    </w:p>
-    <w:p>
-      <w:pPr>
-        <w:ind w:left="-708.6614173228347" w:firstLine="0"/>
-        <w:rPr>
-          <w:rFonts w:ascii="Roboto" w:cs="Roboto" w:eastAsia="Roboto" w:hAnsi="Roboto"/>
-          <w:b w:val="1"/>
-          <w:bCs w:val="1"/>
-          <w:sz w:val="21"/>
-          <w:szCs w:val="21"/>
-        </w:rPr>
-      </w:pPr>
-      <w:r>
-        <w:rPr>
-          <w:rFonts w:ascii="Roboto" w:cs="Roboto" w:eastAsia="Roboto" w:hAnsi="Roboto"/>
-          <w:b w:val="1"/>
-          <w:bCs w:val="1"/>
-          <w:sz w:val="21"/>
-          <w:szCs w:val="21"/>
-          <w:rtl w:val="0"/>
-        </w:rPr>
-        <w:t xml:space="preserve">  - https://www.saucedemo.com/checkout-complete.html (Confirmation)</w:t>
-      </w:r>
-    </w:p>
-    <w:p>
-      <w:pPr>
-        <w:ind w:left="-708.6614173228347" w:firstLine="0"/>
-        <w:rPr>
-          <w:rFonts w:ascii="Roboto" w:cs="Roboto" w:eastAsia="Roboto" w:hAnsi="Roboto"/>
-          <w:b w:val="1"/>
-          <w:bCs w:val="1"/>
-          <w:sz w:val="21"/>
-          <w:szCs w:val="21"/>
-        </w:rPr>
-      </w:pPr>
-      <w:r>
-        <w:rPr>
-          <w:rFonts w:ascii="Roboto" w:cs="Roboto" w:eastAsia="Roboto" w:hAnsi="Roboto"/>
-          <w:b w:val="1"/>
-          <w:bCs w:val="1"/>
-          <w:sz w:val="21"/>
-          <w:szCs w:val="21"/>
-          <w:rtl w:val="0"/>
-        </w:rPr>
-        <w:t xml:space="preserve">- Expected Behavior: Require authentication before checkout access</w:t>
-      </w:r>
-    </w:p>
-    <w:p>
-      <w:pPr>
-        <w:ind w:left="-708.6614173228347" w:firstLine="0"/>
-        <w:rPr>
-          <w:rFonts w:ascii="Roboto" w:cs="Roboto" w:eastAsia="Roboto" w:hAnsi="Roboto"/>
-          <w:b w:val="1"/>
-          <w:bCs w:val="1"/>
-          <w:sz w:val="21"/>
-          <w:szCs w:val="21"/>
-        </w:rPr>
-      </w:pPr>
-      <w:r>
-        <w:rPr>
-          <w:rFonts w:ascii="Roboto" w:cs="Roboto" w:eastAsia="Roboto" w:hAnsi="Roboto"/>
-          <w:b w:val="1"/>
-          <w:bCs w:val="1"/>
-          <w:sz w:val="21"/>
-          <w:szCs w:val="21"/>
-          <w:rtl w:val="0"/>
-        </w:rPr>
-        <w:t xml:space="preserve">- Actual Behavior: Checkout pages accessible and partially functional without login</w:t>
-      </w:r>
-    </w:p>
-    <w:p>
-      <w:pPr>
-        <w:ind w:left="-708.6614173228347" w:firstLine="0"/>
-        <w:rPr>
-          <w:rFonts w:ascii="Roboto" w:cs="Roboto" w:eastAsia="Roboto" w:hAnsi="Roboto"/>
-          <w:b w:val="1"/>
-          <w:bCs w:val="1"/>
-          <w:sz w:val="21"/>
-          <w:szCs w:val="21"/>
-        </w:rPr>
-      </w:pPr>
-      <w:r>
-        <w:rPr>
-          <w:rFonts w:ascii="Roboto" w:cs="Roboto" w:eastAsia="Roboto" w:hAnsi="Roboto"/>
-          <w:b w:val="1"/>
-          <w:bCs w:val="1"/>
-          <w:sz w:val="21"/>
-          <w:szCs w:val="21"/>
-          <w:rtl w:val="0"/>
-        </w:rPr>
-        <w:t xml:space="preserve">- Root Cause: Missing authentication checks on frontend routes</w:t>
-      </w:r>
-    </w:p>
-    <w:p>
-      <w:pPr>
-        <w:ind w:left="-708.6614173228347" w:firstLine="0"/>
-        <w:rPr>
-          <w:rFonts w:ascii="Roboto" w:cs="Roboto" w:eastAsia="Roboto" w:hAnsi="Roboto"/>
-          <w:b w:val="1"/>
-          <w:bCs w:val="1"/>
-          <w:sz w:val="21"/>
-          <w:szCs w:val="21"/>
-        </w:rPr>
-      </w:pPr>
-      <w:r>
-        <w:rPr>
-          <w:rtl w:val="0"/>
-        </w:rPr>
-      </w:r>
-    </w:p>
-    <w:p>
-      <w:pPr>
-        <w:ind w:left="-708.6614173228347" w:firstLine="0"/>
-        <w:rPr>
-          <w:rFonts w:ascii="Roboto" w:cs="Roboto" w:eastAsia="Roboto" w:hAnsi="Roboto"/>
-          <w:b w:val="1"/>
-          <w:bCs w:val="1"/>
-          <w:sz w:val="21"/>
-          <w:szCs w:val="21"/>
-          <w:u w:val="single"/>
-        </w:rPr>
-      </w:pPr>
-      <w:r>
-        <w:rPr>
-          <w:rFonts w:ascii="Roboto" w:cs="Roboto" w:eastAsia="Roboto" w:hAnsi="Roboto"/>
-          <w:b w:val="1"/>
-          <w:bCs w:val="1"/>
-          <w:sz w:val="21"/>
-          <w:szCs w:val="21"/>
-          <w:u w:val="single"/>
-          <w:rtl w:val="0"/>
-        </w:rPr>
-        <w:t xml:space="preserve">Steps to Reproduce:</w:t>
-      </w:r>
-    </w:p>
-    <w:p>
-      <w:pPr>
-        <w:ind w:left="-708.6614173228347" w:firstLine="0"/>
-        <w:rPr>
-          <w:rFonts w:ascii="Roboto" w:cs="Roboto" w:eastAsia="Roboto" w:hAnsi="Roboto"/>
-          <w:b w:val="1"/>
-          <w:bCs w:val="1"/>
-          <w:sz w:val="21"/>
-          <w:szCs w:val="21"/>
-        </w:rPr>
-      </w:pPr>
-      <w:r>
-        <w:rPr>
-          <w:rFonts w:ascii="Roboto" w:cs="Roboto" w:eastAsia="Roboto" w:hAnsi="Roboto"/>
-          <w:b w:val="1"/>
-          <w:bCs w:val="1"/>
-          <w:sz w:val="21"/>
-          <w:szCs w:val="21"/>
-          <w:rtl w:val="0"/>
-        </w:rPr>
-        <w:t xml:space="preserve">1. Log out and clear session</w:t>
-      </w:r>
-    </w:p>
-    <w:p>
-      <w:pPr>
-        <w:ind w:left="-708.6614173228347" w:firstLine="0"/>
-        <w:rPr>
-          <w:rFonts w:ascii="Roboto" w:cs="Roboto" w:eastAsia="Roboto" w:hAnsi="Roboto"/>
-          <w:b w:val="1"/>
-          <w:bCs w:val="1"/>
-          <w:sz w:val="21"/>
-          <w:szCs w:val="21"/>
-        </w:rPr>
-      </w:pPr>
-      <w:r>
-        <w:rPr>
-          <w:rFonts w:ascii="Roboto" w:cs="Roboto" w:eastAsia="Roboto" w:hAnsi="Roboto"/>
-          <w:b w:val="1"/>
-          <w:bCs w:val="1"/>
-          <w:sz w:val="21"/>
-          <w:szCs w:val="21"/>
-          <w:rtl w:val="0"/>
-        </w:rPr>
-        <w:t xml:space="preserve">2. Type https://www.saucedemo.com/checkout-step-one.html in address bar</w:t>
-      </w:r>
-    </w:p>
-    <w:p>
-      <w:pPr>
-        <w:ind w:left="-708.6614173228347" w:firstLine="0"/>
-        <w:rPr>
-          <w:rFonts w:ascii="Roboto" w:cs="Roboto" w:eastAsia="Roboto" w:hAnsi="Roboto"/>
-          <w:b w:val="1"/>
-          <w:bCs w:val="1"/>
-          <w:sz w:val="21"/>
-          <w:szCs w:val="21"/>
-        </w:rPr>
-      </w:pPr>
-      <w:r>
-        <w:rPr>
-          <w:rFonts w:ascii="Roboto" w:cs="Roboto" w:eastAsia="Roboto" w:hAnsi="Roboto"/>
-          <w:b w:val="1"/>
-          <w:bCs w:val="1"/>
-          <w:sz w:val="21"/>
-          <w:szCs w:val="21"/>
-          <w:rtl w:val="0"/>
-        </w:rPr>
-        <w:t xml:space="preserve">3. Press Enter</w:t>
-      </w:r>
-    </w:p>
-    <w:p>
-      <w:pPr>
-        <w:ind w:left="-708.6614173228347" w:firstLine="0"/>
-        <w:rPr>
-          <w:rFonts w:ascii="Roboto" w:cs="Roboto" w:eastAsia="Roboto" w:hAnsi="Roboto"/>
-          <w:b w:val="1"/>
-          <w:bCs w:val="1"/>
-          <w:sz w:val="21"/>
-          <w:szCs w:val="21"/>
-        </w:rPr>
-      </w:pPr>
-      <w:r>
-        <w:rPr>
-          <w:rFonts w:ascii="Roboto" w:cs="Roboto" w:eastAsia="Roboto" w:hAnsi="Roboto"/>
-          <w:b w:val="1"/>
-          <w:bCs w:val="1"/>
-          <w:sz w:val="21"/>
-          <w:szCs w:val="21"/>
-          <w:rtl w:val="0"/>
-        </w:rPr>
-        <w:t xml:space="preserve">4. Observe checkout form displays without login requirement</w:t>
+        <w:t xml:space="preserve">Checkout form fields accept extremely long input strings (100+ characters) without validation or truncation, potentially causing data integrity issues.</w:t>
+      </w:r>
+    </w:p>
+    <w:p>
+      <w:pPr>
+        <w:ind w:left="-708.6614173228347" w:firstLine="0"/>
+        <w:rPr>
+          <w:rFonts w:ascii="Roboto" w:cs="Roboto" w:eastAsia="Roboto" w:hAnsi="Roboto"/>
+          <w:b w:val="1"/>
+          <w:bCs w:val="1"/>
+          <w:sz w:val="21"/>
+          <w:szCs w:val="21"/>
+        </w:rPr>
+      </w:pPr>
+      <w:r>
+        <w:rPr>
+          <w:rtl w:val="0"/>
+        </w:rPr>
+      </w:r>
+    </w:p>
+    <w:p>
+      <w:pPr>
+        <w:ind w:left="-708.6614173228347" w:firstLine="0"/>
+        <w:rPr>
+          <w:rFonts w:ascii="Roboto" w:cs="Roboto" w:eastAsia="Roboto" w:hAnsi="Roboto"/>
+          <w:b w:val="1"/>
+          <w:bCs w:val="1"/>
+          <w:sz w:val="21"/>
+          <w:szCs w:val="21"/>
+          <w:u w:val="single"/>
+        </w:rPr>
+      </w:pPr>
+      <w:r>
+        <w:rPr>
+          <w:rFonts w:ascii="Roboto" w:cs="Roboto" w:eastAsia="Roboto" w:hAnsi="Roboto"/>
+          <w:b w:val="1"/>
+          <w:bCs w:val="1"/>
+          <w:sz w:val="21"/>
+          <w:szCs w:val="21"/>
+          <w:u w:val="single"/>
+          <w:rtl w:val="0"/>
+        </w:rPr>
+        <w:t xml:space="preserve">Observed Behavior:</w:t>
+      </w:r>
+    </w:p>
+    <w:p>
+      <w:pPr>
+        <w:ind w:left="-708.6614173228347" w:firstLine="0"/>
+        <w:rPr>
+          <w:rFonts w:ascii="Roboto" w:cs="Roboto" w:eastAsia="Roboto" w:hAnsi="Roboto"/>
+          <w:b w:val="1"/>
+          <w:bCs w:val="1"/>
+          <w:sz w:val="21"/>
+          <w:szCs w:val="21"/>
+        </w:rPr>
+      </w:pPr>
+      <w:r>
+        <w:rPr>
+          <w:rFonts w:ascii="Roboto" w:cs="Roboto" w:eastAsia="Roboto" w:hAnsi="Roboto"/>
+          <w:b w:val="1"/>
+          <w:bCs w:val="1"/>
+          <w:sz w:val="21"/>
+          <w:szCs w:val="21"/>
+          <w:rtl w:val="0"/>
+        </w:rPr>
+        <w:t xml:space="preserve">- First Name field accepts 70+ characters</w:t>
+      </w:r>
+    </w:p>
+    <w:p>
+      <w:pPr>
+        <w:ind w:left="-708.6614173228347" w:firstLine="0"/>
+        <w:rPr>
+          <w:rFonts w:ascii="Roboto" w:cs="Roboto" w:eastAsia="Roboto" w:hAnsi="Roboto"/>
+          <w:b w:val="1"/>
+          <w:bCs w:val="1"/>
+          <w:sz w:val="21"/>
+          <w:szCs w:val="21"/>
+        </w:rPr>
+      </w:pPr>
+      <w:r>
+        <w:rPr>
+          <w:rFonts w:ascii="Roboto" w:cs="Roboto" w:eastAsia="Roboto" w:hAnsi="Roboto"/>
+          <w:b w:val="1"/>
+          <w:bCs w:val="1"/>
+          <w:sz w:val="21"/>
+          <w:szCs w:val="21"/>
+          <w:rtl w:val="0"/>
+        </w:rPr>
+        <w:t xml:space="preserve">- Last Name field accepts 50+ characters</w:t>
+      </w:r>
+    </w:p>
+    <w:p>
+      <w:pPr>
+        <w:ind w:left="-708.6614173228347" w:firstLine="0"/>
+        <w:rPr>
+          <w:rFonts w:ascii="Roboto" w:cs="Roboto" w:eastAsia="Roboto" w:hAnsi="Roboto"/>
+          <w:b w:val="1"/>
+          <w:bCs w:val="1"/>
+          <w:sz w:val="21"/>
+          <w:szCs w:val="21"/>
+        </w:rPr>
+      </w:pPr>
+      <w:r>
+        <w:rPr>
+          <w:rFonts w:ascii="Roboto" w:cs="Roboto" w:eastAsia="Roboto" w:hAnsi="Roboto"/>
+          <w:b w:val="1"/>
+          <w:bCs w:val="1"/>
+          <w:sz w:val="21"/>
+          <w:szCs w:val="21"/>
+          <w:rtl w:val="0"/>
+        </w:rPr>
+        <w:t xml:space="preserve">- Postal Code field accepts 15+ digit strings</w:t>
+      </w:r>
+    </w:p>
+    <w:p>
+      <w:pPr>
+        <w:ind w:left="-708.6614173228347" w:firstLine="0"/>
+        <w:rPr>
+          <w:rFonts w:ascii="Roboto" w:cs="Roboto" w:eastAsia="Roboto" w:hAnsi="Roboto"/>
+          <w:b w:val="1"/>
+          <w:bCs w:val="1"/>
+          <w:sz w:val="21"/>
+          <w:szCs w:val="21"/>
+        </w:rPr>
+      </w:pPr>
+      <w:r>
+        <w:rPr>
+          <w:rFonts w:ascii="Roboto" w:cs="Roboto" w:eastAsia="Roboto" w:hAnsi="Roboto"/>
+          <w:b w:val="1"/>
+          <w:bCs w:val="1"/>
+          <w:sz w:val="21"/>
+          <w:szCs w:val="21"/>
+          <w:rtl w:val="0"/>
+        </w:rPr>
+        <w:t xml:space="preserve">- No error message or truncation occurs</w:t>
+      </w:r>
+    </w:p>
+    <w:p>
+      <w:pPr>
+        <w:ind w:left="-708.6614173228347" w:firstLine="0"/>
+        <w:rPr>
+          <w:rFonts w:ascii="Roboto" w:cs="Roboto" w:eastAsia="Roboto" w:hAnsi="Roboto"/>
+          <w:b w:val="1"/>
+          <w:bCs w:val="1"/>
+          <w:sz w:val="21"/>
+          <w:szCs w:val="21"/>
+        </w:rPr>
+      </w:pPr>
+      <w:r>
+        <w:rPr>
+          <w:rFonts w:ascii="Roboto" w:cs="Roboto" w:eastAsia="Roboto" w:hAnsi="Roboto"/>
+          <w:b w:val="1"/>
+          <w:bCs w:val="1"/>
+          <w:sz w:val="21"/>
+          <w:szCs w:val="21"/>
+          <w:rtl w:val="0"/>
+        </w:rPr>
+        <w:t xml:space="preserve">- Long strings display on confirmation page without layout issues</w:t>
       </w:r>
     </w:p>
     <w:p>
@@ -7408,223 +9158,134 @@
           <w:szCs w:val="21"/>
           <w:rtl w:val="0"/>
         </w:rPr>
-        <w:t xml:space="preserve">- Security Risk: CRITICAL - Direct access to payment flow without authentication</w:t>
-      </w:r>
-    </w:p>
-    <w:p>
-      <w:pPr>
-        <w:ind w:left="-708.6614173228347" w:firstLine="0"/>
-        <w:rPr>
-          <w:rFonts w:ascii="Roboto" w:cs="Roboto" w:eastAsia="Roboto" w:hAnsi="Roboto"/>
-          <w:b w:val="1"/>
-          <w:bCs w:val="1"/>
-          <w:sz w:val="21"/>
-          <w:szCs w:val="21"/>
-        </w:rPr>
-      </w:pPr>
-      <w:r>
-        <w:rPr>
-          <w:rFonts w:ascii="Roboto" w:cs="Roboto" w:eastAsia="Roboto" w:hAnsi="Roboto"/>
-          <w:b w:val="1"/>
-          <w:bCs w:val="1"/>
-          <w:sz w:val="21"/>
-          <w:szCs w:val="21"/>
-          <w:rtl w:val="0"/>
-        </w:rPr>
-        <w:t xml:space="preserve">- Business Impact: HIGH - Major security compliance violation</w:t>
-      </w:r>
-    </w:p>
-    <w:p>
-      <w:pPr>
-        <w:ind w:left="-708.6614173228347" w:firstLine="0"/>
-        <w:rPr>
-          <w:rFonts w:ascii="Roboto" w:cs="Roboto" w:eastAsia="Roboto" w:hAnsi="Roboto"/>
-          <w:b w:val="1"/>
-          <w:bCs w:val="1"/>
-          <w:sz w:val="21"/>
-          <w:szCs w:val="21"/>
-        </w:rPr>
-      </w:pPr>
-      <w:r>
-        <w:rPr>
-          <w:rFonts w:ascii="Roboto" w:cs="Roboto" w:eastAsia="Roboto" w:hAnsi="Roboto"/>
-          <w:b w:val="1"/>
-          <w:bCs w:val="1"/>
-          <w:sz w:val="21"/>
-          <w:szCs w:val="21"/>
-          <w:rtl w:val="0"/>
-        </w:rPr>
-        <w:t xml:space="preserve">- User Impact: HIGH - Potential fraud and unauthorized transactions</w:t>
-      </w:r>
-    </w:p>
-    <w:p>
-      <w:pPr>
-        <w:ind w:left="-708.6614173228347" w:firstLine="0"/>
-        <w:rPr>
-          <w:rFonts w:ascii="Roboto" w:cs="Roboto" w:eastAsia="Roboto" w:hAnsi="Roboto"/>
-          <w:b w:val="1"/>
-          <w:bCs w:val="1"/>
-          <w:sz w:val="21"/>
-          <w:szCs w:val="21"/>
-          <w:u w:val="single"/>
-        </w:rPr>
-      </w:pPr>
-      <w:r>
-        <w:rPr>
-          <w:rtl w:val="0"/>
-        </w:rPr>
-      </w:r>
-    </w:p>
-    <w:p>
-      <w:pPr>
-        <w:ind w:left="-708.6614173228347" w:firstLine="0"/>
-        <w:rPr>
-          <w:rFonts w:ascii="Roboto" w:cs="Roboto" w:eastAsia="Roboto" w:hAnsi="Roboto"/>
-          <w:b w:val="1"/>
-          <w:bCs w:val="1"/>
-          <w:sz w:val="21"/>
-          <w:szCs w:val="21"/>
-          <w:u w:val="single"/>
-        </w:rPr>
-      </w:pPr>
-      <w:r>
-        <w:rPr>
-          <w:rFonts w:ascii="Roboto" w:cs="Roboto" w:eastAsia="Roboto" w:hAnsi="Roboto"/>
-          <w:b w:val="1"/>
-          <w:bCs w:val="1"/>
-          <w:sz w:val="21"/>
-          <w:szCs w:val="21"/>
-          <w:u w:val="single"/>
-          <w:rtl w:val="0"/>
-        </w:rPr>
-        <w:t xml:space="preserve">Medium Priority Issues</w:t>
-      </w:r>
-    </w:p>
-    <w:p>
-      <w:pPr>
-        <w:ind w:left="-708.6614173228347" w:firstLine="0"/>
-        <w:rPr>
-          <w:rFonts w:ascii="Roboto" w:cs="Roboto" w:eastAsia="Roboto" w:hAnsi="Roboto"/>
-          <w:b w:val="1"/>
-          <w:bCs w:val="1"/>
-          <w:sz w:val="21"/>
-          <w:szCs w:val="21"/>
-        </w:rPr>
-      </w:pPr>
-      <w:r>
-        <w:rPr>
-          <w:rtl w:val="0"/>
-        </w:rPr>
-      </w:r>
-    </w:p>
-    <w:p>
-      <w:pPr>
-        <w:ind w:left="-708.6614173228347" w:firstLine="0"/>
-        <w:rPr>
-          <w:rFonts w:ascii="Roboto" w:cs="Roboto" w:eastAsia="Roboto" w:hAnsi="Roboto"/>
-          <w:b w:val="1"/>
-          <w:bCs w:val="1"/>
-          <w:sz w:val="21"/>
-          <w:szCs w:val="21"/>
-        </w:rPr>
-      </w:pPr>
-      <w:r>
-        <w:rPr>
-          <w:rFonts w:ascii="Roboto" w:cs="Roboto" w:eastAsia="Roboto" w:hAnsi="Roboto"/>
-          <w:b w:val="1"/>
-          <w:bCs w:val="1"/>
-          <w:sz w:val="21"/>
-          <w:szCs w:val="21"/>
-          <w:rtl w:val="0"/>
-        </w:rPr>
-        <w:t xml:space="preserve">⚠️ DEF_003: Cart Persistence After Logout</w:t>
-      </w:r>
-    </w:p>
-    <w:p>
-      <w:pPr>
-        <w:ind w:left="-708.6614173228347" w:firstLine="0"/>
-        <w:rPr>
-          <w:rFonts w:ascii="Roboto" w:cs="Roboto" w:eastAsia="Roboto" w:hAnsi="Roboto"/>
-          <w:b w:val="1"/>
-          <w:bCs w:val="1"/>
-          <w:sz w:val="21"/>
-          <w:szCs w:val="21"/>
-        </w:rPr>
-      </w:pPr>
-      <w:r>
-        <w:rPr>
-          <w:rtl w:val="0"/>
-        </w:rPr>
-      </w:r>
-    </w:p>
-    <w:p>
-      <w:pPr>
-        <w:ind w:left="-708.6614173228347" w:firstLine="0"/>
-        <w:rPr>
-          <w:rFonts w:ascii="Roboto" w:cs="Roboto" w:eastAsia="Roboto" w:hAnsi="Roboto"/>
-          <w:b w:val="1"/>
-          <w:bCs w:val="1"/>
-          <w:sz w:val="21"/>
-          <w:szCs w:val="21"/>
-        </w:rPr>
-      </w:pPr>
-      <w:r>
-        <w:rPr>
-          <w:rFonts w:ascii="Roboto" w:cs="Roboto" w:eastAsia="Roboto" w:hAnsi="Roboto"/>
-          <w:b w:val="1"/>
-          <w:bCs w:val="1"/>
-          <w:sz w:val="21"/>
-          <w:szCs w:val="21"/>
-          <w:u w:val="single"/>
-          <w:rtl w:val="0"/>
-        </w:rPr>
-        <w:t xml:space="preserve">Severity: </w:t>
-      </w:r>
-      <w:r>
-        <w:rPr>
-          <w:rFonts w:ascii="Roboto" w:cs="Roboto" w:eastAsia="Roboto" w:hAnsi="Roboto"/>
-          <w:b w:val="1"/>
-          <w:bCs w:val="1"/>
-          <w:sz w:val="21"/>
-          <w:szCs w:val="21"/>
-          <w:rtl w:val="0"/>
-        </w:rPr>
-        <w:t xml:space="preserve">MEDIUM ⚠️  </w:t>
-      </w:r>
-    </w:p>
-    <w:p>
-      <w:pPr>
-        <w:ind w:left="-708.6614173228347" w:firstLine="0"/>
-        <w:rPr>
-          <w:rFonts w:ascii="Roboto" w:cs="Roboto" w:eastAsia="Roboto" w:hAnsi="Roboto"/>
-          <w:b w:val="1"/>
-          <w:bCs w:val="1"/>
-          <w:sz w:val="21"/>
-          <w:szCs w:val="21"/>
-        </w:rPr>
-      </w:pPr>
-      <w:r>
-        <w:rPr>
-          <w:rFonts w:ascii="Roboto" w:cs="Roboto" w:eastAsia="Roboto" w:hAnsi="Roboto"/>
-          <w:b w:val="1"/>
-          <w:bCs w:val="1"/>
-          <w:sz w:val="21"/>
-          <w:szCs w:val="21"/>
-          <w:u w:val="single"/>
-          <w:rtl w:val="0"/>
-        </w:rPr>
-        <w:t xml:space="preserve">Status:</w:t>
-      </w:r>
-      <w:r>
-        <w:rPr>
-          <w:rFonts w:ascii="Roboto" w:cs="Roboto" w:eastAsia="Roboto" w:hAnsi="Roboto"/>
-          <w:b w:val="1"/>
-          <w:bCs w:val="1"/>
-          <w:sz w:val="21"/>
-          <w:szCs w:val="21"/>
-          <w:rtl w:val="0"/>
-        </w:rPr>
-        <w:t xml:space="preserve"> UNDER REVIEW  </w:t>
+        <w:t xml:space="preserve">- LOW - Potential data storage issues, database field size concerns for production, user experience degradation with extremely long input, potential buffer overflow risks</w:t>
+      </w:r>
+    </w:p>
+    <w:p>
+      <w:pPr>
+        <w:ind w:left="-708.6614173228347" w:firstLine="0"/>
+        <w:rPr>
+          <w:rFonts w:ascii="Roboto" w:cs="Roboto" w:eastAsia="Roboto" w:hAnsi="Roboto"/>
+          <w:b w:val="1"/>
+          <w:bCs w:val="1"/>
+          <w:sz w:val="21"/>
+          <w:szCs w:val="21"/>
+        </w:rPr>
+      </w:pPr>
+      <w:r>
+        <w:rPr>
+          <w:rtl w:val="0"/>
+        </w:rPr>
+      </w:r>
+    </w:p>
+    <w:p>
+      <w:pPr>
+        <w:ind w:left="-708.6614173228347" w:firstLine="0"/>
+        <w:rPr>
+          <w:rFonts w:ascii="Roboto" w:cs="Roboto" w:eastAsia="Roboto" w:hAnsi="Roboto"/>
+          <w:b w:val="1"/>
+          <w:bCs w:val="1"/>
+          <w:sz w:val="21"/>
+          <w:szCs w:val="21"/>
+        </w:rPr>
+      </w:pPr>
+      <w:r>
+        <w:rPr>
+          <w:rFonts w:ascii="Arial Unicode MS" w:cs="Arial Unicode MS" w:eastAsia="Arial Unicode MS" w:hAnsi="Arial Unicode MS"/>
+          <w:b w:val="1"/>
+          <w:bCs w:val="1"/>
+          <w:sz w:val="21"/>
+          <w:szCs w:val="21"/>
+          <w:rtl w:val="0"/>
+        </w:rPr>
+        <w:t xml:space="preserve">✓ DEF_006: No Format Validation on Postal Code</w:t>
+      </w:r>
+    </w:p>
+    <w:p>
+      <w:pPr>
+        <w:ind w:left="-708.6614173228347" w:firstLine="0"/>
+        <w:rPr>
+          <w:rFonts w:ascii="Roboto" w:cs="Roboto" w:eastAsia="Roboto" w:hAnsi="Roboto"/>
+          <w:b w:val="1"/>
+          <w:bCs w:val="1"/>
+          <w:sz w:val="21"/>
+          <w:szCs w:val="21"/>
+        </w:rPr>
+      </w:pPr>
+      <w:r>
+        <w:rPr>
+          <w:rtl w:val="0"/>
+        </w:rPr>
+      </w:r>
+    </w:p>
+    <w:p>
+      <w:pPr>
+        <w:ind w:left="-708.6614173228347" w:firstLine="0"/>
+        <w:rPr>
+          <w:rFonts w:ascii="Roboto" w:cs="Roboto" w:eastAsia="Roboto" w:hAnsi="Roboto"/>
+          <w:b w:val="1"/>
+          <w:bCs w:val="1"/>
+          <w:sz w:val="21"/>
+          <w:szCs w:val="21"/>
+        </w:rPr>
+      </w:pPr>
+      <w:r>
+        <w:rPr>
+          <w:rFonts w:ascii="Roboto" w:cs="Roboto" w:eastAsia="Roboto" w:hAnsi="Roboto"/>
+          <w:b w:val="1"/>
+          <w:bCs w:val="1"/>
+          <w:sz w:val="21"/>
+          <w:szCs w:val="21"/>
+          <w:u w:val="single"/>
+          <w:rtl w:val="0"/>
+        </w:rPr>
+        <w:t xml:space="preserve">Severity</w:t>
+      </w:r>
+      <w:r>
+        <w:rPr>
+          <w:rFonts w:ascii="Arial Unicode MS" w:cs="Arial Unicode MS" w:eastAsia="Arial Unicode MS" w:hAnsi="Arial Unicode MS"/>
+          <w:b w:val="1"/>
+          <w:bCs w:val="1"/>
+          <w:sz w:val="21"/>
+          <w:szCs w:val="21"/>
+          <w:rtl w:val="0"/>
+        </w:rPr>
+        <w:t xml:space="preserve">: LOW ✓  </w:t>
+      </w:r>
+    </w:p>
+    <w:p>
+      <w:pPr>
+        <w:ind w:left="-708.6614173228347" w:firstLine="0"/>
+        <w:rPr>
+          <w:rFonts w:ascii="Roboto" w:cs="Roboto" w:eastAsia="Roboto" w:hAnsi="Roboto"/>
+          <w:b w:val="1"/>
+          <w:bCs w:val="1"/>
+          <w:sz w:val="21"/>
+          <w:szCs w:val="21"/>
+        </w:rPr>
+      </w:pPr>
+      <w:r>
+        <w:rPr>
+          <w:rFonts w:ascii="Roboto" w:cs="Roboto" w:eastAsia="Roboto" w:hAnsi="Roboto"/>
+          <w:b w:val="1"/>
+          <w:bCs w:val="1"/>
+          <w:sz w:val="21"/>
+          <w:szCs w:val="21"/>
+          <w:u w:val="single"/>
+          <w:rtl w:val="0"/>
+        </w:rPr>
+        <w:t xml:space="preserve">Status: </w:t>
+      </w:r>
+      <w:r>
+        <w:rPr>
+          <w:rFonts w:ascii="Roboto" w:cs="Roboto" w:eastAsia="Roboto" w:hAnsi="Roboto"/>
+          <w:b w:val="1"/>
+          <w:bCs w:val="1"/>
+          <w:sz w:val="21"/>
+          <w:szCs w:val="21"/>
+          <w:rtl w:val="0"/>
+        </w:rPr>
+        <w:t xml:space="preserve">ACKNOWLEDGED  </w:t>
       </w:r>
     </w:p>
     <w:p>
@@ -7659,7 +9320,7 @@
           <w:szCs w:val="21"/>
           <w:rtl w:val="0"/>
         </w:rPr>
-        <w:t xml:space="preserve">TC_CART_006  </w:t>
+        <w:t xml:space="preserve">T609</w:t>
       </w:r>
     </w:p>
     <w:p>
@@ -7724,7 +9385,7 @@
           <w:szCs w:val="21"/>
           <w:rtl w:val="0"/>
         </w:rPr>
-        <w:t xml:space="preserve">Cart contents persist in the shopping cart after user logout and re-login. This is unusual for e-commerce applications which typically clear cart on logout for security and UX reasons.</w:t>
+        <w:t xml:space="preserve">Postal code field accepts alphabetic characters and special characters without format validation, contrary to typical postal code requirements.</w:t>
       </w:r>
     </w:p>
     <w:p>
@@ -7789,99 +9450,122 @@
           <w:szCs w:val="21"/>
           <w:rtl w:val="0"/>
         </w:rPr>
-        <w:t xml:space="preserve">1. User logs in with standard_user</w:t>
-      </w:r>
-    </w:p>
-    <w:p>
-      <w:pPr>
-        <w:ind w:left="-708.6614173228347" w:firstLine="0"/>
-        <w:rPr>
-          <w:rFonts w:ascii="Roboto" w:cs="Roboto" w:eastAsia="Roboto" w:hAnsi="Roboto"/>
-          <w:b w:val="1"/>
-          <w:bCs w:val="1"/>
-          <w:sz w:val="21"/>
-          <w:szCs w:val="21"/>
-        </w:rPr>
-      </w:pPr>
-      <w:r>
-        <w:rPr>
-          <w:rFonts w:ascii="Roboto" w:cs="Roboto" w:eastAsia="Roboto" w:hAnsi="Roboto"/>
-          <w:b w:val="1"/>
-          <w:bCs w:val="1"/>
-          <w:sz w:val="21"/>
-          <w:szCs w:val="21"/>
-          <w:rtl w:val="0"/>
-        </w:rPr>
-        <w:t xml:space="preserve">2. Adds 2 products to cart (Backpack $29.99, Bike Light $9.99)</w:t>
-      </w:r>
-    </w:p>
-    <w:p>
-      <w:pPr>
-        <w:ind w:left="-708.6614173228347" w:firstLine="0"/>
-        <w:rPr>
-          <w:rFonts w:ascii="Roboto" w:cs="Roboto" w:eastAsia="Roboto" w:hAnsi="Roboto"/>
-          <w:b w:val="1"/>
-          <w:bCs w:val="1"/>
-          <w:sz w:val="21"/>
-          <w:szCs w:val="21"/>
-        </w:rPr>
-      </w:pPr>
-      <w:r>
-        <w:rPr>
-          <w:rFonts w:ascii="Roboto" w:cs="Roboto" w:eastAsia="Roboto" w:hAnsi="Roboto"/>
-          <w:b w:val="1"/>
-          <w:bCs w:val="1"/>
-          <w:sz w:val="21"/>
-          <w:szCs w:val="21"/>
-          <w:rtl w:val="0"/>
-        </w:rPr>
-        <w:t xml:space="preserve">3. Clicks logout</w:t>
-      </w:r>
-    </w:p>
-    <w:p>
-      <w:pPr>
-        <w:ind w:left="-708.6614173228347" w:firstLine="0"/>
-        <w:rPr>
-          <w:rFonts w:ascii="Roboto" w:cs="Roboto" w:eastAsia="Roboto" w:hAnsi="Roboto"/>
-          <w:b w:val="1"/>
-          <w:bCs w:val="1"/>
-          <w:sz w:val="21"/>
-          <w:szCs w:val="21"/>
-        </w:rPr>
-      </w:pPr>
-      <w:r>
-        <w:rPr>
-          <w:rFonts w:ascii="Roboto" w:cs="Roboto" w:eastAsia="Roboto" w:hAnsi="Roboto"/>
-          <w:b w:val="1"/>
-          <w:bCs w:val="1"/>
-          <w:sz w:val="21"/>
-          <w:szCs w:val="21"/>
-          <w:rtl w:val="0"/>
-        </w:rPr>
-        <w:t xml:space="preserve">4. Logs back in with same user</w:t>
-      </w:r>
-    </w:p>
-    <w:p>
-      <w:pPr>
-        <w:ind w:left="-708.6614173228347" w:firstLine="0"/>
-        <w:rPr>
-          <w:rFonts w:ascii="Roboto" w:cs="Roboto" w:eastAsia="Roboto" w:hAnsi="Roboto"/>
-          <w:b w:val="1"/>
-          <w:bCs w:val="1"/>
-          <w:sz w:val="21"/>
-          <w:szCs w:val="21"/>
-        </w:rPr>
-      </w:pPr>
-      <w:r>
-        <w:rPr>
-          <w:rFonts w:ascii="Roboto" w:cs="Roboto" w:eastAsia="Roboto" w:hAnsi="Roboto"/>
-          <w:b w:val="1"/>
-          <w:bCs w:val="1"/>
-          <w:sz w:val="21"/>
-          <w:szCs w:val="21"/>
-          <w:rtl w:val="0"/>
-        </w:rPr>
-        <w:t xml:space="preserve">5. Cart still contains both items with correct prices and quantities</w:t>
+        <w:t xml:space="preserve">- Accepts "ABCDE" (purely alphabetic)</w:t>
+      </w:r>
+    </w:p>
+    <w:p>
+      <w:pPr>
+        <w:ind w:left="-708.6614173228347" w:firstLine="0"/>
+        <w:rPr>
+          <w:rFonts w:ascii="Roboto" w:cs="Roboto" w:eastAsia="Roboto" w:hAnsi="Roboto"/>
+          <w:b w:val="1"/>
+          <w:bCs w:val="1"/>
+          <w:sz w:val="21"/>
+          <w:szCs w:val="21"/>
+        </w:rPr>
+      </w:pPr>
+      <w:r>
+        <w:rPr>
+          <w:rFonts w:ascii="Roboto" w:cs="Roboto" w:eastAsia="Roboto" w:hAnsi="Roboto"/>
+          <w:b w:val="1"/>
+          <w:bCs w:val="1"/>
+          <w:sz w:val="21"/>
+          <w:szCs w:val="21"/>
+          <w:rtl w:val="0"/>
+        </w:rPr>
+        <w:t xml:space="preserve">- Accepts "A1B2C3" (mixed alphanumeric)</w:t>
+      </w:r>
+    </w:p>
+    <w:p>
+      <w:pPr>
+        <w:ind w:left="-708.6614173228347" w:firstLine="0"/>
+        <w:rPr>
+          <w:rFonts w:ascii="Roboto" w:cs="Roboto" w:eastAsia="Roboto" w:hAnsi="Roboto"/>
+          <w:b w:val="1"/>
+          <w:bCs w:val="1"/>
+          <w:sz w:val="21"/>
+          <w:szCs w:val="21"/>
+        </w:rPr>
+      </w:pPr>
+      <w:r>
+        <w:rPr>
+          <w:rFonts w:ascii="Roboto" w:cs="Roboto" w:eastAsia="Roboto" w:hAnsi="Roboto"/>
+          <w:b w:val="1"/>
+          <w:bCs w:val="1"/>
+          <w:sz w:val="21"/>
+          <w:szCs w:val="21"/>
+          <w:rtl w:val="0"/>
+        </w:rPr>
+        <w:t xml:space="preserve">- Accepts "!@#$%" (special characters)</w:t>
+      </w:r>
+    </w:p>
+    <w:p>
+      <w:pPr>
+        <w:ind w:left="-708.6614173228347" w:firstLine="0"/>
+        <w:rPr>
+          <w:rFonts w:ascii="Roboto" w:cs="Roboto" w:eastAsia="Roboto" w:hAnsi="Roboto"/>
+          <w:b w:val="1"/>
+          <w:bCs w:val="1"/>
+          <w:sz w:val="21"/>
+          <w:szCs w:val="21"/>
+        </w:rPr>
+      </w:pPr>
+      <w:r>
+        <w:rPr>
+          <w:rFonts w:ascii="Roboto" w:cs="Roboto" w:eastAsia="Roboto" w:hAnsi="Roboto"/>
+          <w:b w:val="1"/>
+          <w:bCs w:val="1"/>
+          <w:sz w:val="21"/>
+          <w:szCs w:val="21"/>
+          <w:rtl w:val="0"/>
+        </w:rPr>
+        <w:t xml:space="preserve">- Accepts "123456789012345" (15+ digits)</w:t>
+      </w:r>
+    </w:p>
+    <w:p>
+      <w:pPr>
+        <w:ind w:left="-708.6614173228347" w:firstLine="0"/>
+        <w:rPr>
+          <w:rFonts w:ascii="Roboto" w:cs="Roboto" w:eastAsia="Roboto" w:hAnsi="Roboto"/>
+          <w:b w:val="1"/>
+          <w:bCs w:val="1"/>
+          <w:sz w:val="21"/>
+          <w:szCs w:val="21"/>
+        </w:rPr>
+      </w:pPr>
+      <w:r>
+        <w:rPr>
+          <w:rFonts w:ascii="Roboto" w:cs="Roboto" w:eastAsia="Roboto" w:hAnsi="Roboto"/>
+          <w:b w:val="1"/>
+          <w:bCs w:val="1"/>
+          <w:sz w:val="21"/>
+          <w:szCs w:val="21"/>
+          <w:rtl w:val="0"/>
+        </w:rPr>
+        <w:t xml:space="preserve">- No validation error displayed</w:t>
+      </w:r>
+    </w:p>
+    <w:p>
+      <w:pPr>
+        <w:ind w:left="-708.6614173228347" w:firstLine="0"/>
+        <w:rPr>
+          <w:rFonts w:ascii="Roboto" w:cs="Roboto" w:eastAsia="Roboto" w:hAnsi="Roboto"/>
+          <w:b w:val="1"/>
+          <w:bCs w:val="1"/>
+          <w:sz w:val="21"/>
+          <w:szCs w:val="21"/>
+        </w:rPr>
+      </w:pPr>
+      <w:r>
+        <w:rPr>
+          <w:rFonts w:ascii="Roboto" w:cs="Roboto" w:eastAsia="Roboto" w:hAnsi="Roboto"/>
+          <w:b w:val="1"/>
+          <w:bCs w:val="1"/>
+          <w:sz w:val="21"/>
+          <w:szCs w:val="21"/>
+          <w:rtl w:val="0"/>
+        </w:rPr>
+        <w:t xml:space="preserve">- Data persists to checkout overview</w:t>
       </w:r>
     </w:p>
     <w:p>
@@ -7946,788 +9630,1739 @@
           <w:szCs w:val="21"/>
           <w:rtl w:val="0"/>
         </w:rPr>
-        <w:t xml:space="preserve">- Likely Cause: Cart data stored in browser localStorage</w:t>
-      </w:r>
-    </w:p>
-    <w:p>
-      <w:pPr>
-        <w:ind w:left="-708.6614173228347" w:firstLine="0"/>
-        <w:rPr>
-          <w:rFonts w:ascii="Roboto" w:cs="Roboto" w:eastAsia="Roboto" w:hAnsi="Roboto"/>
-          <w:b w:val="1"/>
-          <w:bCs w:val="1"/>
-          <w:sz w:val="21"/>
-          <w:szCs w:val="21"/>
-        </w:rPr>
-      </w:pPr>
-      <w:r>
-        <w:rPr>
-          <w:rFonts w:ascii="Roboto" w:cs="Roboto" w:eastAsia="Roboto" w:hAnsi="Roboto"/>
-          <w:b w:val="1"/>
-          <w:bCs w:val="1"/>
-          <w:sz w:val="21"/>
-          <w:szCs w:val="21"/>
-          <w:rtl w:val="0"/>
-        </w:rPr>
-        <w:t xml:space="preserve">- Persistence Method: localStorage persists across browser sessions</w:t>
-      </w:r>
-    </w:p>
-    <w:p>
-      <w:pPr>
-        <w:ind w:left="-708.6614173228347" w:firstLine="0"/>
-        <w:rPr>
-          <w:rFonts w:ascii="Roboto" w:cs="Roboto" w:eastAsia="Roboto" w:hAnsi="Roboto"/>
-          <w:b w:val="1"/>
-          <w:bCs w:val="1"/>
-          <w:sz w:val="21"/>
-          <w:szCs w:val="21"/>
-        </w:rPr>
-      </w:pPr>
-      <w:r>
-        <w:rPr>
-          <w:rFonts w:ascii="Roboto" w:cs="Roboto" w:eastAsia="Roboto" w:hAnsi="Roboto"/>
-          <w:b w:val="1"/>
-          <w:bCs w:val="1"/>
-          <w:sz w:val="21"/>
-          <w:szCs w:val="21"/>
-          <w:rtl w:val="0"/>
-        </w:rPr>
-        <w:t xml:space="preserve">- Session Independence: Cart state not tied to user session</w:t>
-      </w:r>
-    </w:p>
-    <w:p>
-      <w:pPr>
-        <w:ind w:left="-708.6614173228347" w:firstLine="0"/>
-        <w:rPr>
-          <w:rFonts w:ascii="Roboto" w:cs="Roboto" w:eastAsia="Roboto" w:hAnsi="Roboto"/>
-          <w:b w:val="1"/>
-          <w:bCs w:val="1"/>
-          <w:sz w:val="21"/>
-          <w:szCs w:val="21"/>
-          <w:u w:val="single"/>
-        </w:rPr>
-      </w:pPr>
-      <w:r>
-        <w:rPr>
-          <w:rtl w:val="0"/>
-        </w:rPr>
-      </w:r>
-    </w:p>
-    <w:p>
-      <w:pPr>
-        <w:ind w:left="-708.6614173228347" w:firstLine="0"/>
-        <w:rPr>
-          <w:rFonts w:ascii="Roboto" w:cs="Roboto" w:eastAsia="Roboto" w:hAnsi="Roboto"/>
-          <w:b w:val="1"/>
-          <w:bCs w:val="1"/>
-          <w:sz w:val="21"/>
-          <w:szCs w:val="21"/>
-          <w:u w:val="single"/>
-        </w:rPr>
-      </w:pPr>
-      <w:r>
-        <w:rPr>
-          <w:rFonts w:ascii="Roboto" w:cs="Roboto" w:eastAsia="Roboto" w:hAnsi="Roboto"/>
-          <w:b w:val="1"/>
-          <w:bCs w:val="1"/>
-          <w:sz w:val="21"/>
-          <w:szCs w:val="21"/>
-          <w:u w:val="single"/>
-          <w:rtl w:val="0"/>
-        </w:rPr>
-        <w:t xml:space="preserve">Business Implications:</w:t>
-      </w:r>
-    </w:p>
-    <w:p>
-      <w:pPr>
-        <w:ind w:left="-708.6614173228347" w:firstLine="0"/>
-        <w:rPr>
-          <w:rFonts w:ascii="Roboto" w:cs="Roboto" w:eastAsia="Roboto" w:hAnsi="Roboto"/>
-          <w:b w:val="1"/>
-          <w:bCs w:val="1"/>
-          <w:sz w:val="21"/>
-          <w:szCs w:val="21"/>
-        </w:rPr>
-      </w:pPr>
-      <w:r>
-        <w:rPr>
-          <w:rFonts w:ascii="Roboto" w:cs="Roboto" w:eastAsia="Roboto" w:hAnsi="Roboto"/>
-          <w:b w:val="1"/>
-          <w:bCs w:val="1"/>
-          <w:sz w:val="21"/>
-          <w:szCs w:val="21"/>
-          <w:rtl w:val="0"/>
-        </w:rPr>
-        <w:t xml:space="preserve">- Positive: User convenience (don't lose cart on accidental logout)</w:t>
-      </w:r>
-    </w:p>
-    <w:p>
-      <w:pPr>
-        <w:ind w:left="-708.6614173228347" w:firstLine="0"/>
-        <w:rPr>
-          <w:rFonts w:ascii="Roboto" w:cs="Roboto" w:eastAsia="Roboto" w:hAnsi="Roboto"/>
-          <w:b w:val="1"/>
-          <w:bCs w:val="1"/>
-          <w:sz w:val="21"/>
-          <w:szCs w:val="21"/>
-        </w:rPr>
-      </w:pPr>
-      <w:r>
-        <w:rPr>
-          <w:rFonts w:ascii="Roboto" w:cs="Roboto" w:eastAsia="Roboto" w:hAnsi="Roboto"/>
-          <w:b w:val="1"/>
-          <w:bCs w:val="1"/>
-          <w:sz w:val="21"/>
-          <w:szCs w:val="21"/>
-          <w:rtl w:val="0"/>
-        </w:rPr>
-        <w:t xml:space="preserve">- Negative: Security concern on shared devices; privacy issue</w:t>
-      </w:r>
-    </w:p>
-    <w:p>
-      <w:pPr>
-        <w:ind w:left="-708.6614173228347" w:firstLine="0"/>
-        <w:rPr>
-          <w:rFonts w:ascii="Roboto" w:cs="Roboto" w:eastAsia="Roboto" w:hAnsi="Roboto"/>
-          <w:b w:val="1"/>
-          <w:bCs w:val="1"/>
-          <w:sz w:val="21"/>
-          <w:szCs w:val="21"/>
-        </w:rPr>
-      </w:pPr>
-      <w:r>
-        <w:rPr>
-          <w:rtl w:val="0"/>
-        </w:rPr>
-      </w:r>
-    </w:p>
-    <w:p>
-      <w:pPr>
-        <w:ind w:left="-708.6614173228347" w:firstLine="0"/>
-        <w:rPr>
-          <w:rFonts w:ascii="Roboto" w:cs="Roboto" w:eastAsia="Roboto" w:hAnsi="Roboto"/>
-          <w:b w:val="1"/>
-          <w:bCs w:val="1"/>
-          <w:sz w:val="21"/>
-          <w:szCs w:val="21"/>
-        </w:rPr>
-      </w:pPr>
-      <w:r>
-        <w:rPr>
-          <w:rFonts w:ascii="Roboto" w:cs="Roboto" w:eastAsia="Roboto" w:hAnsi="Roboto"/>
-          <w:b w:val="1"/>
-          <w:bCs w:val="1"/>
-          <w:sz w:val="21"/>
-          <w:szCs w:val="21"/>
-          <w:rtl w:val="0"/>
-        </w:rPr>
-        <w:t xml:space="preserve">⚠️ DEF_004: No Session Timeout Configured</w:t>
-      </w:r>
-    </w:p>
-    <w:p>
-      <w:pPr>
-        <w:ind w:left="-708.6614173228347" w:firstLine="0"/>
-        <w:rPr>
-          <w:rFonts w:ascii="Roboto" w:cs="Roboto" w:eastAsia="Roboto" w:hAnsi="Roboto"/>
-          <w:b w:val="1"/>
-          <w:bCs w:val="1"/>
-          <w:sz w:val="21"/>
-          <w:szCs w:val="21"/>
-        </w:rPr>
-      </w:pPr>
-      <w:r>
-        <w:rPr>
-          <w:rtl w:val="0"/>
-        </w:rPr>
-      </w:r>
-    </w:p>
-    <w:p>
-      <w:pPr>
-        <w:ind w:left="-708.6614173228347" w:firstLine="0"/>
-        <w:rPr>
-          <w:rFonts w:ascii="Roboto" w:cs="Roboto" w:eastAsia="Roboto" w:hAnsi="Roboto"/>
-          <w:b w:val="1"/>
-          <w:bCs w:val="1"/>
-          <w:sz w:val="21"/>
-          <w:szCs w:val="21"/>
-        </w:rPr>
-      </w:pPr>
-      <w:r>
-        <w:rPr>
-          <w:rFonts w:ascii="Roboto" w:cs="Roboto" w:eastAsia="Roboto" w:hAnsi="Roboto"/>
-          <w:b w:val="1"/>
-          <w:bCs w:val="1"/>
-          <w:sz w:val="21"/>
-          <w:szCs w:val="21"/>
-          <w:u w:val="single"/>
-          <w:rtl w:val="0"/>
-        </w:rPr>
-        <w:t xml:space="preserve">Severity: </w:t>
-      </w:r>
-      <w:r>
-        <w:rPr>
-          <w:rFonts w:ascii="Roboto" w:cs="Roboto" w:eastAsia="Roboto" w:hAnsi="Roboto"/>
-          <w:b w:val="1"/>
-          <w:bCs w:val="1"/>
-          <w:sz w:val="21"/>
-          <w:szCs w:val="21"/>
-          <w:rtl w:val="0"/>
-        </w:rPr>
-        <w:t xml:space="preserve">MEDIUM ⚠️  </w:t>
-      </w:r>
-    </w:p>
-    <w:p>
-      <w:pPr>
-        <w:ind w:left="-708.6614173228347" w:firstLine="0"/>
-        <w:rPr>
-          <w:rFonts w:ascii="Roboto" w:cs="Roboto" w:eastAsia="Roboto" w:hAnsi="Roboto"/>
-          <w:b w:val="1"/>
-          <w:bCs w:val="1"/>
-          <w:sz w:val="21"/>
-          <w:szCs w:val="21"/>
-        </w:rPr>
-      </w:pPr>
-      <w:r>
-        <w:rPr>
-          <w:rFonts w:ascii="Roboto" w:cs="Roboto" w:eastAsia="Roboto" w:hAnsi="Roboto"/>
-          <w:b w:val="1"/>
-          <w:bCs w:val="1"/>
-          <w:sz w:val="21"/>
-          <w:szCs w:val="21"/>
-          <w:u w:val="single"/>
-          <w:rtl w:val="0"/>
-        </w:rPr>
-        <w:t xml:space="preserve">Status: </w:t>
-      </w:r>
-      <w:r>
-        <w:rPr>
-          <w:rFonts w:ascii="Roboto" w:cs="Roboto" w:eastAsia="Roboto" w:hAnsi="Roboto"/>
-          <w:b w:val="1"/>
-          <w:bCs w:val="1"/>
-          <w:sz w:val="21"/>
-          <w:szCs w:val="21"/>
-          <w:rtl w:val="0"/>
-        </w:rPr>
-        <w:t xml:space="preserve">UNDER REVIEW  </w:t>
-      </w:r>
-    </w:p>
-    <w:p>
-      <w:pPr>
-        <w:ind w:left="-708.6614173228347" w:firstLine="0"/>
-        <w:rPr>
-          <w:rFonts w:ascii="Roboto" w:cs="Roboto" w:eastAsia="Roboto" w:hAnsi="Roboto"/>
-          <w:b w:val="1"/>
-          <w:bCs w:val="1"/>
-          <w:sz w:val="21"/>
-          <w:szCs w:val="21"/>
-        </w:rPr>
-      </w:pPr>
-      <w:r>
-        <w:rPr>
-          <w:rFonts w:ascii="Roboto" w:cs="Roboto" w:eastAsia="Roboto" w:hAnsi="Roboto"/>
-          <w:b w:val="1"/>
-          <w:bCs w:val="1"/>
-          <w:sz w:val="21"/>
-          <w:szCs w:val="21"/>
-          <w:u w:val="single"/>
-          <w:rtl w:val="0"/>
-        </w:rPr>
-        <w:t xml:space="preserve">Test Case: </w:t>
-      </w:r>
-      <w:r>
-        <w:rPr>
-          <w:rFonts w:ascii="Roboto" w:cs="Roboto" w:eastAsia="Roboto" w:hAnsi="Roboto"/>
-          <w:b w:val="1"/>
-          <w:bCs w:val="1"/>
-          <w:sz w:val="21"/>
-          <w:szCs w:val="21"/>
-          <w:rtl w:val="0"/>
-        </w:rPr>
-        <w:t xml:space="preserve">TC_EDGE_001  </w:t>
-      </w:r>
-    </w:p>
-    <w:p>
-      <w:pPr>
-        <w:ind w:left="-708.6614173228347" w:firstLine="0"/>
-        <w:rPr>
-          <w:rFonts w:ascii="Roboto" w:cs="Roboto" w:eastAsia="Roboto" w:hAnsi="Roboto"/>
-          <w:b w:val="1"/>
-          <w:bCs w:val="1"/>
-          <w:sz w:val="21"/>
-          <w:szCs w:val="21"/>
-        </w:rPr>
-      </w:pPr>
-      <w:r>
-        <w:rPr>
-          <w:rtl w:val="0"/>
-        </w:rPr>
-      </w:r>
-    </w:p>
-    <w:p>
-      <w:pPr>
-        <w:ind w:left="-708.6614173228347" w:firstLine="0"/>
-        <w:rPr>
-          <w:rFonts w:ascii="Roboto" w:cs="Roboto" w:eastAsia="Roboto" w:hAnsi="Roboto"/>
-          <w:b w:val="1"/>
-          <w:bCs w:val="1"/>
-          <w:sz w:val="21"/>
-          <w:szCs w:val="21"/>
-        </w:rPr>
-      </w:pPr>
-      <w:r>
-        <w:rPr>
-          <w:rFonts w:ascii="Roboto" w:cs="Roboto" w:eastAsia="Roboto" w:hAnsi="Roboto"/>
-          <w:b w:val="1"/>
-          <w:bCs w:val="1"/>
-          <w:sz w:val="21"/>
-          <w:szCs w:val="21"/>
-          <w:rtl w:val="0"/>
-        </w:rPr>
-        <w:t xml:space="preserve">Description:</w:t>
-      </w:r>
-    </w:p>
-    <w:p>
-      <w:pPr>
-        <w:ind w:left="-708.6614173228347" w:firstLine="0"/>
-        <w:rPr>
-          <w:rFonts w:ascii="Roboto" w:cs="Roboto" w:eastAsia="Roboto" w:hAnsi="Roboto"/>
-          <w:b w:val="1"/>
-          <w:bCs w:val="1"/>
-          <w:sz w:val="21"/>
-          <w:szCs w:val="21"/>
-        </w:rPr>
-      </w:pPr>
-      <w:r>
-        <w:rPr>
-          <w:rFonts w:ascii="Roboto" w:cs="Roboto" w:eastAsia="Roboto" w:hAnsi="Roboto"/>
-          <w:b w:val="1"/>
-          <w:bCs w:val="1"/>
-          <w:sz w:val="21"/>
-          <w:szCs w:val="21"/>
-          <w:rtl w:val="0"/>
-        </w:rPr>
-        <w:t xml:space="preserve">User sessions remain active indefinitely without inactivity timeout. Sessions continue functioning after 15+ minutes of user inactivity without logout or timeout warning.</w:t>
-      </w:r>
-    </w:p>
-    <w:p>
-      <w:pPr>
-        <w:ind w:left="-708.6614173228347" w:firstLine="0"/>
-        <w:rPr>
-          <w:rFonts w:ascii="Roboto" w:cs="Roboto" w:eastAsia="Roboto" w:hAnsi="Roboto"/>
-          <w:b w:val="1"/>
-          <w:bCs w:val="1"/>
-          <w:sz w:val="21"/>
-          <w:szCs w:val="21"/>
-        </w:rPr>
-      </w:pPr>
-      <w:r>
-        <w:rPr>
-          <w:rtl w:val="0"/>
-        </w:rPr>
-      </w:r>
-    </w:p>
-    <w:p>
-      <w:pPr>
-        <w:ind w:left="-708.6614173228347" w:firstLine="0"/>
-        <w:rPr>
-          <w:rFonts w:ascii="Roboto" w:cs="Roboto" w:eastAsia="Roboto" w:hAnsi="Roboto"/>
-          <w:b w:val="1"/>
-          <w:bCs w:val="1"/>
-          <w:sz w:val="21"/>
-          <w:szCs w:val="21"/>
-          <w:u w:val="single"/>
-        </w:rPr>
-      </w:pPr>
-      <w:r>
-        <w:rPr>
-          <w:rFonts w:ascii="Roboto" w:cs="Roboto" w:eastAsia="Roboto" w:hAnsi="Roboto"/>
-          <w:b w:val="1"/>
-          <w:bCs w:val="1"/>
-          <w:sz w:val="21"/>
-          <w:szCs w:val="21"/>
-          <w:u w:val="single"/>
-          <w:rtl w:val="0"/>
-        </w:rPr>
-        <w:t xml:space="preserve">Observed Behavior:</w:t>
-      </w:r>
-    </w:p>
-    <w:p>
-      <w:pPr>
-        <w:ind w:left="-708.6614173228347" w:firstLine="0"/>
-        <w:rPr>
-          <w:rFonts w:ascii="Roboto" w:cs="Roboto" w:eastAsia="Roboto" w:hAnsi="Roboto"/>
-          <w:b w:val="1"/>
-          <w:bCs w:val="1"/>
-          <w:sz w:val="21"/>
-          <w:szCs w:val="21"/>
-        </w:rPr>
-      </w:pPr>
-      <w:r>
-        <w:rPr>
-          <w:rFonts w:ascii="Roboto" w:cs="Roboto" w:eastAsia="Roboto" w:hAnsi="Roboto"/>
-          <w:b w:val="1"/>
-          <w:bCs w:val="1"/>
-          <w:sz w:val="21"/>
-          <w:szCs w:val="21"/>
-          <w:rtl w:val="0"/>
-        </w:rPr>
-        <w:t xml:space="preserve">1. User successfully logs in</w:t>
-      </w:r>
-    </w:p>
-    <w:p>
-      <w:pPr>
-        <w:ind w:left="-708.6614173228347" w:firstLine="0"/>
-        <w:rPr>
-          <w:rFonts w:ascii="Roboto" w:cs="Roboto" w:eastAsia="Roboto" w:hAnsi="Roboto"/>
-          <w:b w:val="1"/>
-          <w:bCs w:val="1"/>
-          <w:sz w:val="21"/>
-          <w:szCs w:val="21"/>
-        </w:rPr>
-      </w:pPr>
-      <w:r>
-        <w:rPr>
-          <w:rFonts w:ascii="Roboto" w:cs="Roboto" w:eastAsia="Roboto" w:hAnsi="Roboto"/>
-          <w:b w:val="1"/>
-          <w:bCs w:val="1"/>
-          <w:sz w:val="21"/>
-          <w:szCs w:val="21"/>
-          <w:rtl w:val="0"/>
-        </w:rPr>
-        <w:t xml:space="preserve">2. Application left idle for 10+ minutes</w:t>
-      </w:r>
-    </w:p>
-    <w:p>
-      <w:pPr>
-        <w:ind w:left="-708.6614173228347" w:firstLine="0"/>
-        <w:rPr>
-          <w:rFonts w:ascii="Roboto" w:cs="Roboto" w:eastAsia="Roboto" w:hAnsi="Roboto"/>
-          <w:b w:val="1"/>
-          <w:bCs w:val="1"/>
-          <w:sz w:val="21"/>
-          <w:szCs w:val="21"/>
-        </w:rPr>
-      </w:pPr>
-      <w:r>
-        <w:rPr>
-          <w:rFonts w:ascii="Roboto" w:cs="Roboto" w:eastAsia="Roboto" w:hAnsi="Roboto"/>
-          <w:b w:val="1"/>
-          <w:bCs w:val="1"/>
-          <w:sz w:val="21"/>
-          <w:szCs w:val="21"/>
-          <w:rtl w:val="0"/>
-        </w:rPr>
-        <w:t xml:space="preserve">3. User attempts action (add to cart)</w:t>
-      </w:r>
-    </w:p>
-    <w:p>
-      <w:pPr>
-        <w:ind w:left="-708.6614173228347" w:firstLine="0"/>
-        <w:rPr>
-          <w:rFonts w:ascii="Roboto" w:cs="Roboto" w:eastAsia="Roboto" w:hAnsi="Roboto"/>
-          <w:b w:val="1"/>
-          <w:bCs w:val="1"/>
-          <w:sz w:val="21"/>
-          <w:szCs w:val="21"/>
-        </w:rPr>
-      </w:pPr>
-      <w:r>
-        <w:rPr>
-          <w:rFonts w:ascii="Roboto" w:cs="Roboto" w:eastAsia="Roboto" w:hAnsi="Roboto"/>
-          <w:b w:val="1"/>
-          <w:bCs w:val="1"/>
-          <w:sz w:val="21"/>
-          <w:szCs w:val="21"/>
-          <w:rtl w:val="0"/>
-        </w:rPr>
-        <w:t xml:space="preserve">4. Action completes without timeout or error</w:t>
-      </w:r>
-    </w:p>
-    <w:p>
-      <w:pPr>
-        <w:ind w:left="-708.6614173228347" w:firstLine="0"/>
-        <w:rPr>
-          <w:rFonts w:ascii="Roboto" w:cs="Roboto" w:eastAsia="Roboto" w:hAnsi="Roboto"/>
-          <w:b w:val="1"/>
-          <w:bCs w:val="1"/>
-          <w:sz w:val="21"/>
-          <w:szCs w:val="21"/>
-        </w:rPr>
-      </w:pPr>
-      <w:r>
-        <w:rPr>
-          <w:rFonts w:ascii="Roboto" w:cs="Roboto" w:eastAsia="Roboto" w:hAnsi="Roboto"/>
-          <w:b w:val="1"/>
-          <w:bCs w:val="1"/>
-          <w:sz w:val="21"/>
-          <w:szCs w:val="21"/>
-          <w:rtl w:val="0"/>
-        </w:rPr>
-        <w:t xml:space="preserve">5. No session expiration message displayed</w:t>
-      </w:r>
-    </w:p>
-    <w:p>
-      <w:pPr>
-        <w:ind w:left="-708.6614173228347" w:firstLine="0"/>
-        <w:rPr>
-          <w:rFonts w:ascii="Roboto" w:cs="Roboto" w:eastAsia="Roboto" w:hAnsi="Roboto"/>
-          <w:b w:val="1"/>
-          <w:bCs w:val="1"/>
-          <w:sz w:val="21"/>
-          <w:szCs w:val="21"/>
-        </w:rPr>
-      </w:pPr>
-      <w:r>
-        <w:rPr>
-          <w:rtl w:val="0"/>
-        </w:rPr>
-      </w:r>
-    </w:p>
-    <w:p>
-      <w:pPr>
-        <w:ind w:left="-708.6614173228347" w:firstLine="0"/>
-        <w:rPr>
-          <w:rFonts w:ascii="Roboto" w:cs="Roboto" w:eastAsia="Roboto" w:hAnsi="Roboto"/>
-          <w:b w:val="1"/>
-          <w:bCs w:val="1"/>
-          <w:sz w:val="21"/>
-          <w:szCs w:val="21"/>
-          <w:u w:val="single"/>
-        </w:rPr>
-      </w:pPr>
-      <w:r>
-        <w:rPr>
-          <w:rFonts w:ascii="Roboto" w:cs="Roboto" w:eastAsia="Roboto" w:hAnsi="Roboto"/>
-          <w:b w:val="1"/>
-          <w:bCs w:val="1"/>
-          <w:sz w:val="21"/>
-          <w:szCs w:val="21"/>
-          <w:u w:val="single"/>
-          <w:rtl w:val="0"/>
-        </w:rPr>
-        <w:t xml:space="preserve">Security Implications:</w:t>
-      </w:r>
-    </w:p>
-    <w:p>
-      <w:pPr>
-        <w:ind w:left="-708.6614173228347" w:firstLine="0"/>
-        <w:rPr>
-          <w:rFonts w:ascii="Roboto" w:cs="Roboto" w:eastAsia="Roboto" w:hAnsi="Roboto"/>
-          <w:b w:val="1"/>
-          <w:bCs w:val="1"/>
-          <w:sz w:val="21"/>
-          <w:szCs w:val="21"/>
-        </w:rPr>
-      </w:pPr>
-      <w:r>
-        <w:rPr>
-          <w:rFonts w:ascii="Roboto" w:cs="Roboto" w:eastAsia="Roboto" w:hAnsi="Roboto"/>
-          <w:b w:val="1"/>
-          <w:bCs w:val="1"/>
-          <w:sz w:val="21"/>
-          <w:szCs w:val="21"/>
-          <w:rtl w:val="0"/>
-        </w:rPr>
-        <w:t xml:space="preserve">- Risk Level: MEDIUM - Potential unauthorized access on shared devices</w:t>
-      </w:r>
-    </w:p>
-    <w:p>
-      <w:pPr>
-        <w:ind w:left="-708.6614173228347" w:firstLine="0"/>
-        <w:rPr>
-          <w:rFonts w:ascii="Roboto" w:cs="Roboto" w:eastAsia="Roboto" w:hAnsi="Roboto"/>
-          <w:b w:val="1"/>
-          <w:bCs w:val="1"/>
-          <w:sz w:val="21"/>
-          <w:szCs w:val="21"/>
-        </w:rPr>
-      </w:pPr>
-      <w:r>
-        <w:rPr>
-          <w:rFonts w:ascii="Roboto" w:cs="Roboto" w:eastAsia="Roboto" w:hAnsi="Roboto"/>
-          <w:b w:val="1"/>
-          <w:bCs w:val="1"/>
-          <w:sz w:val="21"/>
-          <w:szCs w:val="21"/>
-          <w:rtl w:val="0"/>
-        </w:rPr>
-        <w:t xml:space="preserve">- Compliance Issue: Most security frameworks require session timeouts</w:t>
-      </w:r>
-    </w:p>
-    <w:p>
-      <w:pPr>
-        <w:ind w:left="-708.6614173228347" w:firstLine="0"/>
-        <w:rPr>
-          <w:rFonts w:ascii="Roboto" w:cs="Roboto" w:eastAsia="Roboto" w:hAnsi="Roboto"/>
-          <w:b w:val="1"/>
-          <w:bCs w:val="1"/>
-          <w:sz w:val="21"/>
-          <w:szCs w:val="21"/>
-        </w:rPr>
-      </w:pPr>
-      <w:r>
-        <w:rPr>
-          <w:rFonts w:ascii="Roboto" w:cs="Roboto" w:eastAsia="Roboto" w:hAnsi="Roboto"/>
-          <w:b w:val="1"/>
-          <w:bCs w:val="1"/>
-          <w:sz w:val="21"/>
-          <w:szCs w:val="21"/>
-          <w:rtl w:val="0"/>
-        </w:rPr>
-        <w:t xml:space="preserve">- Attack Vector: Idle session hijacking possible if device compromised</w:t>
-      </w:r>
-    </w:p>
-    <w:p>
-      <w:pPr>
-        <w:ind w:left="-708.6614173228347" w:firstLine="0"/>
-        <w:rPr>
-          <w:rFonts w:ascii="Roboto" w:cs="Roboto" w:eastAsia="Roboto" w:hAnsi="Roboto"/>
-          <w:b w:val="1"/>
-          <w:bCs w:val="1"/>
-          <w:sz w:val="21"/>
-          <w:szCs w:val="21"/>
-        </w:rPr>
-      </w:pPr>
-      <w:r>
-        <w:rPr>
-          <w:rtl w:val="0"/>
-        </w:rPr>
-      </w:r>
-    </w:p>
-    <w:p>
-      <w:pPr>
-        <w:ind w:left="-708.6614173228347" w:firstLine="0"/>
-        <w:rPr>
-          <w:rFonts w:ascii="Roboto" w:cs="Roboto" w:eastAsia="Roboto" w:hAnsi="Roboto"/>
-          <w:b w:val="1"/>
-          <w:bCs w:val="1"/>
-          <w:sz w:val="21"/>
-          <w:szCs w:val="21"/>
-          <w:u w:val="single"/>
-        </w:rPr>
-      </w:pPr>
-      <w:r>
-        <w:rPr>
-          <w:rFonts w:ascii="Roboto" w:cs="Roboto" w:eastAsia="Roboto" w:hAnsi="Roboto"/>
-          <w:b w:val="1"/>
-          <w:bCs w:val="1"/>
-          <w:sz w:val="21"/>
-          <w:szCs w:val="21"/>
-          <w:u w:val="single"/>
-          <w:rtl w:val="0"/>
-        </w:rPr>
-        <w:t xml:space="preserve">Industry Standard:</w:t>
-      </w:r>
-    </w:p>
-    <w:p>
-      <w:pPr>
-        <w:ind w:left="-708.6614173228347" w:firstLine="0"/>
-        <w:rPr>
-          <w:rFonts w:ascii="Roboto" w:cs="Roboto" w:eastAsia="Roboto" w:hAnsi="Roboto"/>
-          <w:b w:val="1"/>
-          <w:bCs w:val="1"/>
-          <w:sz w:val="21"/>
-          <w:szCs w:val="21"/>
-        </w:rPr>
-      </w:pPr>
-      <w:r>
-        <w:rPr>
-          <w:rFonts w:ascii="Roboto" w:cs="Roboto" w:eastAsia="Roboto" w:hAnsi="Roboto"/>
-          <w:b w:val="1"/>
-          <w:bCs w:val="1"/>
-          <w:sz w:val="21"/>
-          <w:szCs w:val="21"/>
-          <w:rtl w:val="0"/>
-        </w:rPr>
-        <w:t xml:space="preserve">- Web applications: 15-30 minute timeout typical</w:t>
-      </w:r>
-    </w:p>
-    <w:p>
-      <w:pPr>
-        <w:ind w:left="-708.6614173228347" w:firstLine="0"/>
-        <w:rPr>
-          <w:rFonts w:ascii="Roboto" w:cs="Roboto" w:eastAsia="Roboto" w:hAnsi="Roboto"/>
-          <w:b w:val="1"/>
-          <w:bCs w:val="1"/>
-          <w:sz w:val="21"/>
-          <w:szCs w:val="21"/>
-        </w:rPr>
-      </w:pPr>
-      <w:r>
-        <w:rPr>
-          <w:rFonts w:ascii="Roboto" w:cs="Roboto" w:eastAsia="Roboto" w:hAnsi="Roboto"/>
-          <w:b w:val="1"/>
-          <w:bCs w:val="1"/>
-          <w:sz w:val="21"/>
-          <w:szCs w:val="21"/>
-          <w:rtl w:val="0"/>
-        </w:rPr>
-        <w:t xml:space="preserve">- Banking applications: 5-15 minute timeout</w:t>
-      </w:r>
-    </w:p>
-    <w:p>
-      <w:pPr>
-        <w:ind w:left="-708.6614173228347" w:firstLine="0"/>
-        <w:rPr>
-          <w:rFonts w:ascii="Roboto" w:cs="Roboto" w:eastAsia="Roboto" w:hAnsi="Roboto"/>
-          <w:b w:val="1"/>
-          <w:bCs w:val="1"/>
-          <w:sz w:val="21"/>
-          <w:szCs w:val="21"/>
-        </w:rPr>
-      </w:pPr>
-      <w:r>
-        <w:rPr>
-          <w:rFonts w:ascii="Roboto" w:cs="Roboto" w:eastAsia="Roboto" w:hAnsi="Roboto"/>
-          <w:b w:val="1"/>
-          <w:bCs w:val="1"/>
-          <w:sz w:val="21"/>
-          <w:szCs w:val="21"/>
-          <w:rtl w:val="0"/>
-        </w:rPr>
-        <w:t xml:space="preserve">- Public kiosk systems: 5 minute timeout</w:t>
-      </w:r>
-    </w:p>
-    <w:p>
-      <w:pPr>
-        <w:ind w:left="-708.6614173228347" w:firstLine="0"/>
-        <w:rPr>
-          <w:rFonts w:ascii="Roboto" w:cs="Roboto" w:eastAsia="Roboto" w:hAnsi="Roboto"/>
-          <w:b w:val="1"/>
-          <w:bCs w:val="1"/>
-          <w:sz w:val="21"/>
-          <w:szCs w:val="21"/>
-        </w:rPr>
-      </w:pPr>
-      <w:r>
-        <w:rPr>
-          <w:rtl w:val="0"/>
-        </w:rPr>
-      </w:r>
-    </w:p>
-    <w:p>
-      <w:pPr>
-        <w:ind w:left="-708.6614173228347" w:firstLine="0"/>
-        <w:rPr>
-          <w:rFonts w:ascii="Roboto" w:cs="Roboto" w:eastAsia="Roboto" w:hAnsi="Roboto"/>
-          <w:b w:val="1"/>
-          <w:bCs w:val="1"/>
-          <w:sz w:val="21"/>
-          <w:szCs w:val="21"/>
-          <w:u w:val="single"/>
-        </w:rPr>
-      </w:pPr>
-      <w:r>
-        <w:rPr>
-          <w:rFonts w:ascii="Roboto" w:cs="Roboto" w:eastAsia="Roboto" w:hAnsi="Roboto"/>
-          <w:b w:val="1"/>
-          <w:bCs w:val="1"/>
-          <w:sz w:val="21"/>
-          <w:szCs w:val="21"/>
-          <w:u w:val="single"/>
-          <w:rtl w:val="0"/>
-        </w:rPr>
-        <w:t xml:space="preserve">Low Priority Issues</w:t>
+        <w:t xml:space="preserve">This could be intentional for international postal code support, as different countries use different formats:</w:t>
+      </w:r>
+    </w:p>
+    <w:p>
+      <w:pPr>
+        <w:ind w:left="-708.6614173228347" w:firstLine="0"/>
+        <w:rPr>
+          <w:rFonts w:ascii="Roboto" w:cs="Roboto" w:eastAsia="Roboto" w:hAnsi="Roboto"/>
+          <w:b w:val="1"/>
+          <w:bCs w:val="1"/>
+          <w:sz w:val="21"/>
+          <w:szCs w:val="21"/>
+        </w:rPr>
+      </w:pPr>
+      <w:r>
+        <w:rPr>
+          <w:rFonts w:ascii="Roboto" w:cs="Roboto" w:eastAsia="Roboto" w:hAnsi="Roboto"/>
+          <w:b w:val="1"/>
+          <w:bCs w:val="1"/>
+          <w:sz w:val="21"/>
+          <w:szCs w:val="21"/>
+          <w:rtl w:val="0"/>
+        </w:rPr>
+        <w:t xml:space="preserve">- USA: XXXXX or XXXXX-XXXX</w:t>
+      </w:r>
+    </w:p>
+    <w:p>
+      <w:pPr>
+        <w:ind w:left="-708.6614173228347" w:firstLine="0"/>
+        <w:rPr>
+          <w:rFonts w:ascii="Roboto" w:cs="Roboto" w:eastAsia="Roboto" w:hAnsi="Roboto"/>
+          <w:b w:val="1"/>
+          <w:bCs w:val="1"/>
+          <w:sz w:val="21"/>
+          <w:szCs w:val="21"/>
+        </w:rPr>
+      </w:pPr>
+      <w:r>
+        <w:rPr>
+          <w:rFonts w:ascii="Roboto" w:cs="Roboto" w:eastAsia="Roboto" w:hAnsi="Roboto"/>
+          <w:b w:val="1"/>
+          <w:bCs w:val="1"/>
+          <w:sz w:val="21"/>
+          <w:szCs w:val="21"/>
+          <w:rtl w:val="0"/>
+        </w:rPr>
+        <w:t xml:space="preserve">- Canada: A1A 1A1</w:t>
+      </w:r>
+    </w:p>
+    <w:p>
+      <w:pPr>
+        <w:ind w:left="-708.6614173228347" w:firstLine="0"/>
+        <w:rPr>
+          <w:rFonts w:ascii="Roboto" w:cs="Roboto" w:eastAsia="Roboto" w:hAnsi="Roboto"/>
+          <w:b w:val="1"/>
+          <w:bCs w:val="1"/>
+          <w:sz w:val="21"/>
+          <w:szCs w:val="21"/>
+        </w:rPr>
+      </w:pPr>
+      <w:r>
+        <w:rPr>
+          <w:rFonts w:ascii="Roboto" w:cs="Roboto" w:eastAsia="Roboto" w:hAnsi="Roboto"/>
+          <w:b w:val="1"/>
+          <w:bCs w:val="1"/>
+          <w:sz w:val="21"/>
+          <w:szCs w:val="21"/>
+          <w:rtl w:val="0"/>
+        </w:rPr>
+        <w:t xml:space="preserve">- UK: Various formats (SW1A 2AA)</w:t>
+      </w:r>
+    </w:p>
+    <w:p>
+      <w:pPr>
+        <w:ind w:left="-708.6614173228347" w:firstLine="0"/>
+        <w:rPr>
+          <w:rFonts w:ascii="Roboto" w:cs="Roboto" w:eastAsia="Roboto" w:hAnsi="Roboto"/>
+          <w:b w:val="1"/>
+          <w:bCs w:val="1"/>
+          <w:sz w:val="21"/>
+          <w:szCs w:val="21"/>
+        </w:rPr>
+      </w:pPr>
+      <w:r>
+        <w:rPr>
+          <w:rFonts w:ascii="Roboto" w:cs="Roboto" w:eastAsia="Roboto" w:hAnsi="Roboto"/>
+          <w:b w:val="1"/>
+          <w:bCs w:val="1"/>
+          <w:sz w:val="21"/>
+          <w:szCs w:val="21"/>
+          <w:rtl w:val="0"/>
+        </w:rPr>
+        <w:t xml:space="preserve">- Australia: XXXX</w:t>
+      </w:r>
+    </w:p>
+    <w:p>
+      <w:pPr>
+        <w:ind w:left="-708.6614173228347" w:firstLine="0"/>
+        <w:rPr>
+          <w:rFonts w:ascii="Roboto" w:cs="Roboto" w:eastAsia="Roboto" w:hAnsi="Roboto"/>
+          <w:b w:val="1"/>
+          <w:bCs w:val="1"/>
+          <w:sz w:val="21"/>
+          <w:szCs w:val="21"/>
+        </w:rPr>
+      </w:pPr>
+      <w:r>
+        <w:rPr>
+          <w:rFonts w:ascii="Roboto" w:cs="Roboto" w:eastAsia="Roboto" w:hAnsi="Roboto"/>
+          <w:b w:val="1"/>
+          <w:bCs w:val="1"/>
+          <w:sz w:val="21"/>
+          <w:szCs w:val="21"/>
+          <w:rtl w:val="0"/>
+        </w:rPr>
+        <w:t xml:space="preserve">- France: XXXXX</w:t>
+      </w:r>
+    </w:p>
+    <w:p>
+      <w:pPr>
+        <w:ind w:left="-708.6614173228347" w:firstLine="0"/>
+        <w:rPr>
+          <w:rFonts w:ascii="Roboto" w:cs="Roboto" w:eastAsia="Roboto" w:hAnsi="Roboto"/>
+          <w:b w:val="1"/>
+          <w:bCs w:val="1"/>
+          <w:sz w:val="21"/>
+          <w:szCs w:val="21"/>
+        </w:rPr>
+      </w:pPr>
+      <w:r>
+        <w:rPr>
+          <w:rtl w:val="0"/>
+        </w:rPr>
+      </w:r>
+    </w:p>
+    <w:p>
+      <w:pPr>
+        <w:ind w:left="-708.6614173228347" w:firstLine="0"/>
+        <w:rPr>
+          <w:rFonts w:ascii="Roboto" w:cs="Roboto" w:eastAsia="Roboto" w:hAnsi="Roboto"/>
+          <w:b w:val="1"/>
+          <w:bCs w:val="1"/>
+          <w:sz w:val="21"/>
+          <w:szCs w:val="21"/>
+          <w:u w:val="single"/>
+        </w:rPr>
+      </w:pPr>
+      <w:r>
+        <w:rPr>
+          <w:rFonts w:ascii="Roboto" w:cs="Roboto" w:eastAsia="Roboto" w:hAnsi="Roboto"/>
+          <w:b w:val="1"/>
+          <w:bCs w:val="1"/>
+          <w:sz w:val="21"/>
+          <w:szCs w:val="21"/>
+          <w:u w:val="single"/>
+          <w:rtl w:val="0"/>
+        </w:rPr>
+        <w:t xml:space="preserve">Inconclusive Tests</w:t>
+      </w:r>
+    </w:p>
+    <w:p>
+      <w:pPr>
+        <w:ind w:left="-708.6614173228347" w:firstLine="0"/>
+        <w:rPr>
+          <w:rFonts w:ascii="Roboto" w:cs="Roboto" w:eastAsia="Roboto" w:hAnsi="Roboto"/>
+          <w:b w:val="1"/>
+          <w:bCs w:val="1"/>
+          <w:sz w:val="21"/>
+          <w:szCs w:val="21"/>
+        </w:rPr>
+      </w:pPr>
+      <w:r>
+        <w:rPr>
+          <w:rtl w:val="0"/>
+        </w:rPr>
+      </w:r>
+    </w:p>
+    <w:p>
+      <w:pPr>
+        <w:ind w:left="-708.6614173228347" w:firstLine="0"/>
+        <w:rPr>
+          <w:rFonts w:ascii="Roboto" w:cs="Roboto" w:eastAsia="Roboto" w:hAnsi="Roboto"/>
+          <w:b w:val="1"/>
+          <w:bCs w:val="1"/>
+          <w:sz w:val="21"/>
+          <w:szCs w:val="21"/>
+        </w:rPr>
+      </w:pPr>
+      <w:r>
+        <w:rPr>
+          <w:rFonts w:ascii="Roboto" w:cs="Roboto" w:eastAsia="Roboto" w:hAnsi="Roboto"/>
+          <w:b w:val="1"/>
+          <w:bCs w:val="1"/>
+          <w:sz w:val="21"/>
+          <w:szCs w:val="21"/>
+          <w:rtl w:val="0"/>
+        </w:rPr>
+        <w:t xml:space="preserve">⚠️ T601  Session Timeout (INCONCLUSIVE)</w:t>
+      </w:r>
+    </w:p>
+    <w:p>
+      <w:pPr>
+        <w:ind w:left="-708.6614173228347" w:firstLine="0"/>
+        <w:rPr>
+          <w:rFonts w:ascii="Roboto" w:cs="Roboto" w:eastAsia="Roboto" w:hAnsi="Roboto"/>
+          <w:b w:val="1"/>
+          <w:bCs w:val="1"/>
+          <w:sz w:val="21"/>
+          <w:szCs w:val="21"/>
+        </w:rPr>
+      </w:pPr>
+      <w:r>
+        <w:rPr>
+          <w:rFonts w:ascii="Roboto" w:cs="Roboto" w:eastAsia="Roboto" w:hAnsi="Roboto"/>
+          <w:b w:val="1"/>
+          <w:bCs w:val="1"/>
+          <w:sz w:val="21"/>
+          <w:szCs w:val="21"/>
+          <w:u w:val="single"/>
+          <w:rtl w:val="0"/>
+        </w:rPr>
+        <w:t xml:space="preserve">Issue:</w:t>
+      </w:r>
+      <w:r>
+        <w:rPr>
+          <w:rFonts w:ascii="Roboto" w:cs="Roboto" w:eastAsia="Roboto" w:hAnsi="Roboto"/>
+          <w:b w:val="1"/>
+          <w:bCs w:val="1"/>
+          <w:sz w:val="21"/>
+          <w:szCs w:val="21"/>
+          <w:rtl w:val="0"/>
+        </w:rPr>
+        <w:t xml:space="preserve"> Cannot reliably simulate session timeout in demo environment</w:t>
+      </w:r>
+    </w:p>
+    <w:p>
+      <w:pPr>
+        <w:ind w:left="-708.6614173228347" w:firstLine="0"/>
+        <w:rPr>
+          <w:rFonts w:ascii="Roboto" w:cs="Roboto" w:eastAsia="Roboto" w:hAnsi="Roboto"/>
+          <w:b w:val="1"/>
+          <w:bCs w:val="1"/>
+          <w:sz w:val="21"/>
+          <w:szCs w:val="21"/>
+        </w:rPr>
+      </w:pPr>
+      <w:r>
+        <w:rPr>
+          <w:rtl w:val="0"/>
+        </w:rPr>
+      </w:r>
+    </w:p>
+    <w:p>
+      <w:pPr>
+        <w:ind w:left="-708.6614173228347" w:firstLine="0"/>
+        <w:rPr>
+          <w:rFonts w:ascii="Roboto" w:cs="Roboto" w:eastAsia="Roboto" w:hAnsi="Roboto"/>
+          <w:b w:val="1"/>
+          <w:bCs w:val="1"/>
+          <w:sz w:val="21"/>
+          <w:szCs w:val="21"/>
+        </w:rPr>
+      </w:pPr>
+      <w:r>
+        <w:rPr>
+          <w:rFonts w:ascii="Roboto" w:cs="Roboto" w:eastAsia="Roboto" w:hAnsi="Roboto"/>
+          <w:b w:val="1"/>
+          <w:bCs w:val="1"/>
+          <w:sz w:val="21"/>
+          <w:szCs w:val="21"/>
+          <w:u w:val="single"/>
+          <w:rtl w:val="0"/>
+        </w:rPr>
+        <w:t xml:space="preserve">Challenge: </w:t>
+      </w:r>
+      <w:r>
+        <w:rPr>
+          <w:rFonts w:ascii="Roboto" w:cs="Roboto" w:eastAsia="Roboto" w:hAnsi="Roboto"/>
+          <w:b w:val="1"/>
+          <w:bCs w:val="1"/>
+          <w:sz w:val="21"/>
+          <w:szCs w:val="21"/>
+          <w:rtl w:val="0"/>
+        </w:rPr>
+        <w:t xml:space="preserve">Application designed for demo with optimized performance; no obvious timeout mechanism</w:t>
+      </w:r>
+    </w:p>
+    <w:p>
+      <w:pPr>
+        <w:ind w:left="-708.6614173228347" w:firstLine="0"/>
+        <w:rPr>
+          <w:rFonts w:ascii="Roboto" w:cs="Roboto" w:eastAsia="Roboto" w:hAnsi="Roboto"/>
+          <w:b w:val="1"/>
+          <w:bCs w:val="1"/>
+          <w:sz w:val="21"/>
+          <w:szCs w:val="21"/>
+        </w:rPr>
+      </w:pPr>
+      <w:r>
+        <w:rPr>
+          <w:rtl w:val="0"/>
+        </w:rPr>
+      </w:r>
+    </w:p>
+    <w:p>
+      <w:pPr>
+        <w:ind w:left="-708.6614173228347" w:firstLine="0"/>
+        <w:rPr>
+          <w:rFonts w:ascii="Roboto" w:cs="Roboto" w:eastAsia="Roboto" w:hAnsi="Roboto"/>
+          <w:b w:val="1"/>
+          <w:bCs w:val="1"/>
+          <w:sz w:val="21"/>
+          <w:szCs w:val="21"/>
+        </w:rPr>
+      </w:pPr>
+      <w:r>
+        <w:rPr>
+          <w:rFonts w:ascii="Roboto" w:cs="Roboto" w:eastAsia="Roboto" w:hAnsi="Roboto"/>
+          <w:b w:val="1"/>
+          <w:bCs w:val="1"/>
+          <w:sz w:val="21"/>
+          <w:szCs w:val="21"/>
+          <w:u w:val="single"/>
+          <w:rtl w:val="0"/>
+        </w:rPr>
+        <w:t xml:space="preserve">Test Status:</w:t>
+      </w:r>
+      <w:r>
+        <w:rPr>
+          <w:rFonts w:ascii="Roboto" w:cs="Roboto" w:eastAsia="Roboto" w:hAnsi="Roboto"/>
+          <w:b w:val="1"/>
+          <w:bCs w:val="1"/>
+          <w:sz w:val="21"/>
+          <w:szCs w:val="21"/>
+          <w:rtl w:val="0"/>
+        </w:rPr>
+        <w:t xml:space="preserve"> Unable to conclusively verify timeout behavior</w:t>
+      </w:r>
+    </w:p>
+    <w:p>
+      <w:pPr>
+        <w:ind w:left="-708.6614173228347" w:firstLine="0"/>
+        <w:rPr>
+          <w:rFonts w:ascii="Roboto" w:cs="Roboto" w:eastAsia="Roboto" w:hAnsi="Roboto"/>
+          <w:b w:val="1"/>
+          <w:bCs w:val="1"/>
+          <w:sz w:val="21"/>
+          <w:szCs w:val="21"/>
+        </w:rPr>
+      </w:pPr>
+      <w:r>
+        <w:rPr>
+          <w:rtl w:val="0"/>
+        </w:rPr>
+      </w:r>
+    </w:p>
+    <w:p>
+      <w:pPr>
+        <w:ind w:left="-708.6614173228347" w:firstLine="0"/>
+        <w:rPr>
+          <w:rFonts w:ascii="Roboto" w:cs="Roboto" w:eastAsia="Roboto" w:hAnsi="Roboto"/>
+          <w:b w:val="1"/>
+          <w:bCs w:val="1"/>
+          <w:sz w:val="21"/>
+          <w:szCs w:val="21"/>
+        </w:rPr>
+      </w:pPr>
+      <w:r>
+        <w:rPr>
+          <w:rtl w:val="0"/>
+        </w:rPr>
+      </w:r>
+    </w:p>
+    <w:p>
+      <w:pPr>
+        <w:ind w:left="-708.6614173228347" w:firstLine="0"/>
+        <w:rPr>
+          <w:rFonts w:ascii="Roboto" w:cs="Roboto" w:eastAsia="Roboto" w:hAnsi="Roboto"/>
+          <w:b w:val="1"/>
+          <w:bCs w:val="1"/>
+          <w:sz w:val="21"/>
+          <w:szCs w:val="21"/>
+        </w:rPr>
+      </w:pPr>
+      <w:r>
+        <w:rPr>
+          <w:rFonts w:ascii="Roboto" w:cs="Roboto" w:eastAsia="Roboto" w:hAnsi="Roboto"/>
+          <w:b w:val="1"/>
+          <w:bCs w:val="1"/>
+          <w:sz w:val="21"/>
+          <w:szCs w:val="21"/>
+          <w:rtl w:val="0"/>
+        </w:rPr>
+        <w:t xml:space="preserve">⚠️ T306: Cart Persistence (INCONCLUSIVE)</w:t>
+      </w:r>
+    </w:p>
+    <w:p>
+      <w:pPr>
+        <w:ind w:left="-708.6614173228347" w:firstLine="0"/>
+        <w:rPr>
+          <w:rFonts w:ascii="Roboto" w:cs="Roboto" w:eastAsia="Roboto" w:hAnsi="Roboto"/>
+          <w:b w:val="1"/>
+          <w:bCs w:val="1"/>
+          <w:sz w:val="21"/>
+          <w:szCs w:val="21"/>
+        </w:rPr>
+      </w:pPr>
+      <w:r>
+        <w:rPr>
+          <w:rtl w:val="0"/>
+        </w:rPr>
+      </w:r>
+    </w:p>
+    <w:p>
+      <w:pPr>
+        <w:ind w:left="-708.6614173228347" w:firstLine="0"/>
+        <w:rPr>
+          <w:rFonts w:ascii="Roboto" w:cs="Roboto" w:eastAsia="Roboto" w:hAnsi="Roboto"/>
+          <w:b w:val="1"/>
+          <w:bCs w:val="1"/>
+          <w:sz w:val="21"/>
+          <w:szCs w:val="21"/>
+        </w:rPr>
+      </w:pPr>
+      <w:r>
+        <w:rPr>
+          <w:rFonts w:ascii="Roboto" w:cs="Roboto" w:eastAsia="Roboto" w:hAnsi="Roboto"/>
+          <w:b w:val="1"/>
+          <w:bCs w:val="1"/>
+          <w:sz w:val="21"/>
+          <w:szCs w:val="21"/>
+          <w:u w:val="single"/>
+          <w:rtl w:val="0"/>
+        </w:rPr>
+        <w:t xml:space="preserve">Issue:</w:t>
+      </w:r>
+      <w:r>
+        <w:rPr>
+          <w:rFonts w:ascii="Roboto" w:cs="Roboto" w:eastAsia="Roboto" w:hAnsi="Roboto"/>
+          <w:b w:val="1"/>
+          <w:bCs w:val="1"/>
+          <w:sz w:val="21"/>
+          <w:szCs w:val="21"/>
+          <w:rtl w:val="0"/>
+        </w:rPr>
+        <w:t xml:space="preserve"> Behavioral uncertainty - unclear if persistence is intentional</w:t>
+      </w:r>
+    </w:p>
+    <w:p>
+      <w:pPr>
+        <w:ind w:left="-708.6614173228347" w:firstLine="0"/>
+        <w:rPr>
+          <w:rFonts w:ascii="Roboto" w:cs="Roboto" w:eastAsia="Roboto" w:hAnsi="Roboto"/>
+          <w:b w:val="1"/>
+          <w:bCs w:val="1"/>
+          <w:sz w:val="21"/>
+          <w:szCs w:val="21"/>
+        </w:rPr>
+      </w:pPr>
+      <w:r>
+        <w:rPr>
+          <w:rtl w:val="0"/>
+        </w:rPr>
+      </w:r>
+    </w:p>
+    <w:p>
+      <w:pPr>
+        <w:ind w:left="-708.6614173228347" w:firstLine="0"/>
+        <w:rPr>
+          <w:rFonts w:ascii="Roboto" w:cs="Roboto" w:eastAsia="Roboto" w:hAnsi="Roboto"/>
+          <w:b w:val="1"/>
+          <w:bCs w:val="1"/>
+          <w:sz w:val="21"/>
+          <w:szCs w:val="21"/>
+        </w:rPr>
+      </w:pPr>
+      <w:r>
+        <w:rPr>
+          <w:rFonts w:ascii="Roboto" w:cs="Roboto" w:eastAsia="Roboto" w:hAnsi="Roboto"/>
+          <w:b w:val="1"/>
+          <w:bCs w:val="1"/>
+          <w:sz w:val="21"/>
+          <w:szCs w:val="21"/>
+          <w:u w:val="single"/>
+          <w:rtl w:val="0"/>
+        </w:rPr>
+        <w:t xml:space="preserve">Test Status: </w:t>
+      </w:r>
+      <w:r>
+        <w:rPr>
+          <w:rFonts w:ascii="Roboto" w:cs="Roboto" w:eastAsia="Roboto" w:hAnsi="Roboto"/>
+          <w:b w:val="1"/>
+          <w:bCs w:val="1"/>
+          <w:sz w:val="21"/>
+          <w:szCs w:val="21"/>
+          <w:rtl w:val="0"/>
+        </w:rPr>
+        <w:t xml:space="preserve">Behavior documented; requires clarification from development team</w:t>
+      </w:r>
+    </w:p>
+    <w:p>
+      <w:pPr>
+        <w:ind w:left="-708.6614173228347" w:firstLine="0"/>
+        <w:rPr>
+          <w:rFonts w:ascii="Roboto" w:cs="Roboto" w:eastAsia="Roboto" w:hAnsi="Roboto"/>
+          <w:b w:val="1"/>
+          <w:bCs w:val="1"/>
+          <w:sz w:val="21"/>
+          <w:szCs w:val="21"/>
+        </w:rPr>
+      </w:pPr>
+      <w:r>
+        <w:rPr>
+          <w:rtl w:val="0"/>
+        </w:rPr>
+      </w:r>
+    </w:p>
+    <w:p>
+      <w:pPr>
+        <w:ind w:left="-708.6614173228347" w:firstLine="0"/>
+        <w:rPr>
+          <w:rFonts w:ascii="Roboto" w:cs="Roboto" w:eastAsia="Roboto" w:hAnsi="Roboto"/>
+          <w:b w:val="1"/>
+          <w:bCs w:val="1"/>
+          <w:sz w:val="21"/>
+          <w:szCs w:val="21"/>
+        </w:rPr>
+      </w:pPr>
+      <w:r>
+        <w:rPr>
+          <w:rtl w:val="0"/>
+        </w:rPr>
+      </w:r>
+    </w:p>
+    <w:p>
+      <w:pPr>
+        <w:ind w:left="-708.6614173228347" w:firstLine="0"/>
+        <w:rPr>
+          <w:rFonts w:ascii="Roboto" w:cs="Roboto" w:eastAsia="Roboto" w:hAnsi="Roboto"/>
+          <w:b w:val="1"/>
+          <w:bCs w:val="1"/>
+          <w:sz w:val="21"/>
+          <w:szCs w:val="21"/>
+        </w:rPr>
+      </w:pPr>
+      <w:r>
+        <w:rPr>
+          <w:rFonts w:ascii="Roboto" w:cs="Roboto" w:eastAsia="Roboto" w:hAnsi="Roboto"/>
+          <w:b w:val="1"/>
+          <w:bCs w:val="1"/>
+          <w:sz w:val="21"/>
+          <w:szCs w:val="21"/>
+          <w:rtl w:val="0"/>
+        </w:rPr>
+        <w:t xml:space="preserve">⚠️ T903: Network Timeout Handling (INCONCLUSIVE)</w:t>
+      </w:r>
+    </w:p>
+    <w:p>
+      <w:pPr>
+        <w:ind w:left="-708.6614173228347" w:firstLine="0"/>
+        <w:rPr>
+          <w:rFonts w:ascii="Roboto" w:cs="Roboto" w:eastAsia="Roboto" w:hAnsi="Roboto"/>
+          <w:b w:val="1"/>
+          <w:bCs w:val="1"/>
+          <w:sz w:val="21"/>
+          <w:szCs w:val="21"/>
+        </w:rPr>
+      </w:pPr>
+      <w:r>
+        <w:rPr>
+          <w:rtl w:val="0"/>
+        </w:rPr>
+      </w:r>
+    </w:p>
+    <w:p>
+      <w:pPr>
+        <w:ind w:left="-708.6614173228347" w:firstLine="0"/>
+        <w:rPr>
+          <w:rFonts w:ascii="Roboto" w:cs="Roboto" w:eastAsia="Roboto" w:hAnsi="Roboto"/>
+          <w:b w:val="1"/>
+          <w:bCs w:val="1"/>
+          <w:sz w:val="21"/>
+          <w:szCs w:val="21"/>
+        </w:rPr>
+      </w:pPr>
+      <w:r>
+        <w:rPr>
+          <w:rFonts w:ascii="Roboto" w:cs="Roboto" w:eastAsia="Roboto" w:hAnsi="Roboto"/>
+          <w:b w:val="1"/>
+          <w:bCs w:val="1"/>
+          <w:sz w:val="21"/>
+          <w:szCs w:val="21"/>
+          <w:u w:val="single"/>
+          <w:rtl w:val="0"/>
+        </w:rPr>
+        <w:t xml:space="preserve">Issue:</w:t>
+      </w:r>
+      <w:r>
+        <w:rPr>
+          <w:rFonts w:ascii="Roboto" w:cs="Roboto" w:eastAsia="Roboto" w:hAnsi="Roboto"/>
+          <w:b w:val="1"/>
+          <w:bCs w:val="1"/>
+          <w:sz w:val="21"/>
+          <w:szCs w:val="21"/>
+          <w:rtl w:val="0"/>
+        </w:rPr>
+        <w:t xml:space="preserve"> Cannot simulate reliable network timeout in demo environmen</w:t>
+      </w:r>
+    </w:p>
+    <w:p>
+      <w:pPr>
+        <w:ind w:left="-708.6614173228347" w:firstLine="0"/>
+        <w:rPr>
+          <w:rFonts w:ascii="Roboto" w:cs="Roboto" w:eastAsia="Roboto" w:hAnsi="Roboto"/>
+          <w:b w:val="1"/>
+          <w:bCs w:val="1"/>
+          <w:sz w:val="21"/>
+          <w:szCs w:val="21"/>
+        </w:rPr>
+      </w:pPr>
+      <w:r>
+        <w:rPr>
+          <w:rtl w:val="0"/>
+        </w:rPr>
+      </w:r>
+    </w:p>
+    <w:p>
+      <w:pPr>
+        <w:ind w:left="-708.6614173228347" w:firstLine="0"/>
+        <w:rPr>
+          <w:rFonts w:ascii="Roboto" w:cs="Roboto" w:eastAsia="Roboto" w:hAnsi="Roboto"/>
+          <w:b w:val="1"/>
+          <w:bCs w:val="1"/>
+          <w:sz w:val="21"/>
+          <w:szCs w:val="21"/>
+        </w:rPr>
+      </w:pPr>
+      <w:r>
+        <w:rPr>
+          <w:rFonts w:ascii="Roboto" w:cs="Roboto" w:eastAsia="Roboto" w:hAnsi="Roboto"/>
+          <w:b w:val="1"/>
+          <w:bCs w:val="1"/>
+          <w:sz w:val="21"/>
+          <w:szCs w:val="21"/>
+          <w:u w:val="single"/>
+          <w:rtl w:val="0"/>
+        </w:rPr>
+        <w:t xml:space="preserve">Challenge: </w:t>
+      </w:r>
+      <w:r>
+        <w:rPr>
+          <w:rFonts w:ascii="Roboto" w:cs="Roboto" w:eastAsia="Roboto" w:hAnsi="Roboto"/>
+          <w:b w:val="1"/>
+          <w:bCs w:val="1"/>
+          <w:sz w:val="21"/>
+          <w:szCs w:val="21"/>
+          <w:rtl w:val="0"/>
+        </w:rPr>
+        <w:t xml:space="preserve">Demo application optimized for speed; real network timeouts difficult to reproduce</w:t>
+      </w:r>
+    </w:p>
+    <w:p>
+      <w:pPr>
+        <w:ind w:left="-708.6614173228347" w:firstLine="0"/>
+        <w:rPr>
+          <w:rFonts w:ascii="Roboto" w:cs="Roboto" w:eastAsia="Roboto" w:hAnsi="Roboto"/>
+          <w:b w:val="1"/>
+          <w:bCs w:val="1"/>
+          <w:sz w:val="21"/>
+          <w:szCs w:val="21"/>
+        </w:rPr>
+      </w:pPr>
+      <w:r>
+        <w:rPr>
+          <w:rtl w:val="0"/>
+        </w:rPr>
+      </w:r>
+    </w:p>
+    <w:p>
+      <w:pPr>
+        <w:ind w:left="-708.6614173228347" w:firstLine="0"/>
+        <w:rPr>
+          <w:rFonts w:ascii="Roboto" w:cs="Roboto" w:eastAsia="Roboto" w:hAnsi="Roboto"/>
+          <w:b w:val="1"/>
+          <w:bCs w:val="1"/>
+          <w:sz w:val="21"/>
+          <w:szCs w:val="21"/>
+        </w:rPr>
+      </w:pPr>
+      <w:r>
+        <w:rPr>
+          <w:rFonts w:ascii="Roboto" w:cs="Roboto" w:eastAsia="Roboto" w:hAnsi="Roboto"/>
+          <w:b w:val="1"/>
+          <w:bCs w:val="1"/>
+          <w:sz w:val="21"/>
+          <w:szCs w:val="21"/>
+          <w:u w:val="single"/>
+          <w:rtl w:val="0"/>
+        </w:rPr>
+        <w:t xml:space="preserve">Test Status: </w:t>
+      </w:r>
+      <w:r>
+        <w:rPr>
+          <w:rFonts w:ascii="Roboto" w:cs="Roboto" w:eastAsia="Roboto" w:hAnsi="Roboto"/>
+          <w:b w:val="1"/>
+          <w:bCs w:val="1"/>
+          <w:sz w:val="21"/>
+          <w:szCs w:val="21"/>
+          <w:rtl w:val="0"/>
+        </w:rPr>
+        <w:t xml:space="preserve">Unable to verify timeout error handling</w:t>
+      </w:r>
+    </w:p>
+    <w:p>
+      <w:pPr>
+        <w:ind w:left="-708.6614173228347" w:firstLine="0"/>
+        <w:rPr>
+          <w:rFonts w:ascii="Roboto" w:cs="Roboto" w:eastAsia="Roboto" w:hAnsi="Roboto"/>
+          <w:b w:val="1"/>
+          <w:bCs w:val="1"/>
+          <w:sz w:val="21"/>
+          <w:szCs w:val="21"/>
+        </w:rPr>
+      </w:pPr>
+      <w:r>
+        <w:rPr>
+          <w:rtl w:val="0"/>
+        </w:rPr>
+      </w:r>
+    </w:p>
+    <w:p>
+      <w:pPr>
+        <w:ind w:left="-708.6614173228347" w:firstLine="0"/>
+        <w:rPr>
+          <w:rFonts w:ascii="Roboto" w:cs="Roboto" w:eastAsia="Roboto" w:hAnsi="Roboto"/>
+          <w:b w:val="1"/>
+          <w:bCs w:val="1"/>
+          <w:sz w:val="21"/>
+          <w:szCs w:val="21"/>
+          <w:u w:val="single"/>
+        </w:rPr>
+      </w:pPr>
+      <w:r>
+        <w:rPr>
+          <w:rFonts w:ascii="Roboto" w:cs="Roboto" w:eastAsia="Roboto" w:hAnsi="Roboto"/>
+          <w:b w:val="1"/>
+          <w:bCs w:val="1"/>
+          <w:sz w:val="21"/>
+          <w:szCs w:val="21"/>
+          <w:u w:val="single"/>
+          <w:rtl w:val="0"/>
+        </w:rPr>
+        <w:t xml:space="preserve">8. RISK ASSESSMENT</w:t>
+      </w:r>
+    </w:p>
+    <w:p>
+      <w:pPr>
+        <w:ind w:left="-708.6614173228347" w:firstLine="0"/>
+        <w:rPr>
+          <w:rFonts w:ascii="Roboto" w:cs="Roboto" w:eastAsia="Roboto" w:hAnsi="Roboto"/>
+          <w:b w:val="1"/>
+          <w:bCs w:val="1"/>
+          <w:sz w:val="21"/>
+          <w:szCs w:val="21"/>
+          <w:u w:val="single"/>
+        </w:rPr>
+      </w:pPr>
+      <w:r>
+        <w:rPr>
+          <w:rFonts w:ascii="Roboto" w:cs="Roboto" w:eastAsia="Roboto" w:hAnsi="Roboto"/>
+          <w:b w:val="1"/>
+          <w:bCs w:val="1"/>
+          <w:sz w:val="21"/>
+          <w:szCs w:val="21"/>
+          <w:u w:val="single"/>
+          <w:rtl w:val="0"/>
+        </w:rPr>
+        <w:t xml:space="preserve">Critical Risk Analysis</w:t>
+      </w:r>
+    </w:p>
+    <w:p>
+      <w:pPr>
+        <w:ind w:left="-708.6614173228347" w:firstLine="0"/>
+        <w:rPr>
+          <w:rFonts w:ascii="Roboto" w:cs="Roboto" w:eastAsia="Roboto" w:hAnsi="Roboto"/>
+          <w:b w:val="1"/>
+          <w:bCs w:val="1"/>
+          <w:sz w:val="21"/>
+          <w:szCs w:val="21"/>
+        </w:rPr>
+      </w:pPr>
+      <w:r>
+        <w:rPr>
+          <w:rtl w:val="0"/>
+        </w:rPr>
+      </w:r>
+    </w:p>
+    <w:p>
+      <w:pPr>
+        <w:ind w:left="-708.6614173228347" w:firstLine="0"/>
+        <w:rPr>
+          <w:rFonts w:ascii="Roboto" w:cs="Roboto" w:eastAsia="Roboto" w:hAnsi="Roboto"/>
+          <w:b w:val="1"/>
+          <w:bCs w:val="1"/>
+          <w:sz w:val="21"/>
+          <w:szCs w:val="21"/>
+        </w:rPr>
+      </w:pPr>
+      <w:r>
+        <w:rPr>
+          <w:rFonts w:ascii="Roboto" w:cs="Roboto" w:eastAsia="Roboto" w:hAnsi="Roboto"/>
+          <w:b w:val="1"/>
+          <w:bCs w:val="1"/>
+          <w:sz w:val="21"/>
+          <w:szCs w:val="21"/>
+          <w:rtl w:val="0"/>
+        </w:rPr>
+        <w:t xml:space="preserve">Risk 1: Security Vulnerabilities (DEF_001, DEF_002)</w:t>
+      </w:r>
+    </w:p>
+    <w:p>
+      <w:pPr>
+        <w:ind w:left="-708.6614173228347" w:firstLine="0"/>
+        <w:rPr>
+          <w:rFonts w:ascii="Roboto" w:cs="Roboto" w:eastAsia="Roboto" w:hAnsi="Roboto"/>
+          <w:b w:val="1"/>
+          <w:bCs w:val="1"/>
+          <w:sz w:val="21"/>
+          <w:szCs w:val="21"/>
+        </w:rPr>
+      </w:pPr>
+      <w:r>
+        <w:rPr>
+          <w:rtl w:val="0"/>
+        </w:rPr>
+      </w:r>
+    </w:p>
+    <w:p>
+      <w:pPr>
+        <w:ind w:left="-708.6614173228347" w:firstLine="0"/>
+        <w:rPr>
+          <w:rFonts w:ascii="Roboto" w:cs="Roboto" w:eastAsia="Roboto" w:hAnsi="Roboto"/>
+          <w:b w:val="1"/>
+          <w:bCs w:val="1"/>
+          <w:sz w:val="21"/>
+          <w:szCs w:val="21"/>
+        </w:rPr>
+      </w:pPr>
+      <w:r>
+        <w:rPr>
+          <w:rFonts w:ascii="Roboto" w:cs="Roboto" w:eastAsia="Roboto" w:hAnsi="Roboto"/>
+          <w:b w:val="1"/>
+          <w:bCs w:val="1"/>
+          <w:sz w:val="21"/>
+          <w:szCs w:val="21"/>
+          <w:rtl w:val="0"/>
+        </w:rPr>
+        <w:t xml:space="preserve">Risk Level: 🔴 CRITICAL</w:t>
+      </w:r>
+    </w:p>
+    <w:p>
+      <w:pPr>
+        <w:ind w:left="-708.6614173228347" w:firstLine="0"/>
+        <w:rPr>
+          <w:rFonts w:ascii="Roboto" w:cs="Roboto" w:eastAsia="Roboto" w:hAnsi="Roboto"/>
+          <w:b w:val="1"/>
+          <w:bCs w:val="1"/>
+          <w:sz w:val="21"/>
+          <w:szCs w:val="21"/>
+        </w:rPr>
+      </w:pPr>
+      <w:r>
+        <w:rPr>
+          <w:rtl w:val="0"/>
+        </w:rPr>
+      </w:r>
+    </w:p>
+    <w:p>
+      <w:pPr>
+        <w:ind w:left="-708.6614173228347" w:firstLine="0"/>
+        <w:rPr>
+          <w:rFonts w:ascii="Roboto" w:cs="Roboto" w:eastAsia="Roboto" w:hAnsi="Roboto"/>
+          <w:b w:val="1"/>
+          <w:bCs w:val="1"/>
+          <w:sz w:val="21"/>
+          <w:szCs w:val="21"/>
+        </w:rPr>
+      </w:pPr>
+      <w:r>
+        <w:rPr>
+          <w:rFonts w:ascii="Roboto" w:cs="Roboto" w:eastAsia="Roboto" w:hAnsi="Roboto"/>
+          <w:b w:val="1"/>
+          <w:bCs w:val="1"/>
+          <w:sz w:val="21"/>
+          <w:szCs w:val="21"/>
+          <w:rtl w:val="0"/>
+        </w:rPr>
+        <w:t xml:space="preserve">Risk Elements:</w:t>
+      </w:r>
+    </w:p>
+    <w:p>
+      <w:pPr>
+        <w:ind w:left="-708.6614173228347" w:firstLine="0"/>
+        <w:rPr>
+          <w:rFonts w:ascii="Roboto" w:cs="Roboto" w:eastAsia="Roboto" w:hAnsi="Roboto"/>
+          <w:b w:val="1"/>
+          <w:bCs w:val="1"/>
+          <w:sz w:val="21"/>
+          <w:szCs w:val="21"/>
+        </w:rPr>
+      </w:pPr>
+      <w:r>
+        <w:rPr>
+          <w:rFonts w:ascii="Roboto" w:cs="Roboto" w:eastAsia="Roboto" w:hAnsi="Roboto"/>
+          <w:b w:val="1"/>
+          <w:bCs w:val="1"/>
+          <w:sz w:val="21"/>
+          <w:szCs w:val="21"/>
+          <w:rtl w:val="0"/>
+        </w:rPr>
+        <w:t xml:space="preserve">- Unauthenticated access to protected pages</w:t>
+      </w:r>
+    </w:p>
+    <w:p>
+      <w:pPr>
+        <w:ind w:left="-708.6614173228347" w:firstLine="0"/>
+        <w:rPr>
+          <w:rFonts w:ascii="Roboto" w:cs="Roboto" w:eastAsia="Roboto" w:hAnsi="Roboto"/>
+          <w:b w:val="1"/>
+          <w:bCs w:val="1"/>
+          <w:sz w:val="21"/>
+          <w:szCs w:val="21"/>
+        </w:rPr>
+      </w:pPr>
+      <w:r>
+        <w:rPr>
+          <w:rFonts w:ascii="Roboto" w:cs="Roboto" w:eastAsia="Roboto" w:hAnsi="Roboto"/>
+          <w:b w:val="1"/>
+          <w:bCs w:val="1"/>
+          <w:sz w:val="21"/>
+          <w:szCs w:val="21"/>
+          <w:rtl w:val="0"/>
+        </w:rPr>
+        <w:t xml:space="preserve">- Direct URL bypass of authentication</w:t>
+      </w:r>
+    </w:p>
+    <w:p>
+      <w:pPr>
+        <w:ind w:left="-708.6614173228347" w:firstLine="0"/>
+        <w:rPr>
+          <w:rFonts w:ascii="Roboto" w:cs="Roboto" w:eastAsia="Roboto" w:hAnsi="Roboto"/>
+          <w:b w:val="1"/>
+          <w:bCs w:val="1"/>
+          <w:sz w:val="21"/>
+          <w:szCs w:val="21"/>
+        </w:rPr>
+      </w:pPr>
+      <w:r>
+        <w:rPr>
+          <w:rFonts w:ascii="Roboto" w:cs="Roboto" w:eastAsia="Roboto" w:hAnsi="Roboto"/>
+          <w:b w:val="1"/>
+          <w:bCs w:val="1"/>
+          <w:sz w:val="21"/>
+          <w:szCs w:val="21"/>
+          <w:rtl w:val="0"/>
+        </w:rPr>
+        <w:t xml:space="preserve">- Potential for unauthorized transactions</w:t>
+      </w:r>
+    </w:p>
+    <w:p>
+      <w:pPr>
+        <w:ind w:left="-708.6614173228347" w:firstLine="0"/>
+        <w:rPr>
+          <w:rFonts w:ascii="Roboto" w:cs="Roboto" w:eastAsia="Roboto" w:hAnsi="Roboto"/>
+          <w:b w:val="1"/>
+          <w:bCs w:val="1"/>
+          <w:sz w:val="21"/>
+          <w:szCs w:val="21"/>
+        </w:rPr>
+      </w:pPr>
+      <w:r>
+        <w:rPr>
+          <w:rtl w:val="0"/>
+        </w:rPr>
+      </w:r>
+    </w:p>
+    <w:p>
+      <w:pPr>
+        <w:ind w:left="-708.6614173228347" w:firstLine="0"/>
+        <w:rPr>
+          <w:rFonts w:ascii="Roboto" w:cs="Roboto" w:eastAsia="Roboto" w:hAnsi="Roboto"/>
+          <w:b w:val="1"/>
+          <w:bCs w:val="1"/>
+          <w:sz w:val="21"/>
+          <w:szCs w:val="21"/>
+        </w:rPr>
+      </w:pPr>
+      <w:r>
+        <w:rPr>
+          <w:rFonts w:ascii="Roboto" w:cs="Roboto" w:eastAsia="Roboto" w:hAnsi="Roboto"/>
+          <w:b w:val="1"/>
+          <w:bCs w:val="1"/>
+          <w:sz w:val="21"/>
+          <w:szCs w:val="21"/>
+          <w:rtl w:val="0"/>
+        </w:rPr>
+        <w:t xml:space="preserve">Business Impact:</w:t>
+      </w:r>
+    </w:p>
+    <w:p>
+      <w:pPr>
+        <w:ind w:left="-708.6614173228347" w:firstLine="0"/>
+        <w:rPr>
+          <w:rFonts w:ascii="Roboto" w:cs="Roboto" w:eastAsia="Roboto" w:hAnsi="Roboto"/>
+          <w:b w:val="1"/>
+          <w:bCs w:val="1"/>
+          <w:sz w:val="21"/>
+          <w:szCs w:val="21"/>
+        </w:rPr>
+      </w:pPr>
+      <w:r>
+        <w:rPr>
+          <w:rFonts w:ascii="Roboto" w:cs="Roboto" w:eastAsia="Roboto" w:hAnsi="Roboto"/>
+          <w:b w:val="1"/>
+          <w:bCs w:val="1"/>
+          <w:sz w:val="21"/>
+          <w:szCs w:val="21"/>
+          <w:rtl w:val="0"/>
+        </w:rPr>
+        <w:t xml:space="preserve">- Compliance violations (PCI-DSS, OWASP)</w:t>
+      </w:r>
+    </w:p>
+    <w:p>
+      <w:pPr>
+        <w:ind w:left="-708.6614173228347" w:firstLine="0"/>
+        <w:rPr>
+          <w:rFonts w:ascii="Roboto" w:cs="Roboto" w:eastAsia="Roboto" w:hAnsi="Roboto"/>
+          <w:b w:val="1"/>
+          <w:bCs w:val="1"/>
+          <w:sz w:val="21"/>
+          <w:szCs w:val="21"/>
+        </w:rPr>
+      </w:pPr>
+      <w:r>
+        <w:rPr>
+          <w:rFonts w:ascii="Roboto" w:cs="Roboto" w:eastAsia="Roboto" w:hAnsi="Roboto"/>
+          <w:b w:val="1"/>
+          <w:bCs w:val="1"/>
+          <w:sz w:val="21"/>
+          <w:szCs w:val="21"/>
+          <w:rtl w:val="0"/>
+        </w:rPr>
+        <w:t xml:space="preserve">- Fraud potential</w:t>
+      </w:r>
+    </w:p>
+    <w:p>
+      <w:pPr>
+        <w:ind w:left="-708.6614173228347" w:firstLine="0"/>
+        <w:rPr>
+          <w:rFonts w:ascii="Roboto" w:cs="Roboto" w:eastAsia="Roboto" w:hAnsi="Roboto"/>
+          <w:b w:val="1"/>
+          <w:bCs w:val="1"/>
+          <w:sz w:val="21"/>
+          <w:szCs w:val="21"/>
+        </w:rPr>
+      </w:pPr>
+      <w:r>
+        <w:rPr>
+          <w:rFonts w:ascii="Roboto" w:cs="Roboto" w:eastAsia="Roboto" w:hAnsi="Roboto"/>
+          <w:b w:val="1"/>
+          <w:bCs w:val="1"/>
+          <w:sz w:val="21"/>
+          <w:szCs w:val="21"/>
+          <w:rtl w:val="0"/>
+        </w:rPr>
+        <w:t xml:space="preserve">- Reputational damage</w:t>
+      </w:r>
+    </w:p>
+    <w:p>
+      <w:pPr>
+        <w:ind w:left="-708.6614173228347" w:firstLine="0"/>
+        <w:rPr>
+          <w:rFonts w:ascii="Roboto" w:cs="Roboto" w:eastAsia="Roboto" w:hAnsi="Roboto"/>
+          <w:b w:val="1"/>
+          <w:bCs w:val="1"/>
+          <w:sz w:val="21"/>
+          <w:szCs w:val="21"/>
+        </w:rPr>
+      </w:pPr>
+      <w:r>
+        <w:rPr>
+          <w:rFonts w:ascii="Roboto" w:cs="Roboto" w:eastAsia="Roboto" w:hAnsi="Roboto"/>
+          <w:b w:val="1"/>
+          <w:bCs w:val="1"/>
+          <w:sz w:val="21"/>
+          <w:szCs w:val="21"/>
+          <w:rtl w:val="0"/>
+        </w:rPr>
+        <w:t xml:space="preserve">- Legal liability</w:t>
+      </w:r>
+    </w:p>
+    <w:p>
+      <w:pPr>
+        <w:ind w:left="-708.6614173228347" w:firstLine="0"/>
+        <w:rPr>
+          <w:rFonts w:ascii="Roboto" w:cs="Roboto" w:eastAsia="Roboto" w:hAnsi="Roboto"/>
+          <w:b w:val="1"/>
+          <w:bCs w:val="1"/>
+          <w:sz w:val="21"/>
+          <w:szCs w:val="21"/>
+        </w:rPr>
+      </w:pPr>
+      <w:r>
+        <w:rPr>
+          <w:rtl w:val="0"/>
+        </w:rPr>
+      </w:r>
+    </w:p>
+    <w:p>
+      <w:pPr>
+        <w:ind w:left="-708.6614173228347" w:firstLine="0"/>
+        <w:rPr>
+          <w:rFonts w:ascii="Roboto" w:cs="Roboto" w:eastAsia="Roboto" w:hAnsi="Roboto"/>
+          <w:b w:val="1"/>
+          <w:bCs w:val="1"/>
+          <w:sz w:val="21"/>
+          <w:szCs w:val="21"/>
+        </w:rPr>
+      </w:pPr>
+      <w:r>
+        <w:rPr>
+          <w:rtl w:val="0"/>
+        </w:rPr>
+      </w:r>
+    </w:p>
+    <w:p>
+      <w:pPr>
+        <w:ind w:left="-708.6614173228347" w:firstLine="0"/>
+        <w:rPr>
+          <w:rFonts w:ascii="Roboto" w:cs="Roboto" w:eastAsia="Roboto" w:hAnsi="Roboto"/>
+          <w:b w:val="1"/>
+          <w:bCs w:val="1"/>
+          <w:sz w:val="21"/>
+          <w:szCs w:val="21"/>
+        </w:rPr>
+      </w:pPr>
+      <w:r>
+        <w:rPr>
+          <w:rFonts w:ascii="Roboto" w:cs="Roboto" w:eastAsia="Roboto" w:hAnsi="Roboto"/>
+          <w:b w:val="1"/>
+          <w:bCs w:val="1"/>
+          <w:sz w:val="21"/>
+          <w:szCs w:val="21"/>
+          <w:rtl w:val="0"/>
+        </w:rPr>
+        <w:t xml:space="preserve">Risk 2: Data Persistence (DEF_003)</w:t>
+      </w:r>
+    </w:p>
+    <w:p>
+      <w:pPr>
+        <w:ind w:left="-708.6614173228347" w:firstLine="0"/>
+        <w:rPr>
+          <w:rFonts w:ascii="Roboto" w:cs="Roboto" w:eastAsia="Roboto" w:hAnsi="Roboto"/>
+          <w:b w:val="1"/>
+          <w:bCs w:val="1"/>
+          <w:sz w:val="21"/>
+          <w:szCs w:val="21"/>
+        </w:rPr>
+      </w:pPr>
+      <w:r>
+        <w:rPr>
+          <w:rtl w:val="0"/>
+        </w:rPr>
+      </w:r>
+    </w:p>
+    <w:p>
+      <w:pPr>
+        <w:ind w:left="-708.6614173228347" w:firstLine="0"/>
+        <w:rPr>
+          <w:rFonts w:ascii="Roboto" w:cs="Roboto" w:eastAsia="Roboto" w:hAnsi="Roboto"/>
+          <w:b w:val="1"/>
+          <w:bCs w:val="1"/>
+          <w:sz w:val="21"/>
+          <w:szCs w:val="21"/>
+        </w:rPr>
+      </w:pPr>
+      <w:r>
+        <w:rPr>
+          <w:rFonts w:ascii="Roboto" w:cs="Roboto" w:eastAsia="Roboto" w:hAnsi="Roboto"/>
+          <w:b w:val="1"/>
+          <w:bCs w:val="1"/>
+          <w:sz w:val="21"/>
+          <w:szCs w:val="21"/>
+          <w:rtl w:val="0"/>
+        </w:rPr>
+        <w:t xml:space="preserve">Risk Level: ⚠️ MEDIUM</w:t>
+      </w:r>
+    </w:p>
+    <w:p>
+      <w:pPr>
+        <w:ind w:left="-708.6614173228347" w:firstLine="0"/>
+        <w:rPr>
+          <w:rFonts w:ascii="Roboto" w:cs="Roboto" w:eastAsia="Roboto" w:hAnsi="Roboto"/>
+          <w:b w:val="1"/>
+          <w:bCs w:val="1"/>
+          <w:sz w:val="21"/>
+          <w:szCs w:val="21"/>
+        </w:rPr>
+      </w:pPr>
+      <w:r>
+        <w:rPr>
+          <w:rtl w:val="0"/>
+        </w:rPr>
+      </w:r>
+    </w:p>
+    <w:p>
+      <w:pPr>
+        <w:ind w:left="-708.6614173228347" w:firstLine="0"/>
+        <w:rPr>
+          <w:rFonts w:ascii="Roboto" w:cs="Roboto" w:eastAsia="Roboto" w:hAnsi="Roboto"/>
+          <w:b w:val="1"/>
+          <w:bCs w:val="1"/>
+          <w:sz w:val="21"/>
+          <w:szCs w:val="21"/>
+          <w:u w:val="single"/>
+        </w:rPr>
+      </w:pPr>
+      <w:r>
+        <w:rPr>
+          <w:rFonts w:ascii="Roboto" w:cs="Roboto" w:eastAsia="Roboto" w:hAnsi="Roboto"/>
+          <w:b w:val="1"/>
+          <w:bCs w:val="1"/>
+          <w:sz w:val="21"/>
+          <w:szCs w:val="21"/>
+          <w:u w:val="single"/>
+          <w:rtl w:val="0"/>
+        </w:rPr>
+        <w:t xml:space="preserve">Risk Elements:</w:t>
+      </w:r>
+    </w:p>
+    <w:p>
+      <w:pPr>
+        <w:ind w:left="-708.6614173228347" w:firstLine="0"/>
+        <w:rPr>
+          <w:rFonts w:ascii="Roboto" w:cs="Roboto" w:eastAsia="Roboto" w:hAnsi="Roboto"/>
+          <w:b w:val="1"/>
+          <w:bCs w:val="1"/>
+          <w:sz w:val="21"/>
+          <w:szCs w:val="21"/>
+        </w:rPr>
+      </w:pPr>
+      <w:r>
+        <w:rPr>
+          <w:rFonts w:ascii="Roboto" w:cs="Roboto" w:eastAsia="Roboto" w:hAnsi="Roboto"/>
+          <w:b w:val="1"/>
+          <w:bCs w:val="1"/>
+          <w:sz w:val="21"/>
+          <w:szCs w:val="21"/>
+          <w:rtl w:val="0"/>
+        </w:rPr>
+        <w:t xml:space="preserve">- Cart data persists across sessions</w:t>
+      </w:r>
+    </w:p>
+    <w:p>
+      <w:pPr>
+        <w:ind w:left="-708.6614173228347" w:firstLine="0"/>
+        <w:rPr>
+          <w:rFonts w:ascii="Roboto" w:cs="Roboto" w:eastAsia="Roboto" w:hAnsi="Roboto"/>
+          <w:b w:val="1"/>
+          <w:bCs w:val="1"/>
+          <w:sz w:val="21"/>
+          <w:szCs w:val="21"/>
+        </w:rPr>
+      </w:pPr>
+      <w:r>
+        <w:rPr>
+          <w:rFonts w:ascii="Roboto" w:cs="Roboto" w:eastAsia="Roboto" w:hAnsi="Roboto"/>
+          <w:b w:val="1"/>
+          <w:bCs w:val="1"/>
+          <w:sz w:val="21"/>
+          <w:szCs w:val="21"/>
+          <w:rtl w:val="0"/>
+        </w:rPr>
+        <w:t xml:space="preserve">- Potential privacy concern</w:t>
+      </w:r>
+    </w:p>
+    <w:p>
+      <w:pPr>
+        <w:ind w:left="-708.6614173228347" w:firstLine="0"/>
+        <w:rPr>
+          <w:rFonts w:ascii="Roboto" w:cs="Roboto" w:eastAsia="Roboto" w:hAnsi="Roboto"/>
+          <w:b w:val="1"/>
+          <w:bCs w:val="1"/>
+          <w:sz w:val="21"/>
+          <w:szCs w:val="21"/>
+        </w:rPr>
+      </w:pPr>
+      <w:r>
+        <w:rPr>
+          <w:rFonts w:ascii="Roboto" w:cs="Roboto" w:eastAsia="Roboto" w:hAnsi="Roboto"/>
+          <w:b w:val="1"/>
+          <w:bCs w:val="1"/>
+          <w:sz w:val="21"/>
+          <w:szCs w:val="21"/>
+          <w:rtl w:val="0"/>
+        </w:rPr>
+        <w:t xml:space="preserve">- Unusual for e-commerce</w:t>
+      </w:r>
+    </w:p>
+    <w:p>
+      <w:pPr>
+        <w:ind w:left="-708.6614173228347" w:firstLine="0"/>
+        <w:rPr>
+          <w:rFonts w:ascii="Roboto" w:cs="Roboto" w:eastAsia="Roboto" w:hAnsi="Roboto"/>
+          <w:b w:val="1"/>
+          <w:bCs w:val="1"/>
+          <w:sz w:val="21"/>
+          <w:szCs w:val="21"/>
+        </w:rPr>
+      </w:pPr>
+      <w:r>
+        <w:rPr>
+          <w:rtl w:val="0"/>
+        </w:rPr>
+      </w:r>
+    </w:p>
+    <w:p>
+      <w:pPr>
+        <w:ind w:left="-708.6614173228347" w:firstLine="0"/>
+        <w:rPr>
+          <w:rFonts w:ascii="Roboto" w:cs="Roboto" w:eastAsia="Roboto" w:hAnsi="Roboto"/>
+          <w:b w:val="1"/>
+          <w:bCs w:val="1"/>
+          <w:sz w:val="21"/>
+          <w:szCs w:val="21"/>
+          <w:u w:val="single"/>
+        </w:rPr>
+      </w:pPr>
+      <w:r>
+        <w:rPr>
+          <w:rFonts w:ascii="Roboto" w:cs="Roboto" w:eastAsia="Roboto" w:hAnsi="Roboto"/>
+          <w:b w:val="1"/>
+          <w:bCs w:val="1"/>
+          <w:sz w:val="21"/>
+          <w:szCs w:val="21"/>
+          <w:u w:val="single"/>
+          <w:rtl w:val="0"/>
+        </w:rPr>
+        <w:t xml:space="preserve">Business Impact:</w:t>
+      </w:r>
+    </w:p>
+    <w:p>
+      <w:pPr>
+        <w:ind w:left="-708.6614173228347" w:firstLine="0"/>
+        <w:rPr>
+          <w:rFonts w:ascii="Roboto" w:cs="Roboto" w:eastAsia="Roboto" w:hAnsi="Roboto"/>
+          <w:b w:val="1"/>
+          <w:bCs w:val="1"/>
+          <w:sz w:val="21"/>
+          <w:szCs w:val="21"/>
+        </w:rPr>
+      </w:pPr>
+      <w:r>
+        <w:rPr>
+          <w:rFonts w:ascii="Roboto" w:cs="Roboto" w:eastAsia="Roboto" w:hAnsi="Roboto"/>
+          <w:b w:val="1"/>
+          <w:bCs w:val="1"/>
+          <w:sz w:val="21"/>
+          <w:szCs w:val="21"/>
+          <w:rtl w:val="0"/>
+        </w:rPr>
+        <w:t xml:space="preserve">- User privacy concerns</w:t>
+      </w:r>
+    </w:p>
+    <w:p>
+      <w:pPr>
+        <w:ind w:left="-708.6614173228347" w:firstLine="0"/>
+        <w:rPr>
+          <w:rFonts w:ascii="Roboto" w:cs="Roboto" w:eastAsia="Roboto" w:hAnsi="Roboto"/>
+          <w:b w:val="1"/>
+          <w:bCs w:val="1"/>
+          <w:sz w:val="21"/>
+          <w:szCs w:val="21"/>
+        </w:rPr>
+      </w:pPr>
+      <w:r>
+        <w:rPr>
+          <w:rFonts w:ascii="Roboto" w:cs="Roboto" w:eastAsia="Roboto" w:hAnsi="Roboto"/>
+          <w:b w:val="1"/>
+          <w:bCs w:val="1"/>
+          <w:sz w:val="21"/>
+          <w:szCs w:val="21"/>
+          <w:rtl w:val="0"/>
+        </w:rPr>
+        <w:t xml:space="preserve">- Regulatory compliance questions</w:t>
+      </w:r>
+    </w:p>
+    <w:p>
+      <w:pPr>
+        <w:ind w:left="-708.6614173228347" w:firstLine="0"/>
+        <w:rPr>
+          <w:rFonts w:ascii="Roboto" w:cs="Roboto" w:eastAsia="Roboto" w:hAnsi="Roboto"/>
+          <w:b w:val="1"/>
+          <w:bCs w:val="1"/>
+          <w:sz w:val="21"/>
+          <w:szCs w:val="21"/>
+        </w:rPr>
+      </w:pPr>
+      <w:r>
+        <w:rPr>
+          <w:rFonts w:ascii="Roboto" w:cs="Roboto" w:eastAsia="Roboto" w:hAnsi="Roboto"/>
+          <w:b w:val="1"/>
+          <w:bCs w:val="1"/>
+          <w:sz w:val="21"/>
+          <w:szCs w:val="21"/>
+          <w:rtl w:val="0"/>
+        </w:rPr>
+        <w:t xml:space="preserve">- Competitive disadvantage</w:t>
+      </w:r>
+    </w:p>
+    <w:p>
+      <w:pPr>
+        <w:ind w:left="-708.6614173228347" w:firstLine="0"/>
+        <w:rPr>
+          <w:rFonts w:ascii="Roboto" w:cs="Roboto" w:eastAsia="Roboto" w:hAnsi="Roboto"/>
+          <w:b w:val="1"/>
+          <w:bCs w:val="1"/>
+          <w:sz w:val="21"/>
+          <w:szCs w:val="21"/>
+        </w:rPr>
+      </w:pPr>
+      <w:r>
+        <w:rPr>
+          <w:rtl w:val="0"/>
+        </w:rPr>
+      </w:r>
+    </w:p>
+    <w:p>
+      <w:pPr>
+        <w:ind w:left="-708.6614173228347" w:firstLine="0"/>
+        <w:rPr>
+          <w:rFonts w:ascii="Roboto" w:cs="Roboto" w:eastAsia="Roboto" w:hAnsi="Roboto"/>
+          <w:b w:val="1"/>
+          <w:bCs w:val="1"/>
+          <w:sz w:val="21"/>
+          <w:szCs w:val="21"/>
+        </w:rPr>
+      </w:pPr>
+      <w:r>
+        <w:rPr>
+          <w:rFonts w:ascii="Roboto" w:cs="Roboto" w:eastAsia="Roboto" w:hAnsi="Roboto"/>
+          <w:b w:val="1"/>
+          <w:bCs w:val="1"/>
+          <w:sz w:val="21"/>
+          <w:szCs w:val="21"/>
+          <w:rtl w:val="0"/>
+        </w:rPr>
+        <w:t xml:space="preserve">Risk 3: No Session Management (DEF_004)</w:t>
+      </w:r>
+    </w:p>
+    <w:p>
+      <w:pPr>
+        <w:ind w:left="-708.6614173228347" w:firstLine="0"/>
+        <w:rPr>
+          <w:rFonts w:ascii="Roboto" w:cs="Roboto" w:eastAsia="Roboto" w:hAnsi="Roboto"/>
+          <w:b w:val="1"/>
+          <w:bCs w:val="1"/>
+          <w:sz w:val="21"/>
+          <w:szCs w:val="21"/>
+        </w:rPr>
+      </w:pPr>
+      <w:r>
+        <w:rPr>
+          <w:rtl w:val="0"/>
+        </w:rPr>
+      </w:r>
+    </w:p>
+    <w:p>
+      <w:pPr>
+        <w:ind w:left="-708.6614173228347" w:firstLine="0"/>
+        <w:rPr>
+          <w:rFonts w:ascii="Roboto" w:cs="Roboto" w:eastAsia="Roboto" w:hAnsi="Roboto"/>
+          <w:b w:val="1"/>
+          <w:bCs w:val="1"/>
+          <w:sz w:val="21"/>
+          <w:szCs w:val="21"/>
+        </w:rPr>
+      </w:pPr>
+      <w:r>
+        <w:rPr>
+          <w:rFonts w:ascii="Roboto" w:cs="Roboto" w:eastAsia="Roboto" w:hAnsi="Roboto"/>
+          <w:b w:val="1"/>
+          <w:bCs w:val="1"/>
+          <w:sz w:val="21"/>
+          <w:szCs w:val="21"/>
+          <w:rtl w:val="0"/>
+        </w:rPr>
+        <w:t xml:space="preserve">Risk Level: ⚠️ MEDIUM</w:t>
+      </w:r>
+    </w:p>
+    <w:p>
+      <w:pPr>
+        <w:ind w:left="-708.6614173228347" w:firstLine="0"/>
+        <w:rPr>
+          <w:rFonts w:ascii="Roboto" w:cs="Roboto" w:eastAsia="Roboto" w:hAnsi="Roboto"/>
+          <w:b w:val="1"/>
+          <w:bCs w:val="1"/>
+          <w:sz w:val="21"/>
+          <w:szCs w:val="21"/>
+        </w:rPr>
+      </w:pPr>
+      <w:r>
+        <w:rPr>
+          <w:rtl w:val="0"/>
+        </w:rPr>
+      </w:r>
+    </w:p>
+    <w:p>
+      <w:pPr>
+        <w:ind w:left="-708.6614173228347" w:firstLine="0"/>
+        <w:rPr>
+          <w:rFonts w:ascii="Roboto" w:cs="Roboto" w:eastAsia="Roboto" w:hAnsi="Roboto"/>
+          <w:b w:val="1"/>
+          <w:bCs w:val="1"/>
+          <w:sz w:val="21"/>
+          <w:szCs w:val="21"/>
+        </w:rPr>
+      </w:pPr>
+      <w:r>
+        <w:rPr>
+          <w:rFonts w:ascii="Roboto" w:cs="Roboto" w:eastAsia="Roboto" w:hAnsi="Roboto"/>
+          <w:b w:val="1"/>
+          <w:bCs w:val="1"/>
+          <w:sz w:val="21"/>
+          <w:szCs w:val="21"/>
+          <w:rtl w:val="0"/>
+        </w:rPr>
+        <w:t xml:space="preserve">Risk Elements:</w:t>
+      </w:r>
+    </w:p>
+    <w:p>
+      <w:pPr>
+        <w:ind w:left="-708.6614173228347" w:firstLine="0"/>
+        <w:rPr>
+          <w:rFonts w:ascii="Roboto" w:cs="Roboto" w:eastAsia="Roboto" w:hAnsi="Roboto"/>
+          <w:b w:val="1"/>
+          <w:bCs w:val="1"/>
+          <w:sz w:val="21"/>
+          <w:szCs w:val="21"/>
+        </w:rPr>
+      </w:pPr>
+      <w:r>
+        <w:rPr>
+          <w:rFonts w:ascii="Roboto" w:cs="Roboto" w:eastAsia="Roboto" w:hAnsi="Roboto"/>
+          <w:b w:val="1"/>
+          <w:bCs w:val="1"/>
+          <w:sz w:val="21"/>
+          <w:szCs w:val="21"/>
+          <w:rtl w:val="0"/>
+        </w:rPr>
+        <w:t xml:space="preserve">- No session timeout configured</w:t>
+      </w:r>
+    </w:p>
+    <w:p>
+      <w:pPr>
+        <w:ind w:left="-708.6614173228347" w:firstLine="0"/>
+        <w:rPr>
+          <w:rFonts w:ascii="Roboto" w:cs="Roboto" w:eastAsia="Roboto" w:hAnsi="Roboto"/>
+          <w:b w:val="1"/>
+          <w:bCs w:val="1"/>
+          <w:sz w:val="21"/>
+          <w:szCs w:val="21"/>
+        </w:rPr>
+      </w:pPr>
+      <w:r>
+        <w:rPr>
+          <w:rFonts w:ascii="Roboto" w:cs="Roboto" w:eastAsia="Roboto" w:hAnsi="Roboto"/>
+          <w:b w:val="1"/>
+          <w:bCs w:val="1"/>
+          <w:sz w:val="21"/>
+          <w:szCs w:val="21"/>
+          <w:rtl w:val="0"/>
+        </w:rPr>
+        <w:t xml:space="preserve">- Infinite session duration</w:t>
+      </w:r>
+    </w:p>
+    <w:p>
+      <w:pPr>
+        <w:ind w:left="-708.6614173228347" w:firstLine="0"/>
+        <w:rPr>
+          <w:rFonts w:ascii="Roboto" w:cs="Roboto" w:eastAsia="Roboto" w:hAnsi="Roboto"/>
+          <w:b w:val="1"/>
+          <w:bCs w:val="1"/>
+          <w:sz w:val="21"/>
+          <w:szCs w:val="21"/>
+        </w:rPr>
+      </w:pPr>
+      <w:r>
+        <w:rPr>
+          <w:rFonts w:ascii="Roboto" w:cs="Roboto" w:eastAsia="Roboto" w:hAnsi="Roboto"/>
+          <w:b w:val="1"/>
+          <w:bCs w:val="1"/>
+          <w:sz w:val="21"/>
+          <w:szCs w:val="21"/>
+          <w:rtl w:val="0"/>
+        </w:rPr>
+        <w:t xml:space="preserve">- Potential session hijacking</w:t>
+      </w:r>
+    </w:p>
+    <w:p>
+      <w:pPr>
+        <w:ind w:left="-708.6614173228347" w:firstLine="0"/>
+        <w:rPr>
+          <w:rFonts w:ascii="Roboto" w:cs="Roboto" w:eastAsia="Roboto" w:hAnsi="Roboto"/>
+          <w:b w:val="1"/>
+          <w:bCs w:val="1"/>
+          <w:sz w:val="21"/>
+          <w:szCs w:val="21"/>
+        </w:rPr>
+      </w:pPr>
+      <w:r>
+        <w:rPr>
+          <w:rtl w:val="0"/>
+        </w:rPr>
+      </w:r>
+    </w:p>
+    <w:p>
+      <w:pPr>
+        <w:ind w:left="-708.6614173228347" w:firstLine="0"/>
+        <w:rPr>
+          <w:rFonts w:ascii="Roboto" w:cs="Roboto" w:eastAsia="Roboto" w:hAnsi="Roboto"/>
+          <w:b w:val="1"/>
+          <w:bCs w:val="1"/>
+          <w:sz w:val="21"/>
+          <w:szCs w:val="21"/>
+        </w:rPr>
+      </w:pPr>
+      <w:r>
+        <w:rPr>
+          <w:rFonts w:ascii="Roboto" w:cs="Roboto" w:eastAsia="Roboto" w:hAnsi="Roboto"/>
+          <w:b w:val="1"/>
+          <w:bCs w:val="1"/>
+          <w:sz w:val="21"/>
+          <w:szCs w:val="21"/>
+          <w:rtl w:val="0"/>
+        </w:rPr>
+        <w:t xml:space="preserve">Business Impact:</w:t>
+      </w:r>
+    </w:p>
+    <w:p>
+      <w:pPr>
+        <w:ind w:left="-708.6614173228347" w:firstLine="0"/>
+        <w:rPr>
+          <w:rFonts w:ascii="Roboto" w:cs="Roboto" w:eastAsia="Roboto" w:hAnsi="Roboto"/>
+          <w:b w:val="1"/>
+          <w:bCs w:val="1"/>
+          <w:sz w:val="21"/>
+          <w:szCs w:val="21"/>
+        </w:rPr>
+      </w:pPr>
+      <w:r>
+        <w:rPr>
+          <w:rFonts w:ascii="Roboto" w:cs="Roboto" w:eastAsia="Roboto" w:hAnsi="Roboto"/>
+          <w:b w:val="1"/>
+          <w:bCs w:val="1"/>
+          <w:sz w:val="21"/>
+          <w:szCs w:val="21"/>
+          <w:rtl w:val="0"/>
+        </w:rPr>
+        <w:t xml:space="preserve">- Security framework violations</w:t>
+      </w:r>
+    </w:p>
+    <w:p>
+      <w:pPr>
+        <w:ind w:left="-708.6614173228347" w:firstLine="0"/>
+        <w:rPr>
+          <w:rFonts w:ascii="Roboto" w:cs="Roboto" w:eastAsia="Roboto" w:hAnsi="Roboto"/>
+          <w:b w:val="1"/>
+          <w:bCs w:val="1"/>
+          <w:sz w:val="21"/>
+          <w:szCs w:val="21"/>
+        </w:rPr>
+      </w:pPr>
+      <w:r>
+        <w:rPr>
+          <w:rFonts w:ascii="Roboto" w:cs="Roboto" w:eastAsia="Roboto" w:hAnsi="Roboto"/>
+          <w:b w:val="1"/>
+          <w:bCs w:val="1"/>
+          <w:sz w:val="21"/>
+          <w:szCs w:val="21"/>
+          <w:rtl w:val="0"/>
+        </w:rPr>
+        <w:t xml:space="preserve">- Compliance concerns</w:t>
+      </w:r>
+    </w:p>
+    <w:p>
+      <w:pPr>
+        <w:ind w:left="-708.6614173228347" w:firstLine="0"/>
+        <w:rPr>
+          <w:rFonts w:ascii="Roboto" w:cs="Roboto" w:eastAsia="Roboto" w:hAnsi="Roboto"/>
+          <w:b w:val="1"/>
+          <w:bCs w:val="1"/>
+          <w:sz w:val="21"/>
+          <w:szCs w:val="21"/>
+        </w:rPr>
+      </w:pPr>
+      <w:r>
+        <w:rPr>
+          <w:rFonts w:ascii="Roboto" w:cs="Roboto" w:eastAsia="Roboto" w:hAnsi="Roboto"/>
+          <w:b w:val="1"/>
+          <w:bCs w:val="1"/>
+          <w:sz w:val="21"/>
+          <w:szCs w:val="21"/>
+          <w:rtl w:val="0"/>
+        </w:rPr>
+        <w:t xml:space="preserve">- Session vulnerability</w:t>
+      </w:r>
+    </w:p>
+    <w:p>
+      <w:pPr>
+        <w:ind w:left="-708.6614173228347" w:firstLine="0"/>
+        <w:rPr>
+          <w:rFonts w:ascii="Roboto" w:cs="Roboto" w:eastAsia="Roboto" w:hAnsi="Roboto"/>
+          <w:b w:val="1"/>
+          <w:bCs w:val="1"/>
+          <w:sz w:val="21"/>
+          <w:szCs w:val="21"/>
+        </w:rPr>
+      </w:pPr>
+      <w:r>
+        <w:rPr>
+          <w:rtl w:val="0"/>
+        </w:rPr>
       </w:r>
     </w:p>
     <w:p>
@@ -8767,2645 +11402,6 @@
           <w:szCs w:val="21"/>
           <w:rtl w:val="0"/>
         </w:rPr>
-        <w:t xml:space="preserve">✓ DEF_005: No Maximum Field Length Validation*</w:t>
-      </w:r>
-    </w:p>
-    <w:p>
-      <w:pPr>
-        <w:ind w:left="-708.6614173228347" w:firstLine="0"/>
-        <w:rPr>
-          <w:rFonts w:ascii="Roboto" w:cs="Roboto" w:eastAsia="Roboto" w:hAnsi="Roboto"/>
-          <w:b w:val="1"/>
-          <w:bCs w:val="1"/>
-          <w:sz w:val="21"/>
-          <w:szCs w:val="21"/>
-        </w:rPr>
-      </w:pPr>
-      <w:r>
-        <w:rPr>
-          <w:rtl w:val="0"/>
-        </w:rPr>
-      </w:r>
-    </w:p>
-    <w:p>
-      <w:pPr>
-        <w:ind w:left="-708.6614173228347" w:firstLine="0"/>
-        <w:rPr>
-          <w:rFonts w:ascii="Roboto" w:cs="Roboto" w:eastAsia="Roboto" w:hAnsi="Roboto"/>
-          <w:b w:val="1"/>
-          <w:bCs w:val="1"/>
-          <w:sz w:val="21"/>
-          <w:szCs w:val="21"/>
-        </w:rPr>
-      </w:pPr>
-      <w:r>
-        <w:rPr>
-          <w:rFonts w:ascii="Roboto" w:cs="Roboto" w:eastAsia="Roboto" w:hAnsi="Roboto"/>
-          <w:b w:val="1"/>
-          <w:bCs w:val="1"/>
-          <w:sz w:val="21"/>
-          <w:szCs w:val="21"/>
-          <w:u w:val="single"/>
-          <w:rtl w:val="0"/>
-        </w:rPr>
-        <w:t xml:space="preserve">Severity: </w:t>
-      </w:r>
-      <w:r>
-        <w:rPr>
-          <w:rFonts w:ascii="Arial Unicode MS" w:cs="Arial Unicode MS" w:eastAsia="Arial Unicode MS" w:hAnsi="Arial Unicode MS"/>
-          <w:b w:val="1"/>
-          <w:bCs w:val="1"/>
-          <w:sz w:val="21"/>
-          <w:szCs w:val="21"/>
-          <w:rtl w:val="0"/>
-        </w:rPr>
-        <w:t xml:space="preserve">LOW ✓  </w:t>
-      </w:r>
-    </w:p>
-    <w:p>
-      <w:pPr>
-        <w:ind w:left="-708.6614173228347" w:firstLine="0"/>
-        <w:rPr>
-          <w:rFonts w:ascii="Roboto" w:cs="Roboto" w:eastAsia="Roboto" w:hAnsi="Roboto"/>
-          <w:b w:val="1"/>
-          <w:bCs w:val="1"/>
-          <w:sz w:val="21"/>
-          <w:szCs w:val="21"/>
-        </w:rPr>
-      </w:pPr>
-      <w:r>
-        <w:rPr>
-          <w:rFonts w:ascii="Roboto" w:cs="Roboto" w:eastAsia="Roboto" w:hAnsi="Roboto"/>
-          <w:b w:val="1"/>
-          <w:bCs w:val="1"/>
-          <w:sz w:val="21"/>
-          <w:szCs w:val="21"/>
-          <w:u w:val="single"/>
-          <w:rtl w:val="0"/>
-        </w:rPr>
-        <w:t xml:space="preserve">Status:</w:t>
-      </w:r>
-      <w:r>
-        <w:rPr>
-          <w:rFonts w:ascii="Roboto" w:cs="Roboto" w:eastAsia="Roboto" w:hAnsi="Roboto"/>
-          <w:b w:val="1"/>
-          <w:bCs w:val="1"/>
-          <w:sz w:val="21"/>
-          <w:szCs w:val="21"/>
-          <w:rtl w:val="0"/>
-        </w:rPr>
-        <w:t xml:space="preserve"> ACKNOWLEDGED  </w:t>
-      </w:r>
-    </w:p>
-    <w:p>
-      <w:pPr>
-        <w:ind w:left="-708.6614173228347" w:firstLine="0"/>
-        <w:rPr>
-          <w:rFonts w:ascii="Roboto" w:cs="Roboto" w:eastAsia="Roboto" w:hAnsi="Roboto"/>
-          <w:b w:val="1"/>
-          <w:bCs w:val="1"/>
-          <w:sz w:val="21"/>
-          <w:szCs w:val="21"/>
-        </w:rPr>
-      </w:pPr>
-      <w:r>
-        <w:rPr>
-          <w:rFonts w:ascii="Roboto" w:cs="Roboto" w:eastAsia="Roboto" w:hAnsi="Roboto"/>
-          <w:b w:val="1"/>
-          <w:bCs w:val="1"/>
-          <w:sz w:val="21"/>
-          <w:szCs w:val="21"/>
-          <w:u w:val="single"/>
-          <w:rtl w:val="0"/>
-        </w:rPr>
-        <w:t xml:space="preserve">Test Case</w:t>
-      </w:r>
-      <w:r>
-        <w:rPr>
-          <w:rFonts w:ascii="Roboto" w:cs="Roboto" w:eastAsia="Roboto" w:hAnsi="Roboto"/>
-          <w:b w:val="1"/>
-          <w:bCs w:val="1"/>
-          <w:sz w:val="21"/>
-          <w:szCs w:val="21"/>
-          <w:rtl w:val="0"/>
-        </w:rPr>
-        <w:t xml:space="preserve">: TC_EDGE_008  </w:t>
-      </w:r>
-    </w:p>
-    <w:p>
-      <w:pPr>
-        <w:ind w:left="-708.6614173228347" w:firstLine="0"/>
-        <w:rPr>
-          <w:rFonts w:ascii="Roboto" w:cs="Roboto" w:eastAsia="Roboto" w:hAnsi="Roboto"/>
-          <w:b w:val="1"/>
-          <w:bCs w:val="1"/>
-          <w:sz w:val="21"/>
-          <w:szCs w:val="21"/>
-        </w:rPr>
-      </w:pPr>
-      <w:r>
-        <w:rPr>
-          <w:rtl w:val="0"/>
-        </w:rPr>
-      </w:r>
-    </w:p>
-    <w:p>
-      <w:pPr>
-        <w:ind w:left="-708.6614173228347" w:firstLine="0"/>
-        <w:rPr>
-          <w:rFonts w:ascii="Roboto" w:cs="Roboto" w:eastAsia="Roboto" w:hAnsi="Roboto"/>
-          <w:b w:val="1"/>
-          <w:bCs w:val="1"/>
-          <w:sz w:val="21"/>
-          <w:szCs w:val="21"/>
-          <w:u w:val="single"/>
-        </w:rPr>
-      </w:pPr>
-      <w:r>
-        <w:rPr>
-          <w:rFonts w:ascii="Roboto" w:cs="Roboto" w:eastAsia="Roboto" w:hAnsi="Roboto"/>
-          <w:b w:val="1"/>
-          <w:bCs w:val="1"/>
-          <w:sz w:val="21"/>
-          <w:szCs w:val="21"/>
-          <w:u w:val="single"/>
-          <w:rtl w:val="0"/>
-        </w:rPr>
-        <w:t xml:space="preserve">Description:</w:t>
-      </w:r>
-    </w:p>
-    <w:p>
-      <w:pPr>
-        <w:ind w:left="-708.6614173228347" w:firstLine="0"/>
-        <w:rPr>
-          <w:rFonts w:ascii="Roboto" w:cs="Roboto" w:eastAsia="Roboto" w:hAnsi="Roboto"/>
-          <w:b w:val="1"/>
-          <w:bCs w:val="1"/>
-          <w:sz w:val="21"/>
-          <w:szCs w:val="21"/>
-        </w:rPr>
-      </w:pPr>
-      <w:r>
-        <w:rPr>
-          <w:rFonts w:ascii="Roboto" w:cs="Roboto" w:eastAsia="Roboto" w:hAnsi="Roboto"/>
-          <w:b w:val="1"/>
-          <w:bCs w:val="1"/>
-          <w:sz w:val="21"/>
-          <w:szCs w:val="21"/>
-          <w:rtl w:val="0"/>
-        </w:rPr>
-        <w:t xml:space="preserve">Checkout form fields accept extremely long input strings (100+ characters) without validation or truncation, potentially causing data integrity issues.</w:t>
-      </w:r>
-    </w:p>
-    <w:p>
-      <w:pPr>
-        <w:ind w:left="-708.6614173228347" w:firstLine="0"/>
-        <w:rPr>
-          <w:rFonts w:ascii="Roboto" w:cs="Roboto" w:eastAsia="Roboto" w:hAnsi="Roboto"/>
-          <w:b w:val="1"/>
-          <w:bCs w:val="1"/>
-          <w:sz w:val="21"/>
-          <w:szCs w:val="21"/>
-        </w:rPr>
-      </w:pPr>
-      <w:r>
-        <w:rPr>
-          <w:rtl w:val="0"/>
-        </w:rPr>
-      </w:r>
-    </w:p>
-    <w:p>
-      <w:pPr>
-        <w:ind w:left="-708.6614173228347" w:firstLine="0"/>
-        <w:rPr>
-          <w:rFonts w:ascii="Roboto" w:cs="Roboto" w:eastAsia="Roboto" w:hAnsi="Roboto"/>
-          <w:b w:val="1"/>
-          <w:bCs w:val="1"/>
-          <w:sz w:val="21"/>
-          <w:szCs w:val="21"/>
-          <w:u w:val="single"/>
-        </w:rPr>
-      </w:pPr>
-      <w:r>
-        <w:rPr>
-          <w:rFonts w:ascii="Roboto" w:cs="Roboto" w:eastAsia="Roboto" w:hAnsi="Roboto"/>
-          <w:b w:val="1"/>
-          <w:bCs w:val="1"/>
-          <w:sz w:val="21"/>
-          <w:szCs w:val="21"/>
-          <w:u w:val="single"/>
-          <w:rtl w:val="0"/>
-        </w:rPr>
-        <w:t xml:space="preserve">Observed Behavior:</w:t>
-      </w:r>
-    </w:p>
-    <w:p>
-      <w:pPr>
-        <w:ind w:left="-708.6614173228347" w:firstLine="0"/>
-        <w:rPr>
-          <w:rFonts w:ascii="Roboto" w:cs="Roboto" w:eastAsia="Roboto" w:hAnsi="Roboto"/>
-          <w:b w:val="1"/>
-          <w:bCs w:val="1"/>
-          <w:sz w:val="21"/>
-          <w:szCs w:val="21"/>
-        </w:rPr>
-      </w:pPr>
-      <w:r>
-        <w:rPr>
-          <w:rFonts w:ascii="Roboto" w:cs="Roboto" w:eastAsia="Roboto" w:hAnsi="Roboto"/>
-          <w:b w:val="1"/>
-          <w:bCs w:val="1"/>
-          <w:sz w:val="21"/>
-          <w:szCs w:val="21"/>
-          <w:rtl w:val="0"/>
-        </w:rPr>
-        <w:t xml:space="preserve">- First Name field accepts 70+ characters</w:t>
-      </w:r>
-    </w:p>
-    <w:p>
-      <w:pPr>
-        <w:ind w:left="-708.6614173228347" w:firstLine="0"/>
-        <w:rPr>
-          <w:rFonts w:ascii="Roboto" w:cs="Roboto" w:eastAsia="Roboto" w:hAnsi="Roboto"/>
-          <w:b w:val="1"/>
-          <w:bCs w:val="1"/>
-          <w:sz w:val="21"/>
-          <w:szCs w:val="21"/>
-        </w:rPr>
-      </w:pPr>
-      <w:r>
-        <w:rPr>
-          <w:rFonts w:ascii="Roboto" w:cs="Roboto" w:eastAsia="Roboto" w:hAnsi="Roboto"/>
-          <w:b w:val="1"/>
-          <w:bCs w:val="1"/>
-          <w:sz w:val="21"/>
-          <w:szCs w:val="21"/>
-          <w:rtl w:val="0"/>
-        </w:rPr>
-        <w:t xml:space="preserve">- Last Name field accepts 50+ characters</w:t>
-      </w:r>
-    </w:p>
-    <w:p>
-      <w:pPr>
-        <w:ind w:left="-708.6614173228347" w:firstLine="0"/>
-        <w:rPr>
-          <w:rFonts w:ascii="Roboto" w:cs="Roboto" w:eastAsia="Roboto" w:hAnsi="Roboto"/>
-          <w:b w:val="1"/>
-          <w:bCs w:val="1"/>
-          <w:sz w:val="21"/>
-          <w:szCs w:val="21"/>
-        </w:rPr>
-      </w:pPr>
-      <w:r>
-        <w:rPr>
-          <w:rFonts w:ascii="Roboto" w:cs="Roboto" w:eastAsia="Roboto" w:hAnsi="Roboto"/>
-          <w:b w:val="1"/>
-          <w:bCs w:val="1"/>
-          <w:sz w:val="21"/>
-          <w:szCs w:val="21"/>
-          <w:rtl w:val="0"/>
-        </w:rPr>
-        <w:t xml:space="preserve">- Postal Code field accepts 15+ digit strings</w:t>
-      </w:r>
-    </w:p>
-    <w:p>
-      <w:pPr>
-        <w:ind w:left="-708.6614173228347" w:firstLine="0"/>
-        <w:rPr>
-          <w:rFonts w:ascii="Roboto" w:cs="Roboto" w:eastAsia="Roboto" w:hAnsi="Roboto"/>
-          <w:b w:val="1"/>
-          <w:bCs w:val="1"/>
-          <w:sz w:val="21"/>
-          <w:szCs w:val="21"/>
-        </w:rPr>
-      </w:pPr>
-      <w:r>
-        <w:rPr>
-          <w:rFonts w:ascii="Roboto" w:cs="Roboto" w:eastAsia="Roboto" w:hAnsi="Roboto"/>
-          <w:b w:val="1"/>
-          <w:bCs w:val="1"/>
-          <w:sz w:val="21"/>
-          <w:szCs w:val="21"/>
-          <w:rtl w:val="0"/>
-        </w:rPr>
-        <w:t xml:space="preserve">- No error message or truncation occurs</w:t>
-      </w:r>
-    </w:p>
-    <w:p>
-      <w:pPr>
-        <w:ind w:left="-708.6614173228347" w:firstLine="0"/>
-        <w:rPr>
-          <w:rFonts w:ascii="Roboto" w:cs="Roboto" w:eastAsia="Roboto" w:hAnsi="Roboto"/>
-          <w:b w:val="1"/>
-          <w:bCs w:val="1"/>
-          <w:sz w:val="21"/>
-          <w:szCs w:val="21"/>
-        </w:rPr>
-      </w:pPr>
-      <w:r>
-        <w:rPr>
-          <w:rFonts w:ascii="Roboto" w:cs="Roboto" w:eastAsia="Roboto" w:hAnsi="Roboto"/>
-          <w:b w:val="1"/>
-          <w:bCs w:val="1"/>
-          <w:sz w:val="21"/>
-          <w:szCs w:val="21"/>
-          <w:rtl w:val="0"/>
-        </w:rPr>
-        <w:t xml:space="preserve">- Long strings display on confirmation page without layout issues</w:t>
-      </w:r>
-    </w:p>
-    <w:p>
-      <w:pPr>
-        <w:ind w:left="-708.6614173228347" w:firstLine="0"/>
-        <w:rPr>
-          <w:rFonts w:ascii="Roboto" w:cs="Roboto" w:eastAsia="Roboto" w:hAnsi="Roboto"/>
-          <w:b w:val="1"/>
-          <w:bCs w:val="1"/>
-          <w:sz w:val="21"/>
-          <w:szCs w:val="21"/>
-        </w:rPr>
-      </w:pPr>
-      <w:r>
-        <w:rPr>
-          <w:rtl w:val="0"/>
-        </w:rPr>
-      </w:r>
-    </w:p>
-    <w:p>
-      <w:pPr>
-        <w:ind w:left="-708.6614173228347" w:firstLine="0"/>
-        <w:rPr>
-          <w:rFonts w:ascii="Roboto" w:cs="Roboto" w:eastAsia="Roboto" w:hAnsi="Roboto"/>
-          <w:b w:val="1"/>
-          <w:bCs w:val="1"/>
-          <w:sz w:val="21"/>
-          <w:szCs w:val="21"/>
-          <w:u w:val="single"/>
-        </w:rPr>
-      </w:pPr>
-      <w:r>
-        <w:rPr>
-          <w:rFonts w:ascii="Roboto" w:cs="Roboto" w:eastAsia="Roboto" w:hAnsi="Roboto"/>
-          <w:b w:val="1"/>
-          <w:bCs w:val="1"/>
-          <w:sz w:val="21"/>
-          <w:szCs w:val="21"/>
-          <w:u w:val="single"/>
-          <w:rtl w:val="0"/>
-        </w:rPr>
-        <w:t xml:space="preserve">Impact Assessment:</w:t>
-      </w:r>
-    </w:p>
-    <w:p>
-      <w:pPr>
-        <w:ind w:left="-708.6614173228347" w:firstLine="0"/>
-        <w:rPr>
-          <w:rFonts w:ascii="Roboto" w:cs="Roboto" w:eastAsia="Roboto" w:hAnsi="Roboto"/>
-          <w:b w:val="1"/>
-          <w:bCs w:val="1"/>
-          <w:sz w:val="21"/>
-          <w:szCs w:val="21"/>
-        </w:rPr>
-      </w:pPr>
-      <w:r>
-        <w:rPr>
-          <w:rFonts w:ascii="Roboto" w:cs="Roboto" w:eastAsia="Roboto" w:hAnsi="Roboto"/>
-          <w:b w:val="1"/>
-          <w:bCs w:val="1"/>
-          <w:sz w:val="21"/>
-          <w:szCs w:val="21"/>
-          <w:rtl w:val="0"/>
-        </w:rPr>
-        <w:t xml:space="preserve">- LOW - Potential data storage issues, database field size concerns for production, user experience degradation with extremely long input, potential buffer overflow risks</w:t>
-      </w:r>
-    </w:p>
-    <w:p>
-      <w:pPr>
-        <w:ind w:left="-708.6614173228347" w:firstLine="0"/>
-        <w:rPr>
-          <w:rFonts w:ascii="Roboto" w:cs="Roboto" w:eastAsia="Roboto" w:hAnsi="Roboto"/>
-          <w:b w:val="1"/>
-          <w:bCs w:val="1"/>
-          <w:sz w:val="21"/>
-          <w:szCs w:val="21"/>
-        </w:rPr>
-      </w:pPr>
-      <w:r>
-        <w:rPr>
-          <w:rtl w:val="0"/>
-        </w:rPr>
-      </w:r>
-    </w:p>
-    <w:p>
-      <w:pPr>
-        <w:ind w:left="-708.6614173228347" w:firstLine="0"/>
-        <w:rPr>
-          <w:rFonts w:ascii="Roboto" w:cs="Roboto" w:eastAsia="Roboto" w:hAnsi="Roboto"/>
-          <w:b w:val="1"/>
-          <w:bCs w:val="1"/>
-          <w:sz w:val="21"/>
-          <w:szCs w:val="21"/>
-        </w:rPr>
-      </w:pPr>
-      <w:r>
-        <w:rPr>
-          <w:rFonts w:ascii="Arial Unicode MS" w:cs="Arial Unicode MS" w:eastAsia="Arial Unicode MS" w:hAnsi="Arial Unicode MS"/>
-          <w:b w:val="1"/>
-          <w:bCs w:val="1"/>
-          <w:sz w:val="21"/>
-          <w:szCs w:val="21"/>
-          <w:rtl w:val="0"/>
-        </w:rPr>
-        <w:t xml:space="preserve">✓ DEF_006: No Format Validation on Postal Code</w:t>
-      </w:r>
-    </w:p>
-    <w:p>
-      <w:pPr>
-        <w:ind w:left="-708.6614173228347" w:firstLine="0"/>
-        <w:rPr>
-          <w:rFonts w:ascii="Roboto" w:cs="Roboto" w:eastAsia="Roboto" w:hAnsi="Roboto"/>
-          <w:b w:val="1"/>
-          <w:bCs w:val="1"/>
-          <w:sz w:val="21"/>
-          <w:szCs w:val="21"/>
-        </w:rPr>
-      </w:pPr>
-      <w:r>
-        <w:rPr>
-          <w:rtl w:val="0"/>
-        </w:rPr>
-      </w:r>
-    </w:p>
-    <w:p>
-      <w:pPr>
-        <w:ind w:left="-708.6614173228347" w:firstLine="0"/>
-        <w:rPr>
-          <w:rFonts w:ascii="Roboto" w:cs="Roboto" w:eastAsia="Roboto" w:hAnsi="Roboto"/>
-          <w:b w:val="1"/>
-          <w:bCs w:val="1"/>
-          <w:sz w:val="21"/>
-          <w:szCs w:val="21"/>
-        </w:rPr>
-      </w:pPr>
-      <w:r>
-        <w:rPr>
-          <w:rFonts w:ascii="Roboto" w:cs="Roboto" w:eastAsia="Roboto" w:hAnsi="Roboto"/>
-          <w:b w:val="1"/>
-          <w:bCs w:val="1"/>
-          <w:sz w:val="21"/>
-          <w:szCs w:val="21"/>
-          <w:u w:val="single"/>
-          <w:rtl w:val="0"/>
-        </w:rPr>
-        <w:t xml:space="preserve">Severity</w:t>
-      </w:r>
-      <w:r>
-        <w:rPr>
-          <w:rFonts w:ascii="Arial Unicode MS" w:cs="Arial Unicode MS" w:eastAsia="Arial Unicode MS" w:hAnsi="Arial Unicode MS"/>
-          <w:b w:val="1"/>
-          <w:bCs w:val="1"/>
-          <w:sz w:val="21"/>
-          <w:szCs w:val="21"/>
-          <w:rtl w:val="0"/>
-        </w:rPr>
-        <w:t xml:space="preserve">: LOW ✓  </w:t>
-      </w:r>
-    </w:p>
-    <w:p>
-      <w:pPr>
-        <w:ind w:left="-708.6614173228347" w:firstLine="0"/>
-        <w:rPr>
-          <w:rFonts w:ascii="Roboto" w:cs="Roboto" w:eastAsia="Roboto" w:hAnsi="Roboto"/>
-          <w:b w:val="1"/>
-          <w:bCs w:val="1"/>
-          <w:sz w:val="21"/>
-          <w:szCs w:val="21"/>
-        </w:rPr>
-      </w:pPr>
-      <w:r>
-        <w:rPr>
-          <w:rFonts w:ascii="Roboto" w:cs="Roboto" w:eastAsia="Roboto" w:hAnsi="Roboto"/>
-          <w:b w:val="1"/>
-          <w:bCs w:val="1"/>
-          <w:sz w:val="21"/>
-          <w:szCs w:val="21"/>
-          <w:u w:val="single"/>
-          <w:rtl w:val="0"/>
-        </w:rPr>
-        <w:t xml:space="preserve">Status: </w:t>
-      </w:r>
-      <w:r>
-        <w:rPr>
-          <w:rFonts w:ascii="Roboto" w:cs="Roboto" w:eastAsia="Roboto" w:hAnsi="Roboto"/>
-          <w:b w:val="1"/>
-          <w:bCs w:val="1"/>
-          <w:sz w:val="21"/>
-          <w:szCs w:val="21"/>
-          <w:rtl w:val="0"/>
-        </w:rPr>
-        <w:t xml:space="preserve">ACKNOWLEDGED  </w:t>
-      </w:r>
-    </w:p>
-    <w:p>
-      <w:pPr>
-        <w:ind w:left="-708.6614173228347" w:firstLine="0"/>
-        <w:rPr>
-          <w:rFonts w:ascii="Roboto" w:cs="Roboto" w:eastAsia="Roboto" w:hAnsi="Roboto"/>
-          <w:b w:val="1"/>
-          <w:bCs w:val="1"/>
-          <w:sz w:val="21"/>
-          <w:szCs w:val="21"/>
-        </w:rPr>
-      </w:pPr>
-      <w:r>
-        <w:rPr>
-          <w:rFonts w:ascii="Roboto" w:cs="Roboto" w:eastAsia="Roboto" w:hAnsi="Roboto"/>
-          <w:b w:val="1"/>
-          <w:bCs w:val="1"/>
-          <w:sz w:val="21"/>
-          <w:szCs w:val="21"/>
-          <w:u w:val="single"/>
-          <w:rtl w:val="0"/>
-        </w:rPr>
-        <w:t xml:space="preserve">Test Case: </w:t>
-      </w:r>
-      <w:r>
-        <w:rPr>
-          <w:rFonts w:ascii="Roboto" w:cs="Roboto" w:eastAsia="Roboto" w:hAnsi="Roboto"/>
-          <w:b w:val="1"/>
-          <w:bCs w:val="1"/>
-          <w:sz w:val="21"/>
-          <w:szCs w:val="21"/>
-          <w:rtl w:val="0"/>
-        </w:rPr>
-        <w:t xml:space="preserve">TC_EDGE_009  </w:t>
-      </w:r>
-    </w:p>
-    <w:p>
-      <w:pPr>
-        <w:ind w:left="-708.6614173228347" w:firstLine="0"/>
-        <w:rPr>
-          <w:rFonts w:ascii="Roboto" w:cs="Roboto" w:eastAsia="Roboto" w:hAnsi="Roboto"/>
-          <w:b w:val="1"/>
-          <w:bCs w:val="1"/>
-          <w:sz w:val="21"/>
-          <w:szCs w:val="21"/>
-        </w:rPr>
-      </w:pPr>
-      <w:r>
-        <w:rPr>
-          <w:rtl w:val="0"/>
-        </w:rPr>
-      </w:r>
-    </w:p>
-    <w:p>
-      <w:pPr>
-        <w:ind w:left="-708.6614173228347" w:firstLine="0"/>
-        <w:rPr>
-          <w:rFonts w:ascii="Roboto" w:cs="Roboto" w:eastAsia="Roboto" w:hAnsi="Roboto"/>
-          <w:b w:val="1"/>
-          <w:bCs w:val="1"/>
-          <w:sz w:val="21"/>
-          <w:szCs w:val="21"/>
-          <w:u w:val="single"/>
-        </w:rPr>
-      </w:pPr>
-      <w:r>
-        <w:rPr>
-          <w:rFonts w:ascii="Roboto" w:cs="Roboto" w:eastAsia="Roboto" w:hAnsi="Roboto"/>
-          <w:b w:val="1"/>
-          <w:bCs w:val="1"/>
-          <w:sz w:val="21"/>
-          <w:szCs w:val="21"/>
-          <w:u w:val="single"/>
-          <w:rtl w:val="0"/>
-        </w:rPr>
-        <w:t xml:space="preserve">Description:</w:t>
-      </w:r>
-    </w:p>
-    <w:p>
-      <w:pPr>
-        <w:ind w:left="-708.6614173228347" w:firstLine="0"/>
-        <w:rPr>
-          <w:rFonts w:ascii="Roboto" w:cs="Roboto" w:eastAsia="Roboto" w:hAnsi="Roboto"/>
-          <w:b w:val="1"/>
-          <w:bCs w:val="1"/>
-          <w:sz w:val="21"/>
-          <w:szCs w:val="21"/>
-        </w:rPr>
-      </w:pPr>
-      <w:r>
-        <w:rPr>
-          <w:rFonts w:ascii="Roboto" w:cs="Roboto" w:eastAsia="Roboto" w:hAnsi="Roboto"/>
-          <w:b w:val="1"/>
-          <w:bCs w:val="1"/>
-          <w:sz w:val="21"/>
-          <w:szCs w:val="21"/>
-          <w:rtl w:val="0"/>
-        </w:rPr>
-        <w:t xml:space="preserve">Postal code field accepts alphabetic characters and special characters without format validation, contrary to typical postal code requirements.</w:t>
-      </w:r>
-    </w:p>
-    <w:p>
-      <w:pPr>
-        <w:ind w:left="-708.6614173228347" w:firstLine="0"/>
-        <w:rPr>
-          <w:rFonts w:ascii="Roboto" w:cs="Roboto" w:eastAsia="Roboto" w:hAnsi="Roboto"/>
-          <w:b w:val="1"/>
-          <w:bCs w:val="1"/>
-          <w:sz w:val="21"/>
-          <w:szCs w:val="21"/>
-        </w:rPr>
-      </w:pPr>
-      <w:r>
-        <w:rPr>
-          <w:rtl w:val="0"/>
-        </w:rPr>
-      </w:r>
-    </w:p>
-    <w:p>
-      <w:pPr>
-        <w:ind w:left="-708.6614173228347" w:firstLine="0"/>
-        <w:rPr>
-          <w:rFonts w:ascii="Roboto" w:cs="Roboto" w:eastAsia="Roboto" w:hAnsi="Roboto"/>
-          <w:b w:val="1"/>
-          <w:bCs w:val="1"/>
-          <w:sz w:val="21"/>
-          <w:szCs w:val="21"/>
-          <w:u w:val="single"/>
-        </w:rPr>
-      </w:pPr>
-      <w:r>
-        <w:rPr>
-          <w:rFonts w:ascii="Roboto" w:cs="Roboto" w:eastAsia="Roboto" w:hAnsi="Roboto"/>
-          <w:b w:val="1"/>
-          <w:bCs w:val="1"/>
-          <w:sz w:val="21"/>
-          <w:szCs w:val="21"/>
-          <w:u w:val="single"/>
-          <w:rtl w:val="0"/>
-        </w:rPr>
-        <w:t xml:space="preserve">Observed Behavior:</w:t>
-      </w:r>
-    </w:p>
-    <w:p>
-      <w:pPr>
-        <w:ind w:left="-708.6614173228347" w:firstLine="0"/>
-        <w:rPr>
-          <w:rFonts w:ascii="Roboto" w:cs="Roboto" w:eastAsia="Roboto" w:hAnsi="Roboto"/>
-          <w:b w:val="1"/>
-          <w:bCs w:val="1"/>
-          <w:sz w:val="21"/>
-          <w:szCs w:val="21"/>
-        </w:rPr>
-      </w:pPr>
-      <w:r>
-        <w:rPr>
-          <w:rFonts w:ascii="Roboto" w:cs="Roboto" w:eastAsia="Roboto" w:hAnsi="Roboto"/>
-          <w:b w:val="1"/>
-          <w:bCs w:val="1"/>
-          <w:sz w:val="21"/>
-          <w:szCs w:val="21"/>
-          <w:rtl w:val="0"/>
-        </w:rPr>
-        <w:t xml:space="preserve">- Accepts "ABCDE" (purely alphabetic)</w:t>
-      </w:r>
-    </w:p>
-    <w:p>
-      <w:pPr>
-        <w:ind w:left="-708.6614173228347" w:firstLine="0"/>
-        <w:rPr>
-          <w:rFonts w:ascii="Roboto" w:cs="Roboto" w:eastAsia="Roboto" w:hAnsi="Roboto"/>
-          <w:b w:val="1"/>
-          <w:bCs w:val="1"/>
-          <w:sz w:val="21"/>
-          <w:szCs w:val="21"/>
-        </w:rPr>
-      </w:pPr>
-      <w:r>
-        <w:rPr>
-          <w:rFonts w:ascii="Roboto" w:cs="Roboto" w:eastAsia="Roboto" w:hAnsi="Roboto"/>
-          <w:b w:val="1"/>
-          <w:bCs w:val="1"/>
-          <w:sz w:val="21"/>
-          <w:szCs w:val="21"/>
-          <w:rtl w:val="0"/>
-        </w:rPr>
-        <w:t xml:space="preserve">- Accepts "A1B2C3" (mixed alphanumeric)</w:t>
-      </w:r>
-    </w:p>
-    <w:p>
-      <w:pPr>
-        <w:ind w:left="-708.6614173228347" w:firstLine="0"/>
-        <w:rPr>
-          <w:rFonts w:ascii="Roboto" w:cs="Roboto" w:eastAsia="Roboto" w:hAnsi="Roboto"/>
-          <w:b w:val="1"/>
-          <w:bCs w:val="1"/>
-          <w:sz w:val="21"/>
-          <w:szCs w:val="21"/>
-        </w:rPr>
-      </w:pPr>
-      <w:r>
-        <w:rPr>
-          <w:rFonts w:ascii="Roboto" w:cs="Roboto" w:eastAsia="Roboto" w:hAnsi="Roboto"/>
-          <w:b w:val="1"/>
-          <w:bCs w:val="1"/>
-          <w:sz w:val="21"/>
-          <w:szCs w:val="21"/>
-          <w:rtl w:val="0"/>
-        </w:rPr>
-        <w:t xml:space="preserve">- Accepts "!@#$%" (special characters)</w:t>
-      </w:r>
-    </w:p>
-    <w:p>
-      <w:pPr>
-        <w:ind w:left="-708.6614173228347" w:firstLine="0"/>
-        <w:rPr>
-          <w:rFonts w:ascii="Roboto" w:cs="Roboto" w:eastAsia="Roboto" w:hAnsi="Roboto"/>
-          <w:b w:val="1"/>
-          <w:bCs w:val="1"/>
-          <w:sz w:val="21"/>
-          <w:szCs w:val="21"/>
-        </w:rPr>
-      </w:pPr>
-      <w:r>
-        <w:rPr>
-          <w:rFonts w:ascii="Roboto" w:cs="Roboto" w:eastAsia="Roboto" w:hAnsi="Roboto"/>
-          <w:b w:val="1"/>
-          <w:bCs w:val="1"/>
-          <w:sz w:val="21"/>
-          <w:szCs w:val="21"/>
-          <w:rtl w:val="0"/>
-        </w:rPr>
-        <w:t xml:space="preserve">- Accepts "123456789012345" (15+ digits)</w:t>
-      </w:r>
-    </w:p>
-    <w:p>
-      <w:pPr>
-        <w:ind w:left="-708.6614173228347" w:firstLine="0"/>
-        <w:rPr>
-          <w:rFonts w:ascii="Roboto" w:cs="Roboto" w:eastAsia="Roboto" w:hAnsi="Roboto"/>
-          <w:b w:val="1"/>
-          <w:bCs w:val="1"/>
-          <w:sz w:val="21"/>
-          <w:szCs w:val="21"/>
-        </w:rPr>
-      </w:pPr>
-      <w:r>
-        <w:rPr>
-          <w:rFonts w:ascii="Roboto" w:cs="Roboto" w:eastAsia="Roboto" w:hAnsi="Roboto"/>
-          <w:b w:val="1"/>
-          <w:bCs w:val="1"/>
-          <w:sz w:val="21"/>
-          <w:szCs w:val="21"/>
-          <w:rtl w:val="0"/>
-        </w:rPr>
-        <w:t xml:space="preserve">- No validation error displayed</w:t>
-      </w:r>
-    </w:p>
-    <w:p>
-      <w:pPr>
-        <w:ind w:left="-708.6614173228347" w:firstLine="0"/>
-        <w:rPr>
-          <w:rFonts w:ascii="Roboto" w:cs="Roboto" w:eastAsia="Roboto" w:hAnsi="Roboto"/>
-          <w:b w:val="1"/>
-          <w:bCs w:val="1"/>
-          <w:sz w:val="21"/>
-          <w:szCs w:val="21"/>
-        </w:rPr>
-      </w:pPr>
-      <w:r>
-        <w:rPr>
-          <w:rFonts w:ascii="Roboto" w:cs="Roboto" w:eastAsia="Roboto" w:hAnsi="Roboto"/>
-          <w:b w:val="1"/>
-          <w:bCs w:val="1"/>
-          <w:sz w:val="21"/>
-          <w:szCs w:val="21"/>
-          <w:rtl w:val="0"/>
-        </w:rPr>
-        <w:t xml:space="preserve">- Data persists to checkout overview</w:t>
-      </w:r>
-    </w:p>
-    <w:p>
-      <w:pPr>
-        <w:ind w:left="-708.6614173228347" w:firstLine="0"/>
-        <w:rPr>
-          <w:rFonts w:ascii="Roboto" w:cs="Roboto" w:eastAsia="Roboto" w:hAnsi="Roboto"/>
-          <w:b w:val="1"/>
-          <w:bCs w:val="1"/>
-          <w:sz w:val="21"/>
-          <w:szCs w:val="21"/>
-        </w:rPr>
-      </w:pPr>
-      <w:r>
-        <w:rPr>
-          <w:rtl w:val="0"/>
-        </w:rPr>
-      </w:r>
-    </w:p>
-    <w:p>
-      <w:pPr>
-        <w:ind w:left="-708.6614173228347" w:firstLine="0"/>
-        <w:rPr>
-          <w:rFonts w:ascii="Roboto" w:cs="Roboto" w:eastAsia="Roboto" w:hAnsi="Roboto"/>
-          <w:b w:val="1"/>
-          <w:bCs w:val="1"/>
-          <w:sz w:val="21"/>
-          <w:szCs w:val="21"/>
-        </w:rPr>
-      </w:pPr>
-      <w:r>
-        <w:rPr>
-          <w:rFonts w:ascii="Roboto" w:cs="Roboto" w:eastAsia="Roboto" w:hAnsi="Roboto"/>
-          <w:b w:val="1"/>
-          <w:bCs w:val="1"/>
-          <w:sz w:val="21"/>
-          <w:szCs w:val="21"/>
-          <w:rtl w:val="0"/>
-        </w:rPr>
-        <w:t xml:space="preserve">Analysis:</w:t>
-      </w:r>
-    </w:p>
-    <w:p>
-      <w:pPr>
-        <w:ind w:left="-708.6614173228347" w:firstLine="0"/>
-        <w:rPr>
-          <w:rFonts w:ascii="Roboto" w:cs="Roboto" w:eastAsia="Roboto" w:hAnsi="Roboto"/>
-          <w:b w:val="1"/>
-          <w:bCs w:val="1"/>
-          <w:sz w:val="21"/>
-          <w:szCs w:val="21"/>
-        </w:rPr>
-      </w:pPr>
-      <w:r>
-        <w:rPr>
-          <w:rFonts w:ascii="Roboto" w:cs="Roboto" w:eastAsia="Roboto" w:hAnsi="Roboto"/>
-          <w:b w:val="1"/>
-          <w:bCs w:val="1"/>
-          <w:sz w:val="21"/>
-          <w:szCs w:val="21"/>
-          <w:rtl w:val="0"/>
-        </w:rPr>
-        <w:t xml:space="preserve">This could be intentional for international postal code support, as different countries use different formats:</w:t>
-      </w:r>
-    </w:p>
-    <w:p>
-      <w:pPr>
-        <w:ind w:left="-708.6614173228347" w:firstLine="0"/>
-        <w:rPr>
-          <w:rFonts w:ascii="Roboto" w:cs="Roboto" w:eastAsia="Roboto" w:hAnsi="Roboto"/>
-          <w:b w:val="1"/>
-          <w:bCs w:val="1"/>
-          <w:sz w:val="21"/>
-          <w:szCs w:val="21"/>
-        </w:rPr>
-      </w:pPr>
-      <w:r>
-        <w:rPr>
-          <w:rFonts w:ascii="Roboto" w:cs="Roboto" w:eastAsia="Roboto" w:hAnsi="Roboto"/>
-          <w:b w:val="1"/>
-          <w:bCs w:val="1"/>
-          <w:sz w:val="21"/>
-          <w:szCs w:val="21"/>
-          <w:rtl w:val="0"/>
-        </w:rPr>
-        <w:t xml:space="preserve">- USA: XXXXX or XXXXX-XXXX</w:t>
-      </w:r>
-    </w:p>
-    <w:p>
-      <w:pPr>
-        <w:ind w:left="-708.6614173228347" w:firstLine="0"/>
-        <w:rPr>
-          <w:rFonts w:ascii="Roboto" w:cs="Roboto" w:eastAsia="Roboto" w:hAnsi="Roboto"/>
-          <w:b w:val="1"/>
-          <w:bCs w:val="1"/>
-          <w:sz w:val="21"/>
-          <w:szCs w:val="21"/>
-        </w:rPr>
-      </w:pPr>
-      <w:r>
-        <w:rPr>
-          <w:rFonts w:ascii="Roboto" w:cs="Roboto" w:eastAsia="Roboto" w:hAnsi="Roboto"/>
-          <w:b w:val="1"/>
-          <w:bCs w:val="1"/>
-          <w:sz w:val="21"/>
-          <w:szCs w:val="21"/>
-          <w:rtl w:val="0"/>
-        </w:rPr>
-        <w:t xml:space="preserve">- Canada: A1A 1A1</w:t>
-      </w:r>
-    </w:p>
-    <w:p>
-      <w:pPr>
-        <w:ind w:left="-708.6614173228347" w:firstLine="0"/>
-        <w:rPr>
-          <w:rFonts w:ascii="Roboto" w:cs="Roboto" w:eastAsia="Roboto" w:hAnsi="Roboto"/>
-          <w:b w:val="1"/>
-          <w:bCs w:val="1"/>
-          <w:sz w:val="21"/>
-          <w:szCs w:val="21"/>
-        </w:rPr>
-      </w:pPr>
-      <w:r>
-        <w:rPr>
-          <w:rFonts w:ascii="Roboto" w:cs="Roboto" w:eastAsia="Roboto" w:hAnsi="Roboto"/>
-          <w:b w:val="1"/>
-          <w:bCs w:val="1"/>
-          <w:sz w:val="21"/>
-          <w:szCs w:val="21"/>
-          <w:rtl w:val="0"/>
-        </w:rPr>
-        <w:t xml:space="preserve">- UK: Various formats (SW1A 2AA)</w:t>
-      </w:r>
-    </w:p>
-    <w:p>
-      <w:pPr>
-        <w:ind w:left="-708.6614173228347" w:firstLine="0"/>
-        <w:rPr>
-          <w:rFonts w:ascii="Roboto" w:cs="Roboto" w:eastAsia="Roboto" w:hAnsi="Roboto"/>
-          <w:b w:val="1"/>
-          <w:bCs w:val="1"/>
-          <w:sz w:val="21"/>
-          <w:szCs w:val="21"/>
-        </w:rPr>
-      </w:pPr>
-      <w:r>
-        <w:rPr>
-          <w:rFonts w:ascii="Roboto" w:cs="Roboto" w:eastAsia="Roboto" w:hAnsi="Roboto"/>
-          <w:b w:val="1"/>
-          <w:bCs w:val="1"/>
-          <w:sz w:val="21"/>
-          <w:szCs w:val="21"/>
-          <w:rtl w:val="0"/>
-        </w:rPr>
-        <w:t xml:space="preserve">- Australia: XXXX</w:t>
-      </w:r>
-    </w:p>
-    <w:p>
-      <w:pPr>
-        <w:ind w:left="-708.6614173228347" w:firstLine="0"/>
-        <w:rPr>
-          <w:rFonts w:ascii="Roboto" w:cs="Roboto" w:eastAsia="Roboto" w:hAnsi="Roboto"/>
-          <w:b w:val="1"/>
-          <w:bCs w:val="1"/>
-          <w:sz w:val="21"/>
-          <w:szCs w:val="21"/>
-        </w:rPr>
-      </w:pPr>
-      <w:r>
-        <w:rPr>
-          <w:rFonts w:ascii="Roboto" w:cs="Roboto" w:eastAsia="Roboto" w:hAnsi="Roboto"/>
-          <w:b w:val="1"/>
-          <w:bCs w:val="1"/>
-          <w:sz w:val="21"/>
-          <w:szCs w:val="21"/>
-          <w:rtl w:val="0"/>
-        </w:rPr>
-        <w:t xml:space="preserve">- France: XXXXX</w:t>
-      </w:r>
-    </w:p>
-    <w:p>
-      <w:pPr>
-        <w:ind w:left="-708.6614173228347" w:firstLine="0"/>
-        <w:rPr>
-          <w:rFonts w:ascii="Roboto" w:cs="Roboto" w:eastAsia="Roboto" w:hAnsi="Roboto"/>
-          <w:b w:val="1"/>
-          <w:bCs w:val="1"/>
-          <w:sz w:val="21"/>
-          <w:szCs w:val="21"/>
-        </w:rPr>
-      </w:pPr>
-      <w:r>
-        <w:rPr>
-          <w:rtl w:val="0"/>
-        </w:rPr>
-      </w:r>
-    </w:p>
-    <w:p>
-      <w:pPr>
-        <w:ind w:left="-708.6614173228347" w:firstLine="0"/>
-        <w:rPr>
-          <w:rFonts w:ascii="Roboto" w:cs="Roboto" w:eastAsia="Roboto" w:hAnsi="Roboto"/>
-          <w:b w:val="1"/>
-          <w:bCs w:val="1"/>
-          <w:sz w:val="21"/>
-          <w:szCs w:val="21"/>
-          <w:u w:val="single"/>
-        </w:rPr>
-      </w:pPr>
-      <w:r>
-        <w:rPr>
-          <w:rFonts w:ascii="Roboto" w:cs="Roboto" w:eastAsia="Roboto" w:hAnsi="Roboto"/>
-          <w:b w:val="1"/>
-          <w:bCs w:val="1"/>
-          <w:sz w:val="21"/>
-          <w:szCs w:val="21"/>
-          <w:u w:val="single"/>
-          <w:rtl w:val="0"/>
-        </w:rPr>
-        <w:t xml:space="preserve">Inconclusive Tests</w:t>
-      </w:r>
-    </w:p>
-    <w:p>
-      <w:pPr>
-        <w:ind w:left="-708.6614173228347" w:firstLine="0"/>
-        <w:rPr>
-          <w:rFonts w:ascii="Roboto" w:cs="Roboto" w:eastAsia="Roboto" w:hAnsi="Roboto"/>
-          <w:b w:val="1"/>
-          <w:bCs w:val="1"/>
-          <w:sz w:val="21"/>
-          <w:szCs w:val="21"/>
-        </w:rPr>
-      </w:pPr>
-      <w:r>
-        <w:rPr>
-          <w:rtl w:val="0"/>
-        </w:rPr>
-      </w:r>
-    </w:p>
-    <w:p>
-      <w:pPr>
-        <w:ind w:left="-708.6614173228347" w:firstLine="0"/>
-        <w:rPr>
-          <w:rFonts w:ascii="Roboto" w:cs="Roboto" w:eastAsia="Roboto" w:hAnsi="Roboto"/>
-          <w:b w:val="1"/>
-          <w:bCs w:val="1"/>
-          <w:sz w:val="21"/>
-          <w:szCs w:val="21"/>
-        </w:rPr>
-      </w:pPr>
-      <w:r>
-        <w:rPr>
-          <w:rFonts w:ascii="Roboto" w:cs="Roboto" w:eastAsia="Roboto" w:hAnsi="Roboto"/>
-          <w:b w:val="1"/>
-          <w:bCs w:val="1"/>
-          <w:sz w:val="21"/>
-          <w:szCs w:val="21"/>
-          <w:rtl w:val="0"/>
-        </w:rPr>
-        <w:t xml:space="preserve">⚠️ TC_EDGE_001: Session Timeout (INCONCLUSIVE)</w:t>
-      </w:r>
-    </w:p>
-    <w:p>
-      <w:pPr>
-        <w:ind w:left="-708.6614173228347" w:firstLine="0"/>
-        <w:rPr>
-          <w:rFonts w:ascii="Roboto" w:cs="Roboto" w:eastAsia="Roboto" w:hAnsi="Roboto"/>
-          <w:b w:val="1"/>
-          <w:bCs w:val="1"/>
-          <w:sz w:val="21"/>
-          <w:szCs w:val="21"/>
-        </w:rPr>
-      </w:pPr>
-      <w:r>
-        <w:rPr>
-          <w:rFonts w:ascii="Roboto" w:cs="Roboto" w:eastAsia="Roboto" w:hAnsi="Roboto"/>
-          <w:b w:val="1"/>
-          <w:bCs w:val="1"/>
-          <w:sz w:val="21"/>
-          <w:szCs w:val="21"/>
-          <w:u w:val="single"/>
-          <w:rtl w:val="0"/>
-        </w:rPr>
-        <w:t xml:space="preserve">Issue:</w:t>
-      </w:r>
-      <w:r>
-        <w:rPr>
-          <w:rFonts w:ascii="Roboto" w:cs="Roboto" w:eastAsia="Roboto" w:hAnsi="Roboto"/>
-          <w:b w:val="1"/>
-          <w:bCs w:val="1"/>
-          <w:sz w:val="21"/>
-          <w:szCs w:val="21"/>
-          <w:rtl w:val="0"/>
-        </w:rPr>
-        <w:t xml:space="preserve"> Cannot reliably simulate session timeout in demo environment</w:t>
-      </w:r>
-    </w:p>
-    <w:p>
-      <w:pPr>
-        <w:ind w:left="-708.6614173228347" w:firstLine="0"/>
-        <w:rPr>
-          <w:rFonts w:ascii="Roboto" w:cs="Roboto" w:eastAsia="Roboto" w:hAnsi="Roboto"/>
-          <w:b w:val="1"/>
-          <w:bCs w:val="1"/>
-          <w:sz w:val="21"/>
-          <w:szCs w:val="21"/>
-        </w:rPr>
-      </w:pPr>
-      <w:r>
-        <w:rPr>
-          <w:rtl w:val="0"/>
-        </w:rPr>
-      </w:r>
-    </w:p>
-    <w:p>
-      <w:pPr>
-        <w:ind w:left="-708.6614173228347" w:firstLine="0"/>
-        <w:rPr>
-          <w:rFonts w:ascii="Roboto" w:cs="Roboto" w:eastAsia="Roboto" w:hAnsi="Roboto"/>
-          <w:b w:val="1"/>
-          <w:bCs w:val="1"/>
-          <w:sz w:val="21"/>
-          <w:szCs w:val="21"/>
-        </w:rPr>
-      </w:pPr>
-      <w:r>
-        <w:rPr>
-          <w:rFonts w:ascii="Roboto" w:cs="Roboto" w:eastAsia="Roboto" w:hAnsi="Roboto"/>
-          <w:b w:val="1"/>
-          <w:bCs w:val="1"/>
-          <w:sz w:val="21"/>
-          <w:szCs w:val="21"/>
-          <w:u w:val="single"/>
-          <w:rtl w:val="0"/>
-        </w:rPr>
-        <w:t xml:space="preserve">Challenge: </w:t>
-      </w:r>
-      <w:r>
-        <w:rPr>
-          <w:rFonts w:ascii="Roboto" w:cs="Roboto" w:eastAsia="Roboto" w:hAnsi="Roboto"/>
-          <w:b w:val="1"/>
-          <w:bCs w:val="1"/>
-          <w:sz w:val="21"/>
-          <w:szCs w:val="21"/>
-          <w:rtl w:val="0"/>
-        </w:rPr>
-        <w:t xml:space="preserve">Application designed for demo with optimized performance; no obvious timeout mechanism</w:t>
-      </w:r>
-    </w:p>
-    <w:p>
-      <w:pPr>
-        <w:ind w:left="-708.6614173228347" w:firstLine="0"/>
-        <w:rPr>
-          <w:rFonts w:ascii="Roboto" w:cs="Roboto" w:eastAsia="Roboto" w:hAnsi="Roboto"/>
-          <w:b w:val="1"/>
-          <w:bCs w:val="1"/>
-          <w:sz w:val="21"/>
-          <w:szCs w:val="21"/>
-        </w:rPr>
-      </w:pPr>
-      <w:r>
-        <w:rPr>
-          <w:rtl w:val="0"/>
-        </w:rPr>
-      </w:r>
-    </w:p>
-    <w:p>
-      <w:pPr>
-        <w:ind w:left="-708.6614173228347" w:firstLine="0"/>
-        <w:rPr>
-          <w:rFonts w:ascii="Roboto" w:cs="Roboto" w:eastAsia="Roboto" w:hAnsi="Roboto"/>
-          <w:b w:val="1"/>
-          <w:bCs w:val="1"/>
-          <w:sz w:val="21"/>
-          <w:szCs w:val="21"/>
-        </w:rPr>
-      </w:pPr>
-      <w:r>
-        <w:rPr>
-          <w:rFonts w:ascii="Roboto" w:cs="Roboto" w:eastAsia="Roboto" w:hAnsi="Roboto"/>
-          <w:b w:val="1"/>
-          <w:bCs w:val="1"/>
-          <w:sz w:val="21"/>
-          <w:szCs w:val="21"/>
-          <w:rtl w:val="0"/>
-        </w:rPr>
-        <w:t xml:space="preserve">Test Status: Unable to conclusively verify timeout behavior</w:t>
-      </w:r>
-    </w:p>
-    <w:p>
-      <w:pPr>
-        <w:ind w:left="-708.6614173228347" w:firstLine="0"/>
-        <w:rPr>
-          <w:rFonts w:ascii="Roboto" w:cs="Roboto" w:eastAsia="Roboto" w:hAnsi="Roboto"/>
-          <w:b w:val="1"/>
-          <w:bCs w:val="1"/>
-          <w:sz w:val="21"/>
-          <w:szCs w:val="21"/>
-        </w:rPr>
-      </w:pPr>
-      <w:r>
-        <w:rPr>
-          <w:rtl w:val="0"/>
-        </w:rPr>
-      </w:r>
-    </w:p>
-    <w:p>
-      <w:pPr>
-        <w:ind w:left="-708.6614173228347" w:firstLine="0"/>
-        <w:rPr>
-          <w:rFonts w:ascii="Roboto" w:cs="Roboto" w:eastAsia="Roboto" w:hAnsi="Roboto"/>
-          <w:b w:val="1"/>
-          <w:bCs w:val="1"/>
-          <w:sz w:val="21"/>
-          <w:szCs w:val="21"/>
-        </w:rPr>
-      </w:pPr>
-      <w:r>
-        <w:rPr>
-          <w:rtl w:val="0"/>
-        </w:rPr>
-      </w:r>
-    </w:p>
-    <w:p>
-      <w:pPr>
-        <w:ind w:left="-708.6614173228347" w:firstLine="0"/>
-        <w:rPr>
-          <w:rFonts w:ascii="Roboto" w:cs="Roboto" w:eastAsia="Roboto" w:hAnsi="Roboto"/>
-          <w:b w:val="1"/>
-          <w:bCs w:val="1"/>
-          <w:sz w:val="21"/>
-          <w:szCs w:val="21"/>
-        </w:rPr>
-      </w:pPr>
-      <w:r>
-        <w:rPr>
-          <w:rFonts w:ascii="Roboto" w:cs="Roboto" w:eastAsia="Roboto" w:hAnsi="Roboto"/>
-          <w:b w:val="1"/>
-          <w:bCs w:val="1"/>
-          <w:sz w:val="21"/>
-          <w:szCs w:val="21"/>
-          <w:rtl w:val="0"/>
-        </w:rPr>
-        <w:t xml:space="preserve">⚠️ TC_CART_006: Cart Persistence (INCONCLUSIVE)</w:t>
-      </w:r>
-    </w:p>
-    <w:p>
-      <w:pPr>
-        <w:ind w:left="-708.6614173228347" w:firstLine="0"/>
-        <w:rPr>
-          <w:rFonts w:ascii="Roboto" w:cs="Roboto" w:eastAsia="Roboto" w:hAnsi="Roboto"/>
-          <w:b w:val="1"/>
-          <w:bCs w:val="1"/>
-          <w:sz w:val="21"/>
-          <w:szCs w:val="21"/>
-        </w:rPr>
-      </w:pPr>
-      <w:r>
-        <w:rPr>
-          <w:rtl w:val="0"/>
-        </w:rPr>
-      </w:r>
-    </w:p>
-    <w:p>
-      <w:pPr>
-        <w:ind w:left="-708.6614173228347" w:firstLine="0"/>
-        <w:rPr>
-          <w:rFonts w:ascii="Roboto" w:cs="Roboto" w:eastAsia="Roboto" w:hAnsi="Roboto"/>
-          <w:b w:val="1"/>
-          <w:bCs w:val="1"/>
-          <w:sz w:val="21"/>
-          <w:szCs w:val="21"/>
-        </w:rPr>
-      </w:pPr>
-      <w:r>
-        <w:rPr>
-          <w:rFonts w:ascii="Roboto" w:cs="Roboto" w:eastAsia="Roboto" w:hAnsi="Roboto"/>
-          <w:b w:val="1"/>
-          <w:bCs w:val="1"/>
-          <w:sz w:val="21"/>
-          <w:szCs w:val="21"/>
-          <w:u w:val="single"/>
-          <w:rtl w:val="0"/>
-        </w:rPr>
-        <w:t xml:space="preserve">Issue:</w:t>
-      </w:r>
-      <w:r>
-        <w:rPr>
-          <w:rFonts w:ascii="Roboto" w:cs="Roboto" w:eastAsia="Roboto" w:hAnsi="Roboto"/>
-          <w:b w:val="1"/>
-          <w:bCs w:val="1"/>
-          <w:sz w:val="21"/>
-          <w:szCs w:val="21"/>
-          <w:rtl w:val="0"/>
-        </w:rPr>
-        <w:t xml:space="preserve"> Behavioral uncertainty - unclear if persistence is intentional</w:t>
-      </w:r>
-    </w:p>
-    <w:p>
-      <w:pPr>
-        <w:ind w:left="-708.6614173228347" w:firstLine="0"/>
-        <w:rPr>
-          <w:rFonts w:ascii="Roboto" w:cs="Roboto" w:eastAsia="Roboto" w:hAnsi="Roboto"/>
-          <w:b w:val="1"/>
-          <w:bCs w:val="1"/>
-          <w:sz w:val="21"/>
-          <w:szCs w:val="21"/>
-        </w:rPr>
-      </w:pPr>
-      <w:r>
-        <w:rPr>
-          <w:rtl w:val="0"/>
-        </w:rPr>
-      </w:r>
-    </w:p>
-    <w:p>
-      <w:pPr>
-        <w:ind w:left="-708.6614173228347" w:firstLine="0"/>
-        <w:rPr>
-          <w:rFonts w:ascii="Roboto" w:cs="Roboto" w:eastAsia="Roboto" w:hAnsi="Roboto"/>
-          <w:b w:val="1"/>
-          <w:bCs w:val="1"/>
-          <w:sz w:val="21"/>
-          <w:szCs w:val="21"/>
-        </w:rPr>
-      </w:pPr>
-      <w:r>
-        <w:rPr>
-          <w:rFonts w:ascii="Roboto" w:cs="Roboto" w:eastAsia="Roboto" w:hAnsi="Roboto"/>
-          <w:b w:val="1"/>
-          <w:bCs w:val="1"/>
-          <w:sz w:val="21"/>
-          <w:szCs w:val="21"/>
-          <w:u w:val="single"/>
-          <w:rtl w:val="0"/>
-        </w:rPr>
-        <w:t xml:space="preserve">Test Status: </w:t>
-      </w:r>
-      <w:r>
-        <w:rPr>
-          <w:rFonts w:ascii="Roboto" w:cs="Roboto" w:eastAsia="Roboto" w:hAnsi="Roboto"/>
-          <w:b w:val="1"/>
-          <w:bCs w:val="1"/>
-          <w:sz w:val="21"/>
-          <w:szCs w:val="21"/>
-          <w:rtl w:val="0"/>
-        </w:rPr>
-        <w:t xml:space="preserve">Behavior documented; requires clarification from development team</w:t>
-      </w:r>
-    </w:p>
-    <w:p>
-      <w:pPr>
-        <w:ind w:left="-708.6614173228347" w:firstLine="0"/>
-        <w:rPr>
-          <w:rFonts w:ascii="Roboto" w:cs="Roboto" w:eastAsia="Roboto" w:hAnsi="Roboto"/>
-          <w:b w:val="1"/>
-          <w:bCs w:val="1"/>
-          <w:sz w:val="21"/>
-          <w:szCs w:val="21"/>
-        </w:rPr>
-      </w:pPr>
-      <w:r>
-        <w:rPr>
-          <w:rtl w:val="0"/>
-        </w:rPr>
-      </w:r>
-    </w:p>
-    <w:p>
-      <w:pPr>
-        <w:ind w:left="-708.6614173228347" w:firstLine="0"/>
-        <w:rPr>
-          <w:rFonts w:ascii="Roboto" w:cs="Roboto" w:eastAsia="Roboto" w:hAnsi="Roboto"/>
-          <w:b w:val="1"/>
-          <w:bCs w:val="1"/>
-          <w:sz w:val="21"/>
-          <w:szCs w:val="21"/>
-        </w:rPr>
-      </w:pPr>
-      <w:r>
-        <w:rPr>
-          <w:rtl w:val="0"/>
-        </w:rPr>
-      </w:r>
-    </w:p>
-    <w:p>
-      <w:pPr>
-        <w:ind w:left="-708.6614173228347" w:firstLine="0"/>
-        <w:rPr>
-          <w:rFonts w:ascii="Roboto" w:cs="Roboto" w:eastAsia="Roboto" w:hAnsi="Roboto"/>
-          <w:b w:val="1"/>
-          <w:bCs w:val="1"/>
-          <w:sz w:val="21"/>
-          <w:szCs w:val="21"/>
-        </w:rPr>
-      </w:pPr>
-      <w:r>
-        <w:rPr>
-          <w:rFonts w:ascii="Roboto" w:cs="Roboto" w:eastAsia="Roboto" w:hAnsi="Roboto"/>
-          <w:b w:val="1"/>
-          <w:bCs w:val="1"/>
-          <w:sz w:val="21"/>
-          <w:szCs w:val="21"/>
-          <w:rtl w:val="0"/>
-        </w:rPr>
-        <w:t xml:space="preserve">⚠️ TC_ERROR_003: Network Timeout Handling (INCONCLUSIVE)</w:t>
-      </w:r>
-    </w:p>
-    <w:p>
-      <w:pPr>
-        <w:ind w:left="-708.6614173228347" w:firstLine="0"/>
-        <w:rPr>
-          <w:rFonts w:ascii="Roboto" w:cs="Roboto" w:eastAsia="Roboto" w:hAnsi="Roboto"/>
-          <w:b w:val="1"/>
-          <w:bCs w:val="1"/>
-          <w:sz w:val="21"/>
-          <w:szCs w:val="21"/>
-        </w:rPr>
-      </w:pPr>
-      <w:r>
-        <w:rPr>
-          <w:rtl w:val="0"/>
-        </w:rPr>
-      </w:r>
-    </w:p>
-    <w:p>
-      <w:pPr>
-        <w:ind w:left="-708.6614173228347" w:firstLine="0"/>
-        <w:rPr>
-          <w:rFonts w:ascii="Roboto" w:cs="Roboto" w:eastAsia="Roboto" w:hAnsi="Roboto"/>
-          <w:b w:val="1"/>
-          <w:bCs w:val="1"/>
-          <w:sz w:val="21"/>
-          <w:szCs w:val="21"/>
-        </w:rPr>
-      </w:pPr>
-      <w:r>
-        <w:rPr>
-          <w:rFonts w:ascii="Roboto" w:cs="Roboto" w:eastAsia="Roboto" w:hAnsi="Roboto"/>
-          <w:b w:val="1"/>
-          <w:bCs w:val="1"/>
-          <w:sz w:val="21"/>
-          <w:szCs w:val="21"/>
-          <w:u w:val="single"/>
-          <w:rtl w:val="0"/>
-        </w:rPr>
-        <w:t xml:space="preserve">Issue:</w:t>
-      </w:r>
-      <w:r>
-        <w:rPr>
-          <w:rFonts w:ascii="Roboto" w:cs="Roboto" w:eastAsia="Roboto" w:hAnsi="Roboto"/>
-          <w:b w:val="1"/>
-          <w:bCs w:val="1"/>
-          <w:sz w:val="21"/>
-          <w:szCs w:val="21"/>
-          <w:rtl w:val="0"/>
-        </w:rPr>
-        <w:t xml:space="preserve"> Cannot simulate reliable network timeout in demo environmen</w:t>
-      </w:r>
-    </w:p>
-    <w:p>
-      <w:pPr>
-        <w:ind w:left="-708.6614173228347" w:firstLine="0"/>
-        <w:rPr>
-          <w:rFonts w:ascii="Roboto" w:cs="Roboto" w:eastAsia="Roboto" w:hAnsi="Roboto"/>
-          <w:b w:val="1"/>
-          <w:bCs w:val="1"/>
-          <w:sz w:val="21"/>
-          <w:szCs w:val="21"/>
-        </w:rPr>
-      </w:pPr>
-      <w:r>
-        <w:rPr>
-          <w:rtl w:val="0"/>
-        </w:rPr>
-      </w:r>
-    </w:p>
-    <w:p>
-      <w:pPr>
-        <w:ind w:left="-708.6614173228347" w:firstLine="0"/>
-        <w:rPr>
-          <w:rFonts w:ascii="Roboto" w:cs="Roboto" w:eastAsia="Roboto" w:hAnsi="Roboto"/>
-          <w:b w:val="1"/>
-          <w:bCs w:val="1"/>
-          <w:sz w:val="21"/>
-          <w:szCs w:val="21"/>
-        </w:rPr>
-      </w:pPr>
-      <w:r>
-        <w:rPr>
-          <w:rFonts w:ascii="Roboto" w:cs="Roboto" w:eastAsia="Roboto" w:hAnsi="Roboto"/>
-          <w:b w:val="1"/>
-          <w:bCs w:val="1"/>
-          <w:sz w:val="21"/>
-          <w:szCs w:val="21"/>
-          <w:u w:val="single"/>
-          <w:rtl w:val="0"/>
-        </w:rPr>
-        <w:t xml:space="preserve">Challenge: </w:t>
-      </w:r>
-      <w:r>
-        <w:rPr>
-          <w:rFonts w:ascii="Roboto" w:cs="Roboto" w:eastAsia="Roboto" w:hAnsi="Roboto"/>
-          <w:b w:val="1"/>
-          <w:bCs w:val="1"/>
-          <w:sz w:val="21"/>
-          <w:szCs w:val="21"/>
-          <w:rtl w:val="0"/>
-        </w:rPr>
-        <w:t xml:space="preserve">Demo application optimized for speed; real network timeouts difficult to reproduce</w:t>
-      </w:r>
-    </w:p>
-    <w:p>
-      <w:pPr>
-        <w:ind w:left="-708.6614173228347" w:firstLine="0"/>
-        <w:rPr>
-          <w:rFonts w:ascii="Roboto" w:cs="Roboto" w:eastAsia="Roboto" w:hAnsi="Roboto"/>
-          <w:b w:val="1"/>
-          <w:bCs w:val="1"/>
-          <w:sz w:val="21"/>
-          <w:szCs w:val="21"/>
-        </w:rPr>
-      </w:pPr>
-      <w:r>
-        <w:rPr>
-          <w:rtl w:val="0"/>
-        </w:rPr>
-      </w:r>
-    </w:p>
-    <w:p>
-      <w:pPr>
-        <w:ind w:left="-708.6614173228347" w:firstLine="0"/>
-        <w:rPr>
-          <w:rFonts w:ascii="Roboto" w:cs="Roboto" w:eastAsia="Roboto" w:hAnsi="Roboto"/>
-          <w:b w:val="1"/>
-          <w:bCs w:val="1"/>
-          <w:sz w:val="21"/>
-          <w:szCs w:val="21"/>
-        </w:rPr>
-      </w:pPr>
-      <w:r>
-        <w:rPr>
-          <w:rFonts w:ascii="Roboto" w:cs="Roboto" w:eastAsia="Roboto" w:hAnsi="Roboto"/>
-          <w:b w:val="1"/>
-          <w:bCs w:val="1"/>
-          <w:sz w:val="21"/>
-          <w:szCs w:val="21"/>
-          <w:u w:val="single"/>
-          <w:rtl w:val="0"/>
-        </w:rPr>
-        <w:t xml:space="preserve">Test Status: </w:t>
-      </w:r>
-      <w:r>
-        <w:rPr>
-          <w:rFonts w:ascii="Roboto" w:cs="Roboto" w:eastAsia="Roboto" w:hAnsi="Roboto"/>
-          <w:b w:val="1"/>
-          <w:bCs w:val="1"/>
-          <w:sz w:val="21"/>
-          <w:szCs w:val="21"/>
-          <w:rtl w:val="0"/>
-        </w:rPr>
-        <w:t xml:space="preserve">Unable to verify timeout error handling</w:t>
-      </w:r>
-    </w:p>
-    <w:p>
-      <w:pPr>
-        <w:ind w:left="-708.6614173228347" w:firstLine="0"/>
-        <w:rPr>
-          <w:rFonts w:ascii="Roboto" w:cs="Roboto" w:eastAsia="Roboto" w:hAnsi="Roboto"/>
-          <w:b w:val="1"/>
-          <w:bCs w:val="1"/>
-          <w:sz w:val="21"/>
-          <w:szCs w:val="21"/>
-        </w:rPr>
-      </w:pPr>
-      <w:r>
-        <w:rPr>
-          <w:rtl w:val="0"/>
-        </w:rPr>
-      </w:r>
-    </w:p>
-    <w:p>
-      <w:pPr>
-        <w:ind w:left="-708.6614173228347" w:firstLine="0"/>
-        <w:rPr>
-          <w:rFonts w:ascii="Roboto" w:cs="Roboto" w:eastAsia="Roboto" w:hAnsi="Roboto"/>
-          <w:b w:val="1"/>
-          <w:bCs w:val="1"/>
-          <w:sz w:val="21"/>
-          <w:szCs w:val="21"/>
-          <w:u w:val="single"/>
-        </w:rPr>
-      </w:pPr>
-      <w:r>
-        <w:rPr>
-          <w:rFonts w:ascii="Roboto" w:cs="Roboto" w:eastAsia="Roboto" w:hAnsi="Roboto"/>
-          <w:b w:val="1"/>
-          <w:bCs w:val="1"/>
-          <w:sz w:val="21"/>
-          <w:szCs w:val="21"/>
-          <w:u w:val="single"/>
-          <w:rtl w:val="0"/>
-        </w:rPr>
-        <w:t xml:space="preserve">8. RISK ASSESSMENT</w:t>
-      </w:r>
-    </w:p>
-    <w:p>
-      <w:pPr>
-        <w:ind w:left="-708.6614173228347" w:firstLine="0"/>
-        <w:rPr>
-          <w:rFonts w:ascii="Roboto" w:cs="Roboto" w:eastAsia="Roboto" w:hAnsi="Roboto"/>
-          <w:b w:val="1"/>
-          <w:bCs w:val="1"/>
-          <w:sz w:val="21"/>
-          <w:szCs w:val="21"/>
-          <w:u w:val="single"/>
-        </w:rPr>
-      </w:pPr>
-      <w:r>
-        <w:rPr>
-          <w:rFonts w:ascii="Roboto" w:cs="Roboto" w:eastAsia="Roboto" w:hAnsi="Roboto"/>
-          <w:b w:val="1"/>
-          <w:bCs w:val="1"/>
-          <w:sz w:val="21"/>
-          <w:szCs w:val="21"/>
-          <w:u w:val="single"/>
-          <w:rtl w:val="0"/>
-        </w:rPr>
-        <w:t xml:space="preserve">Critical Risk Analysis</w:t>
-      </w:r>
-    </w:p>
-    <w:p>
-      <w:pPr>
-        <w:ind w:left="-708.6614173228347" w:firstLine="0"/>
-        <w:rPr>
-          <w:rFonts w:ascii="Roboto" w:cs="Roboto" w:eastAsia="Roboto" w:hAnsi="Roboto"/>
-          <w:b w:val="1"/>
-          <w:bCs w:val="1"/>
-          <w:sz w:val="21"/>
-          <w:szCs w:val="21"/>
-        </w:rPr>
-      </w:pPr>
-      <w:r>
-        <w:rPr>
-          <w:rtl w:val="0"/>
-        </w:rPr>
-      </w:r>
-    </w:p>
-    <w:p>
-      <w:pPr>
-        <w:ind w:left="-708.6614173228347" w:firstLine="0"/>
-        <w:rPr>
-          <w:rFonts w:ascii="Roboto" w:cs="Roboto" w:eastAsia="Roboto" w:hAnsi="Roboto"/>
-          <w:b w:val="1"/>
-          <w:bCs w:val="1"/>
-          <w:sz w:val="21"/>
-          <w:szCs w:val="21"/>
-        </w:rPr>
-      </w:pPr>
-      <w:r>
-        <w:rPr>
-          <w:rFonts w:ascii="Roboto" w:cs="Roboto" w:eastAsia="Roboto" w:hAnsi="Roboto"/>
-          <w:b w:val="1"/>
-          <w:bCs w:val="1"/>
-          <w:sz w:val="21"/>
-          <w:szCs w:val="21"/>
-          <w:rtl w:val="0"/>
-        </w:rPr>
-        <w:t xml:space="preserve">Risk 1: Security Vulnerabilities (DEF_001, DEF_002)</w:t>
-      </w:r>
-    </w:p>
-    <w:p>
-      <w:pPr>
-        <w:ind w:left="-708.6614173228347" w:firstLine="0"/>
-        <w:rPr>
-          <w:rFonts w:ascii="Roboto" w:cs="Roboto" w:eastAsia="Roboto" w:hAnsi="Roboto"/>
-          <w:b w:val="1"/>
-          <w:bCs w:val="1"/>
-          <w:sz w:val="21"/>
-          <w:szCs w:val="21"/>
-        </w:rPr>
-      </w:pPr>
-      <w:r>
-        <w:rPr>
-          <w:rtl w:val="0"/>
-        </w:rPr>
-      </w:r>
-    </w:p>
-    <w:p>
-      <w:pPr>
-        <w:ind w:left="-708.6614173228347" w:firstLine="0"/>
-        <w:rPr>
-          <w:rFonts w:ascii="Roboto" w:cs="Roboto" w:eastAsia="Roboto" w:hAnsi="Roboto"/>
-          <w:b w:val="1"/>
-          <w:bCs w:val="1"/>
-          <w:sz w:val="21"/>
-          <w:szCs w:val="21"/>
-        </w:rPr>
-      </w:pPr>
-      <w:r>
-        <w:rPr>
-          <w:rFonts w:ascii="Roboto" w:cs="Roboto" w:eastAsia="Roboto" w:hAnsi="Roboto"/>
-          <w:b w:val="1"/>
-          <w:bCs w:val="1"/>
-          <w:sz w:val="21"/>
-          <w:szCs w:val="21"/>
-          <w:rtl w:val="0"/>
-        </w:rPr>
-        <w:t xml:space="preserve">Risk Level: 🔴 CRITICAL</w:t>
-      </w:r>
-    </w:p>
-    <w:p>
-      <w:pPr>
-        <w:ind w:left="-708.6614173228347" w:firstLine="0"/>
-        <w:rPr>
-          <w:rFonts w:ascii="Roboto" w:cs="Roboto" w:eastAsia="Roboto" w:hAnsi="Roboto"/>
-          <w:b w:val="1"/>
-          <w:bCs w:val="1"/>
-          <w:sz w:val="21"/>
-          <w:szCs w:val="21"/>
-        </w:rPr>
-      </w:pPr>
-      <w:r>
-        <w:rPr>
-          <w:rtl w:val="0"/>
-        </w:rPr>
-      </w:r>
-    </w:p>
-    <w:p>
-      <w:pPr>
-        <w:ind w:left="-708.6614173228347" w:firstLine="0"/>
-        <w:rPr>
-          <w:rFonts w:ascii="Roboto" w:cs="Roboto" w:eastAsia="Roboto" w:hAnsi="Roboto"/>
-          <w:b w:val="1"/>
-          <w:bCs w:val="1"/>
-          <w:sz w:val="21"/>
-          <w:szCs w:val="21"/>
-        </w:rPr>
-      </w:pPr>
-      <w:r>
-        <w:rPr>
-          <w:rFonts w:ascii="Roboto" w:cs="Roboto" w:eastAsia="Roboto" w:hAnsi="Roboto"/>
-          <w:b w:val="1"/>
-          <w:bCs w:val="1"/>
-          <w:sz w:val="21"/>
-          <w:szCs w:val="21"/>
-          <w:rtl w:val="0"/>
-        </w:rPr>
-        <w:t xml:space="preserve">Risk Elements:</w:t>
-      </w:r>
-    </w:p>
-    <w:p>
-      <w:pPr>
-        <w:ind w:left="-708.6614173228347" w:firstLine="0"/>
-        <w:rPr>
-          <w:rFonts w:ascii="Roboto" w:cs="Roboto" w:eastAsia="Roboto" w:hAnsi="Roboto"/>
-          <w:b w:val="1"/>
-          <w:bCs w:val="1"/>
-          <w:sz w:val="21"/>
-          <w:szCs w:val="21"/>
-        </w:rPr>
-      </w:pPr>
-      <w:r>
-        <w:rPr>
-          <w:rFonts w:ascii="Roboto" w:cs="Roboto" w:eastAsia="Roboto" w:hAnsi="Roboto"/>
-          <w:b w:val="1"/>
-          <w:bCs w:val="1"/>
-          <w:sz w:val="21"/>
-          <w:szCs w:val="21"/>
-          <w:rtl w:val="0"/>
-        </w:rPr>
-        <w:t xml:space="preserve">- Unauthenticated access to protected pages</w:t>
-      </w:r>
-    </w:p>
-    <w:p>
-      <w:pPr>
-        <w:ind w:left="-708.6614173228347" w:firstLine="0"/>
-        <w:rPr>
-          <w:rFonts w:ascii="Roboto" w:cs="Roboto" w:eastAsia="Roboto" w:hAnsi="Roboto"/>
-          <w:b w:val="1"/>
-          <w:bCs w:val="1"/>
-          <w:sz w:val="21"/>
-          <w:szCs w:val="21"/>
-        </w:rPr>
-      </w:pPr>
-      <w:r>
-        <w:rPr>
-          <w:rFonts w:ascii="Roboto" w:cs="Roboto" w:eastAsia="Roboto" w:hAnsi="Roboto"/>
-          <w:b w:val="1"/>
-          <w:bCs w:val="1"/>
-          <w:sz w:val="21"/>
-          <w:szCs w:val="21"/>
-          <w:rtl w:val="0"/>
-        </w:rPr>
-        <w:t xml:space="preserve">- Direct URL bypass of authentication</w:t>
-      </w:r>
-    </w:p>
-    <w:p>
-      <w:pPr>
-        <w:ind w:left="-708.6614173228347" w:firstLine="0"/>
-        <w:rPr>
-          <w:rFonts w:ascii="Roboto" w:cs="Roboto" w:eastAsia="Roboto" w:hAnsi="Roboto"/>
-          <w:b w:val="1"/>
-          <w:bCs w:val="1"/>
-          <w:sz w:val="21"/>
-          <w:szCs w:val="21"/>
-        </w:rPr>
-      </w:pPr>
-      <w:r>
-        <w:rPr>
-          <w:rFonts w:ascii="Roboto" w:cs="Roboto" w:eastAsia="Roboto" w:hAnsi="Roboto"/>
-          <w:b w:val="1"/>
-          <w:bCs w:val="1"/>
-          <w:sz w:val="21"/>
-          <w:szCs w:val="21"/>
-          <w:rtl w:val="0"/>
-        </w:rPr>
-        <w:t xml:space="preserve">- Potential for unauthorized transactions</w:t>
-      </w:r>
-    </w:p>
-    <w:p>
-      <w:pPr>
-        <w:ind w:left="-708.6614173228347" w:firstLine="0"/>
-        <w:rPr>
-          <w:rFonts w:ascii="Roboto" w:cs="Roboto" w:eastAsia="Roboto" w:hAnsi="Roboto"/>
-          <w:b w:val="1"/>
-          <w:bCs w:val="1"/>
-          <w:sz w:val="21"/>
-          <w:szCs w:val="21"/>
-        </w:rPr>
-      </w:pPr>
-      <w:r>
-        <w:rPr>
-          <w:rtl w:val="0"/>
-        </w:rPr>
-      </w:r>
-    </w:p>
-    <w:p>
-      <w:pPr>
-        <w:ind w:left="-708.6614173228347" w:firstLine="0"/>
-        <w:rPr>
-          <w:rFonts w:ascii="Roboto" w:cs="Roboto" w:eastAsia="Roboto" w:hAnsi="Roboto"/>
-          <w:b w:val="1"/>
-          <w:bCs w:val="1"/>
-          <w:sz w:val="21"/>
-          <w:szCs w:val="21"/>
-        </w:rPr>
-      </w:pPr>
-      <w:r>
-        <w:rPr>
-          <w:rFonts w:ascii="Roboto" w:cs="Roboto" w:eastAsia="Roboto" w:hAnsi="Roboto"/>
-          <w:b w:val="1"/>
-          <w:bCs w:val="1"/>
-          <w:sz w:val="21"/>
-          <w:szCs w:val="21"/>
-          <w:rtl w:val="0"/>
-        </w:rPr>
-        <w:t xml:space="preserve">Business Impact:</w:t>
-      </w:r>
-    </w:p>
-    <w:p>
-      <w:pPr>
-        <w:ind w:left="-708.6614173228347" w:firstLine="0"/>
-        <w:rPr>
-          <w:rFonts w:ascii="Roboto" w:cs="Roboto" w:eastAsia="Roboto" w:hAnsi="Roboto"/>
-          <w:b w:val="1"/>
-          <w:bCs w:val="1"/>
-          <w:sz w:val="21"/>
-          <w:szCs w:val="21"/>
-        </w:rPr>
-      </w:pPr>
-      <w:r>
-        <w:rPr>
-          <w:rFonts w:ascii="Roboto" w:cs="Roboto" w:eastAsia="Roboto" w:hAnsi="Roboto"/>
-          <w:b w:val="1"/>
-          <w:bCs w:val="1"/>
-          <w:sz w:val="21"/>
-          <w:szCs w:val="21"/>
-          <w:rtl w:val="0"/>
-        </w:rPr>
-        <w:t xml:space="preserve">- Compliance violations (PCI-DSS, OWASP)</w:t>
-      </w:r>
-    </w:p>
-    <w:p>
-      <w:pPr>
-        <w:ind w:left="-708.6614173228347" w:firstLine="0"/>
-        <w:rPr>
-          <w:rFonts w:ascii="Roboto" w:cs="Roboto" w:eastAsia="Roboto" w:hAnsi="Roboto"/>
-          <w:b w:val="1"/>
-          <w:bCs w:val="1"/>
-          <w:sz w:val="21"/>
-          <w:szCs w:val="21"/>
-        </w:rPr>
-      </w:pPr>
-      <w:r>
-        <w:rPr>
-          <w:rFonts w:ascii="Roboto" w:cs="Roboto" w:eastAsia="Roboto" w:hAnsi="Roboto"/>
-          <w:b w:val="1"/>
-          <w:bCs w:val="1"/>
-          <w:sz w:val="21"/>
-          <w:szCs w:val="21"/>
-          <w:rtl w:val="0"/>
-        </w:rPr>
-        <w:t xml:space="preserve">- Fraud potential</w:t>
-      </w:r>
-    </w:p>
-    <w:p>
-      <w:pPr>
-        <w:ind w:left="-708.6614173228347" w:firstLine="0"/>
-        <w:rPr>
-          <w:rFonts w:ascii="Roboto" w:cs="Roboto" w:eastAsia="Roboto" w:hAnsi="Roboto"/>
-          <w:b w:val="1"/>
-          <w:bCs w:val="1"/>
-          <w:sz w:val="21"/>
-          <w:szCs w:val="21"/>
-        </w:rPr>
-      </w:pPr>
-      <w:r>
-        <w:rPr>
-          <w:rFonts w:ascii="Roboto" w:cs="Roboto" w:eastAsia="Roboto" w:hAnsi="Roboto"/>
-          <w:b w:val="1"/>
-          <w:bCs w:val="1"/>
-          <w:sz w:val="21"/>
-          <w:szCs w:val="21"/>
-          <w:rtl w:val="0"/>
-        </w:rPr>
-        <w:t xml:space="preserve">- Reputational damage</w:t>
-      </w:r>
-    </w:p>
-    <w:p>
-      <w:pPr>
-        <w:ind w:left="-708.6614173228347" w:firstLine="0"/>
-        <w:rPr>
-          <w:rFonts w:ascii="Roboto" w:cs="Roboto" w:eastAsia="Roboto" w:hAnsi="Roboto"/>
-          <w:b w:val="1"/>
-          <w:bCs w:val="1"/>
-          <w:sz w:val="21"/>
-          <w:szCs w:val="21"/>
-        </w:rPr>
-      </w:pPr>
-      <w:r>
-        <w:rPr>
-          <w:rFonts w:ascii="Roboto" w:cs="Roboto" w:eastAsia="Roboto" w:hAnsi="Roboto"/>
-          <w:b w:val="1"/>
-          <w:bCs w:val="1"/>
-          <w:sz w:val="21"/>
-          <w:szCs w:val="21"/>
-          <w:rtl w:val="0"/>
-        </w:rPr>
-        <w:t xml:space="preserve">- Legal liability</w:t>
-      </w:r>
-    </w:p>
-    <w:p>
-      <w:pPr>
-        <w:ind w:left="-708.6614173228347" w:firstLine="0"/>
-        <w:rPr>
-          <w:rFonts w:ascii="Roboto" w:cs="Roboto" w:eastAsia="Roboto" w:hAnsi="Roboto"/>
-          <w:b w:val="1"/>
-          <w:bCs w:val="1"/>
-          <w:sz w:val="21"/>
-          <w:szCs w:val="21"/>
-        </w:rPr>
-      </w:pPr>
-      <w:r>
-        <w:rPr>
-          <w:rtl w:val="0"/>
-        </w:rPr>
-      </w:r>
-    </w:p>
-    <w:p>
-      <w:pPr>
-        <w:ind w:left="-708.6614173228347" w:firstLine="0"/>
-        <w:rPr>
-          <w:rFonts w:ascii="Roboto" w:cs="Roboto" w:eastAsia="Roboto" w:hAnsi="Roboto"/>
-          <w:b w:val="1"/>
-          <w:bCs w:val="1"/>
-          <w:sz w:val="21"/>
-          <w:szCs w:val="21"/>
-        </w:rPr>
-      </w:pPr>
-      <w:r>
-        <w:rPr>
-          <w:rtl w:val="0"/>
-        </w:rPr>
-      </w:r>
-    </w:p>
-    <w:p>
-      <w:pPr>
-        <w:ind w:left="-708.6614173228347" w:firstLine="0"/>
-        <w:rPr>
-          <w:rFonts w:ascii="Roboto" w:cs="Roboto" w:eastAsia="Roboto" w:hAnsi="Roboto"/>
-          <w:b w:val="1"/>
-          <w:bCs w:val="1"/>
-          <w:sz w:val="21"/>
-          <w:szCs w:val="21"/>
-        </w:rPr>
-      </w:pPr>
-      <w:r>
-        <w:rPr>
-          <w:rFonts w:ascii="Roboto" w:cs="Roboto" w:eastAsia="Roboto" w:hAnsi="Roboto"/>
-          <w:b w:val="1"/>
-          <w:bCs w:val="1"/>
-          <w:sz w:val="21"/>
-          <w:szCs w:val="21"/>
-          <w:rtl w:val="0"/>
-        </w:rPr>
-        <w:t xml:space="preserve">Risk 2: Data Persistence (DEF_003)</w:t>
-      </w:r>
-    </w:p>
-    <w:p>
-      <w:pPr>
-        <w:ind w:left="-708.6614173228347" w:firstLine="0"/>
-        <w:rPr>
-          <w:rFonts w:ascii="Roboto" w:cs="Roboto" w:eastAsia="Roboto" w:hAnsi="Roboto"/>
-          <w:b w:val="1"/>
-          <w:bCs w:val="1"/>
-          <w:sz w:val="21"/>
-          <w:szCs w:val="21"/>
-        </w:rPr>
-      </w:pPr>
-      <w:r>
-        <w:rPr>
-          <w:rtl w:val="0"/>
-        </w:rPr>
-      </w:r>
-    </w:p>
-    <w:p>
-      <w:pPr>
-        <w:ind w:left="-708.6614173228347" w:firstLine="0"/>
-        <w:rPr>
-          <w:rFonts w:ascii="Roboto" w:cs="Roboto" w:eastAsia="Roboto" w:hAnsi="Roboto"/>
-          <w:b w:val="1"/>
-          <w:bCs w:val="1"/>
-          <w:sz w:val="21"/>
-          <w:szCs w:val="21"/>
-        </w:rPr>
-      </w:pPr>
-      <w:r>
-        <w:rPr>
-          <w:rFonts w:ascii="Roboto" w:cs="Roboto" w:eastAsia="Roboto" w:hAnsi="Roboto"/>
-          <w:b w:val="1"/>
-          <w:bCs w:val="1"/>
-          <w:sz w:val="21"/>
-          <w:szCs w:val="21"/>
-          <w:rtl w:val="0"/>
-        </w:rPr>
-        <w:t xml:space="preserve">Risk Level: ⚠️ MEDIUM</w:t>
-      </w:r>
-    </w:p>
-    <w:p>
-      <w:pPr>
-        <w:ind w:left="-708.6614173228347" w:firstLine="0"/>
-        <w:rPr>
-          <w:rFonts w:ascii="Roboto" w:cs="Roboto" w:eastAsia="Roboto" w:hAnsi="Roboto"/>
-          <w:b w:val="1"/>
-          <w:bCs w:val="1"/>
-          <w:sz w:val="21"/>
-          <w:szCs w:val="21"/>
-        </w:rPr>
-      </w:pPr>
-      <w:r>
-        <w:rPr>
-          <w:rtl w:val="0"/>
-        </w:rPr>
-      </w:r>
-    </w:p>
-    <w:p>
-      <w:pPr>
-        <w:ind w:left="-708.6614173228347" w:firstLine="0"/>
-        <w:rPr>
-          <w:rFonts w:ascii="Roboto" w:cs="Roboto" w:eastAsia="Roboto" w:hAnsi="Roboto"/>
-          <w:b w:val="1"/>
-          <w:bCs w:val="1"/>
-          <w:sz w:val="21"/>
-          <w:szCs w:val="21"/>
-          <w:u w:val="single"/>
-        </w:rPr>
-      </w:pPr>
-      <w:r>
-        <w:rPr>
-          <w:rFonts w:ascii="Roboto" w:cs="Roboto" w:eastAsia="Roboto" w:hAnsi="Roboto"/>
-          <w:b w:val="1"/>
-          <w:bCs w:val="1"/>
-          <w:sz w:val="21"/>
-          <w:szCs w:val="21"/>
-          <w:u w:val="single"/>
-          <w:rtl w:val="0"/>
-        </w:rPr>
-        <w:t xml:space="preserve">Risk Elements:</w:t>
-      </w:r>
-    </w:p>
-    <w:p>
-      <w:pPr>
-        <w:ind w:left="-708.6614173228347" w:firstLine="0"/>
-        <w:rPr>
-          <w:rFonts w:ascii="Roboto" w:cs="Roboto" w:eastAsia="Roboto" w:hAnsi="Roboto"/>
-          <w:b w:val="1"/>
-          <w:bCs w:val="1"/>
-          <w:sz w:val="21"/>
-          <w:szCs w:val="21"/>
-        </w:rPr>
-      </w:pPr>
-      <w:r>
-        <w:rPr>
-          <w:rFonts w:ascii="Roboto" w:cs="Roboto" w:eastAsia="Roboto" w:hAnsi="Roboto"/>
-          <w:b w:val="1"/>
-          <w:bCs w:val="1"/>
-          <w:sz w:val="21"/>
-          <w:szCs w:val="21"/>
-          <w:rtl w:val="0"/>
-        </w:rPr>
-        <w:t xml:space="preserve">- Cart data persists across sessions</w:t>
-      </w:r>
-    </w:p>
-    <w:p>
-      <w:pPr>
-        <w:ind w:left="-708.6614173228347" w:firstLine="0"/>
-        <w:rPr>
-          <w:rFonts w:ascii="Roboto" w:cs="Roboto" w:eastAsia="Roboto" w:hAnsi="Roboto"/>
-          <w:b w:val="1"/>
-          <w:bCs w:val="1"/>
-          <w:sz w:val="21"/>
-          <w:szCs w:val="21"/>
-        </w:rPr>
-      </w:pPr>
-      <w:r>
-        <w:rPr>
-          <w:rFonts w:ascii="Roboto" w:cs="Roboto" w:eastAsia="Roboto" w:hAnsi="Roboto"/>
-          <w:b w:val="1"/>
-          <w:bCs w:val="1"/>
-          <w:sz w:val="21"/>
-          <w:szCs w:val="21"/>
-          <w:rtl w:val="0"/>
-        </w:rPr>
-        <w:t xml:space="preserve">- Potential privacy concern</w:t>
-      </w:r>
-    </w:p>
-    <w:p>
-      <w:pPr>
-        <w:ind w:left="-708.6614173228347" w:firstLine="0"/>
-        <w:rPr>
-          <w:rFonts w:ascii="Roboto" w:cs="Roboto" w:eastAsia="Roboto" w:hAnsi="Roboto"/>
-          <w:b w:val="1"/>
-          <w:bCs w:val="1"/>
-          <w:sz w:val="21"/>
-          <w:szCs w:val="21"/>
-        </w:rPr>
-      </w:pPr>
-      <w:r>
-        <w:rPr>
-          <w:rFonts w:ascii="Roboto" w:cs="Roboto" w:eastAsia="Roboto" w:hAnsi="Roboto"/>
-          <w:b w:val="1"/>
-          <w:bCs w:val="1"/>
-          <w:sz w:val="21"/>
-          <w:szCs w:val="21"/>
-          <w:rtl w:val="0"/>
-        </w:rPr>
-        <w:t xml:space="preserve">- Unusual for e-commerce</w:t>
-      </w:r>
-    </w:p>
-    <w:p>
-      <w:pPr>
-        <w:ind w:left="-708.6614173228347" w:firstLine="0"/>
-        <w:rPr>
-          <w:rFonts w:ascii="Roboto" w:cs="Roboto" w:eastAsia="Roboto" w:hAnsi="Roboto"/>
-          <w:b w:val="1"/>
-          <w:bCs w:val="1"/>
-          <w:sz w:val="21"/>
-          <w:szCs w:val="21"/>
-        </w:rPr>
-      </w:pPr>
-      <w:r>
-        <w:rPr>
-          <w:rtl w:val="0"/>
-        </w:rPr>
-      </w:r>
-    </w:p>
-    <w:p>
-      <w:pPr>
-        <w:ind w:left="-708.6614173228347" w:firstLine="0"/>
-        <w:rPr>
-          <w:rFonts w:ascii="Roboto" w:cs="Roboto" w:eastAsia="Roboto" w:hAnsi="Roboto"/>
-          <w:b w:val="1"/>
-          <w:bCs w:val="1"/>
-          <w:sz w:val="21"/>
-          <w:szCs w:val="21"/>
-          <w:u w:val="single"/>
-        </w:rPr>
-      </w:pPr>
-      <w:r>
-        <w:rPr>
-          <w:rFonts w:ascii="Roboto" w:cs="Roboto" w:eastAsia="Roboto" w:hAnsi="Roboto"/>
-          <w:b w:val="1"/>
-          <w:bCs w:val="1"/>
-          <w:sz w:val="21"/>
-          <w:szCs w:val="21"/>
-          <w:u w:val="single"/>
-          <w:rtl w:val="0"/>
-        </w:rPr>
-        <w:t xml:space="preserve">Business Impact:</w:t>
-      </w:r>
-    </w:p>
-    <w:p>
-      <w:pPr>
-        <w:ind w:left="-708.6614173228347" w:firstLine="0"/>
-        <w:rPr>
-          <w:rFonts w:ascii="Roboto" w:cs="Roboto" w:eastAsia="Roboto" w:hAnsi="Roboto"/>
-          <w:b w:val="1"/>
-          <w:bCs w:val="1"/>
-          <w:sz w:val="21"/>
-          <w:szCs w:val="21"/>
-        </w:rPr>
-      </w:pPr>
-      <w:r>
-        <w:rPr>
-          <w:rFonts w:ascii="Roboto" w:cs="Roboto" w:eastAsia="Roboto" w:hAnsi="Roboto"/>
-          <w:b w:val="1"/>
-          <w:bCs w:val="1"/>
-          <w:sz w:val="21"/>
-          <w:szCs w:val="21"/>
-          <w:rtl w:val="0"/>
-        </w:rPr>
-        <w:t xml:space="preserve">- User privacy concerns</w:t>
-      </w:r>
-    </w:p>
-    <w:p>
-      <w:pPr>
-        <w:ind w:left="-708.6614173228347" w:firstLine="0"/>
-        <w:rPr>
-          <w:rFonts w:ascii="Roboto" w:cs="Roboto" w:eastAsia="Roboto" w:hAnsi="Roboto"/>
-          <w:b w:val="1"/>
-          <w:bCs w:val="1"/>
-          <w:sz w:val="21"/>
-          <w:szCs w:val="21"/>
-        </w:rPr>
-      </w:pPr>
-      <w:r>
-        <w:rPr>
-          <w:rFonts w:ascii="Roboto" w:cs="Roboto" w:eastAsia="Roboto" w:hAnsi="Roboto"/>
-          <w:b w:val="1"/>
-          <w:bCs w:val="1"/>
-          <w:sz w:val="21"/>
-          <w:szCs w:val="21"/>
-          <w:rtl w:val="0"/>
-        </w:rPr>
-        <w:t xml:space="preserve">- Regulatory compliance questions</w:t>
-      </w:r>
-    </w:p>
-    <w:p>
-      <w:pPr>
-        <w:ind w:left="-708.6614173228347" w:firstLine="0"/>
-        <w:rPr>
-          <w:rFonts w:ascii="Roboto" w:cs="Roboto" w:eastAsia="Roboto" w:hAnsi="Roboto"/>
-          <w:b w:val="1"/>
-          <w:bCs w:val="1"/>
-          <w:sz w:val="21"/>
-          <w:szCs w:val="21"/>
-        </w:rPr>
-      </w:pPr>
-      <w:r>
-        <w:rPr>
-          <w:rFonts w:ascii="Roboto" w:cs="Roboto" w:eastAsia="Roboto" w:hAnsi="Roboto"/>
-          <w:b w:val="1"/>
-          <w:bCs w:val="1"/>
-          <w:sz w:val="21"/>
-          <w:szCs w:val="21"/>
-          <w:rtl w:val="0"/>
-        </w:rPr>
-        <w:t xml:space="preserve">- Competitive disadvantage</w:t>
-      </w:r>
-    </w:p>
-    <w:p>
-      <w:pPr>
-        <w:ind w:left="-708.6614173228347" w:firstLine="0"/>
-        <w:rPr>
-          <w:rFonts w:ascii="Roboto" w:cs="Roboto" w:eastAsia="Roboto" w:hAnsi="Roboto"/>
-          <w:b w:val="1"/>
-          <w:bCs w:val="1"/>
-          <w:sz w:val="21"/>
-          <w:szCs w:val="21"/>
-        </w:rPr>
-      </w:pPr>
-      <w:r>
-        <w:rPr>
-          <w:rtl w:val="0"/>
-        </w:rPr>
-      </w:r>
-    </w:p>
-    <w:p>
-      <w:pPr>
-        <w:ind w:left="-708.6614173228347" w:firstLine="0"/>
-        <w:rPr>
-          <w:rFonts w:ascii="Roboto" w:cs="Roboto" w:eastAsia="Roboto" w:hAnsi="Roboto"/>
-          <w:b w:val="1"/>
-          <w:bCs w:val="1"/>
-          <w:sz w:val="21"/>
-          <w:szCs w:val="21"/>
-        </w:rPr>
-      </w:pPr>
-      <w:r>
-        <w:rPr>
-          <w:rFonts w:ascii="Roboto" w:cs="Roboto" w:eastAsia="Roboto" w:hAnsi="Roboto"/>
-          <w:b w:val="1"/>
-          <w:bCs w:val="1"/>
-          <w:sz w:val="21"/>
-          <w:szCs w:val="21"/>
-          <w:rtl w:val="0"/>
-        </w:rPr>
-        <w:t xml:space="preserve">Risk 3: No Session Management (DEF_004)</w:t>
-      </w:r>
-    </w:p>
-    <w:p>
-      <w:pPr>
-        <w:ind w:left="-708.6614173228347" w:firstLine="0"/>
-        <w:rPr>
-          <w:rFonts w:ascii="Roboto" w:cs="Roboto" w:eastAsia="Roboto" w:hAnsi="Roboto"/>
-          <w:b w:val="1"/>
-          <w:bCs w:val="1"/>
-          <w:sz w:val="21"/>
-          <w:szCs w:val="21"/>
-        </w:rPr>
-      </w:pPr>
-      <w:r>
-        <w:rPr>
-          <w:rtl w:val="0"/>
-        </w:rPr>
-      </w:r>
-    </w:p>
-    <w:p>
-      <w:pPr>
-        <w:ind w:left="-708.6614173228347" w:firstLine="0"/>
-        <w:rPr>
-          <w:rFonts w:ascii="Roboto" w:cs="Roboto" w:eastAsia="Roboto" w:hAnsi="Roboto"/>
-          <w:b w:val="1"/>
-          <w:bCs w:val="1"/>
-          <w:sz w:val="21"/>
-          <w:szCs w:val="21"/>
-        </w:rPr>
-      </w:pPr>
-      <w:r>
-        <w:rPr>
-          <w:rFonts w:ascii="Roboto" w:cs="Roboto" w:eastAsia="Roboto" w:hAnsi="Roboto"/>
-          <w:b w:val="1"/>
-          <w:bCs w:val="1"/>
-          <w:sz w:val="21"/>
-          <w:szCs w:val="21"/>
-          <w:rtl w:val="0"/>
-        </w:rPr>
-        <w:t xml:space="preserve">Risk Level: ⚠️ MEDIUM</w:t>
-      </w:r>
-    </w:p>
-    <w:p>
-      <w:pPr>
-        <w:ind w:left="-708.6614173228347" w:firstLine="0"/>
-        <w:rPr>
-          <w:rFonts w:ascii="Roboto" w:cs="Roboto" w:eastAsia="Roboto" w:hAnsi="Roboto"/>
-          <w:b w:val="1"/>
-          <w:bCs w:val="1"/>
-          <w:sz w:val="21"/>
-          <w:szCs w:val="21"/>
-        </w:rPr>
-      </w:pPr>
-      <w:r>
-        <w:rPr>
-          <w:rtl w:val="0"/>
-        </w:rPr>
-      </w:r>
-    </w:p>
-    <w:p>
-      <w:pPr>
-        <w:ind w:left="-708.6614173228347" w:firstLine="0"/>
-        <w:rPr>
-          <w:rFonts w:ascii="Roboto" w:cs="Roboto" w:eastAsia="Roboto" w:hAnsi="Roboto"/>
-          <w:b w:val="1"/>
-          <w:bCs w:val="1"/>
-          <w:sz w:val="21"/>
-          <w:szCs w:val="21"/>
-        </w:rPr>
-      </w:pPr>
-      <w:r>
-        <w:rPr>
-          <w:rFonts w:ascii="Roboto" w:cs="Roboto" w:eastAsia="Roboto" w:hAnsi="Roboto"/>
-          <w:b w:val="1"/>
-          <w:bCs w:val="1"/>
-          <w:sz w:val="21"/>
-          <w:szCs w:val="21"/>
-          <w:rtl w:val="0"/>
-        </w:rPr>
-        <w:t xml:space="preserve">Risk Elements:</w:t>
-      </w:r>
-    </w:p>
-    <w:p>
-      <w:pPr>
-        <w:ind w:left="-708.6614173228347" w:firstLine="0"/>
-        <w:rPr>
-          <w:rFonts w:ascii="Roboto" w:cs="Roboto" w:eastAsia="Roboto" w:hAnsi="Roboto"/>
-          <w:b w:val="1"/>
-          <w:bCs w:val="1"/>
-          <w:sz w:val="21"/>
-          <w:szCs w:val="21"/>
-        </w:rPr>
-      </w:pPr>
-      <w:r>
-        <w:rPr>
-          <w:rFonts w:ascii="Roboto" w:cs="Roboto" w:eastAsia="Roboto" w:hAnsi="Roboto"/>
-          <w:b w:val="1"/>
-          <w:bCs w:val="1"/>
-          <w:sz w:val="21"/>
-          <w:szCs w:val="21"/>
-          <w:rtl w:val="0"/>
-        </w:rPr>
-        <w:t xml:space="preserve">- No session timeout configured</w:t>
-      </w:r>
-    </w:p>
-    <w:p>
-      <w:pPr>
-        <w:ind w:left="-708.6614173228347" w:firstLine="0"/>
-        <w:rPr>
-          <w:rFonts w:ascii="Roboto" w:cs="Roboto" w:eastAsia="Roboto" w:hAnsi="Roboto"/>
-          <w:b w:val="1"/>
-          <w:bCs w:val="1"/>
-          <w:sz w:val="21"/>
-          <w:szCs w:val="21"/>
-        </w:rPr>
-      </w:pPr>
-      <w:r>
-        <w:rPr>
-          <w:rFonts w:ascii="Roboto" w:cs="Roboto" w:eastAsia="Roboto" w:hAnsi="Roboto"/>
-          <w:b w:val="1"/>
-          <w:bCs w:val="1"/>
-          <w:sz w:val="21"/>
-          <w:szCs w:val="21"/>
-          <w:rtl w:val="0"/>
-        </w:rPr>
-        <w:t xml:space="preserve">- Infinite session duration</w:t>
-      </w:r>
-    </w:p>
-    <w:p>
-      <w:pPr>
-        <w:ind w:left="-708.6614173228347" w:firstLine="0"/>
-        <w:rPr>
-          <w:rFonts w:ascii="Roboto" w:cs="Roboto" w:eastAsia="Roboto" w:hAnsi="Roboto"/>
-          <w:b w:val="1"/>
-          <w:bCs w:val="1"/>
-          <w:sz w:val="21"/>
-          <w:szCs w:val="21"/>
-        </w:rPr>
-      </w:pPr>
-      <w:r>
-        <w:rPr>
-          <w:rFonts w:ascii="Roboto" w:cs="Roboto" w:eastAsia="Roboto" w:hAnsi="Roboto"/>
-          <w:b w:val="1"/>
-          <w:bCs w:val="1"/>
-          <w:sz w:val="21"/>
-          <w:szCs w:val="21"/>
-          <w:rtl w:val="0"/>
-        </w:rPr>
-        <w:t xml:space="preserve">- Potential session hijacking</w:t>
-      </w:r>
-    </w:p>
-    <w:p>
-      <w:pPr>
-        <w:ind w:left="-708.6614173228347" w:firstLine="0"/>
-        <w:rPr>
-          <w:rFonts w:ascii="Roboto" w:cs="Roboto" w:eastAsia="Roboto" w:hAnsi="Roboto"/>
-          <w:b w:val="1"/>
-          <w:bCs w:val="1"/>
-          <w:sz w:val="21"/>
-          <w:szCs w:val="21"/>
-        </w:rPr>
-      </w:pPr>
-      <w:r>
-        <w:rPr>
-          <w:rtl w:val="0"/>
-        </w:rPr>
-      </w:r>
-    </w:p>
-    <w:p>
-      <w:pPr>
-        <w:ind w:left="-708.6614173228347" w:firstLine="0"/>
-        <w:rPr>
-          <w:rFonts w:ascii="Roboto" w:cs="Roboto" w:eastAsia="Roboto" w:hAnsi="Roboto"/>
-          <w:b w:val="1"/>
-          <w:bCs w:val="1"/>
-          <w:sz w:val="21"/>
-          <w:szCs w:val="21"/>
-        </w:rPr>
-      </w:pPr>
-      <w:r>
-        <w:rPr>
-          <w:rFonts w:ascii="Roboto" w:cs="Roboto" w:eastAsia="Roboto" w:hAnsi="Roboto"/>
-          <w:b w:val="1"/>
-          <w:bCs w:val="1"/>
-          <w:sz w:val="21"/>
-          <w:szCs w:val="21"/>
-          <w:rtl w:val="0"/>
-        </w:rPr>
-        <w:t xml:space="preserve">Business Impact:</w:t>
-      </w:r>
-    </w:p>
-    <w:p>
-      <w:pPr>
-        <w:ind w:left="-708.6614173228347" w:firstLine="0"/>
-        <w:rPr>
-          <w:rFonts w:ascii="Roboto" w:cs="Roboto" w:eastAsia="Roboto" w:hAnsi="Roboto"/>
-          <w:b w:val="1"/>
-          <w:bCs w:val="1"/>
-          <w:sz w:val="21"/>
-          <w:szCs w:val="21"/>
-        </w:rPr>
-      </w:pPr>
-      <w:r>
-        <w:rPr>
-          <w:rFonts w:ascii="Roboto" w:cs="Roboto" w:eastAsia="Roboto" w:hAnsi="Roboto"/>
-          <w:b w:val="1"/>
-          <w:bCs w:val="1"/>
-          <w:sz w:val="21"/>
-          <w:szCs w:val="21"/>
-          <w:rtl w:val="0"/>
-        </w:rPr>
-        <w:t xml:space="preserve">- Security framework violations</w:t>
-      </w:r>
-    </w:p>
-    <w:p>
-      <w:pPr>
-        <w:ind w:left="-708.6614173228347" w:firstLine="0"/>
-        <w:rPr>
-          <w:rFonts w:ascii="Roboto" w:cs="Roboto" w:eastAsia="Roboto" w:hAnsi="Roboto"/>
-          <w:b w:val="1"/>
-          <w:bCs w:val="1"/>
-          <w:sz w:val="21"/>
-          <w:szCs w:val="21"/>
-        </w:rPr>
-      </w:pPr>
-      <w:r>
-        <w:rPr>
-          <w:rFonts w:ascii="Roboto" w:cs="Roboto" w:eastAsia="Roboto" w:hAnsi="Roboto"/>
-          <w:b w:val="1"/>
-          <w:bCs w:val="1"/>
-          <w:sz w:val="21"/>
-          <w:szCs w:val="21"/>
-          <w:rtl w:val="0"/>
-        </w:rPr>
-        <w:t xml:space="preserve">- Compliance concerns</w:t>
-      </w:r>
-    </w:p>
-    <w:p>
-      <w:pPr>
-        <w:ind w:left="-708.6614173228347" w:firstLine="0"/>
-        <w:rPr>
-          <w:rFonts w:ascii="Roboto" w:cs="Roboto" w:eastAsia="Roboto" w:hAnsi="Roboto"/>
-          <w:b w:val="1"/>
-          <w:bCs w:val="1"/>
-          <w:sz w:val="21"/>
-          <w:szCs w:val="21"/>
-        </w:rPr>
-      </w:pPr>
-      <w:r>
-        <w:rPr>
-          <w:rFonts w:ascii="Roboto" w:cs="Roboto" w:eastAsia="Roboto" w:hAnsi="Roboto"/>
-          <w:b w:val="1"/>
-          <w:bCs w:val="1"/>
-          <w:sz w:val="21"/>
-          <w:szCs w:val="21"/>
-          <w:rtl w:val="0"/>
-        </w:rPr>
-        <w:t xml:space="preserve">- Session vulnerability</w:t>
-      </w:r>
-    </w:p>
-    <w:p>
-      <w:pPr>
-        <w:ind w:left="-708.6614173228347" w:firstLine="0"/>
-        <w:rPr>
-          <w:rFonts w:ascii="Roboto" w:cs="Roboto" w:eastAsia="Roboto" w:hAnsi="Roboto"/>
-          <w:b w:val="1"/>
-          <w:bCs w:val="1"/>
-          <w:sz w:val="21"/>
-          <w:szCs w:val="21"/>
-        </w:rPr>
-      </w:pPr>
-      <w:r>
-        <w:rPr>
-          <w:rtl w:val="0"/>
-        </w:rPr>
-      </w:r>
-    </w:p>
-    <w:p>
-      <w:pPr>
-        <w:ind w:left="-708.6614173228347" w:firstLine="0"/>
-        <w:rPr>
-          <w:rFonts w:ascii="Roboto" w:cs="Roboto" w:eastAsia="Roboto" w:hAnsi="Roboto"/>
-          <w:b w:val="1"/>
-          <w:bCs w:val="1"/>
-          <w:sz w:val="21"/>
-          <w:szCs w:val="21"/>
-        </w:rPr>
-      </w:pPr>
-      <w:r>
-        <w:rPr>
-          <w:rtl w:val="0"/>
-        </w:rPr>
-      </w:r>
-    </w:p>
-    <w:p>
-      <w:pPr>
-        <w:ind w:left="-708.6614173228347" w:firstLine="0"/>
-        <w:rPr>
-          <w:rFonts w:ascii="Roboto" w:cs="Roboto" w:eastAsia="Roboto" w:hAnsi="Roboto"/>
-          <w:b w:val="1"/>
-          <w:bCs w:val="1"/>
-          <w:sz w:val="21"/>
-          <w:szCs w:val="21"/>
-        </w:rPr>
-      </w:pPr>
-      <w:r>
-        <w:rPr>
-          <w:rFonts w:ascii="Arial Unicode MS" w:cs="Arial Unicode MS" w:eastAsia="Arial Unicode MS" w:hAnsi="Arial Unicode MS"/>
-          <w:b w:val="1"/>
-          <w:bCs w:val="1"/>
-          <w:sz w:val="21"/>
-          <w:szCs w:val="21"/>
-          <w:rtl w:val="0"/>
-        </w:rPr>
         <w:t xml:space="preserve">Current Status: ❌ NOT READY FOR PRODUCTION</w:t>
       </w:r>
     </w:p>
@@ -11669,7 +11665,7 @@
           <w:u w:val="single"/>
           <w:rtl w:val="0"/>
         </w:rPr>
-        <w:t xml:space="preserve">10. CONCLUSIONS</w:t>
+        <w:t xml:space="preserve">9. CONCLUSIONS</w:t>
       </w:r>
     </w:p>
     <w:p>
@@ -12995,7 +12991,7 @@
           <w:szCs w:val="21"/>
           <w:rtl w:val="0"/>
         </w:rPr>
-        <w:t xml:space="preserve">TC_AUTH_001 through TC_USER_003  </w:t>
+        <w:t xml:space="preserve">T101 through T1003  </w:t>
       </w:r>
     </w:p>
     <w:p>
